--- a/CITS1501 Report.docx
+++ b/CITS1501 Report.docx
@@ -445,7 +445,23 @@
         </w:numPr>
       </w:pPr>
       <w:r>
-        <w:t>* information should include Weather patterns (shifts in wind, humidity, temp and rainfall), plant behaviour ( plants flower, fruit, shed leaves), Animal Activity (breeding cycles, egg laying, bird migrations and when animals are fat or active) and finally land and water changes (waterhole levels, soil moisture, high or low tides)</w:t>
+        <w:t xml:space="preserve">* </w:t>
+      </w:r>
+      <w:proofErr w:type="gramStart"/>
+      <w:r>
+        <w:t>information</w:t>
+      </w:r>
+      <w:proofErr w:type="gramEnd"/>
+      <w:r>
+        <w:t xml:space="preserve"> should include Weather patterns (shifts in wind, humidity, temp and rainfall), plant behaviour </w:t>
+      </w:r>
+      <w:proofErr w:type="gramStart"/>
+      <w:r>
+        <w:t>( plants</w:t>
+      </w:r>
+      <w:proofErr w:type="gramEnd"/>
+      <w:r>
+        <w:t xml:space="preserve"> flower, fruit, shed leaves), Animal Activity (breeding cycles, egg laying, bird migrations and when animals are fat or active) and finally land and water changes (waterhole levels, soil moisture, high or low tides)</w:t>
       </w:r>
     </w:p>
     <w:p>
@@ -694,6 +710,7 @@
           <w14:ligatures w14:val="none"/>
         </w:rPr>
       </w:pPr>
+      <w:proofErr w:type="spellStart"/>
       <w:r>
         <w:rPr>
           <w:rFonts w:ascii="Times New Roman" w:eastAsia="Times New Roman" w:hAnsi="Times New Roman" w:cs="Times New Roman"/>
@@ -701,7 +718,17 @@
           <w:lang w:eastAsia="en-GB"/>
           <w14:ligatures w14:val="none"/>
         </w:rPr>
-        <w:t xml:space="preserve">corporateName: [site name]. (n.d.). </w:t>
+        <w:t>corporateName</w:t>
+      </w:r>
+      <w:proofErr w:type="spellEnd"/>
+      <w:r>
+        <w:rPr>
+          <w:rFonts w:ascii="Times New Roman" w:eastAsia="Times New Roman" w:hAnsi="Times New Roman" w:cs="Times New Roman"/>
+          <w:kern w:val="0"/>
+          <w:lang w:eastAsia="en-GB"/>
+          <w14:ligatures w14:val="none"/>
+        </w:rPr>
+        <w:t xml:space="preserve">: [site name]. (n.d.). </w:t>
       </w:r>
       <w:r>
         <w:rPr>
@@ -793,6 +820,7 @@
           <w14:ligatures w14:val="none"/>
         </w:rPr>
       </w:pPr>
+      <w:proofErr w:type="spellStart"/>
       <w:r>
         <w:rPr>
           <w:rFonts w:ascii="Times New Roman" w:eastAsia="Times New Roman" w:hAnsi="Times New Roman" w:cs="Times New Roman"/>
@@ -802,7 +830,19 @@
           <w:lang w:eastAsia="en-GB"/>
           <w14:ligatures w14:val="none"/>
         </w:rPr>
-        <w:t>Nyoongar calendar</w:t>
+        <w:t>Nyoongar</w:t>
+      </w:r>
+      <w:proofErr w:type="spellEnd"/>
+      <w:r>
+        <w:rPr>
+          <w:rFonts w:ascii="Times New Roman" w:eastAsia="Times New Roman" w:hAnsi="Times New Roman" w:cs="Times New Roman"/>
+          <w:i/>
+          <w:iCs/>
+          <w:kern w:val="0"/>
+          <w:lang w:eastAsia="en-GB"/>
+          <w14:ligatures w14:val="none"/>
+        </w:rPr>
+        <w:t xml:space="preserve"> calendar</w:t>
       </w:r>
       <w:r>
         <w:rPr>
@@ -838,6 +878,7 @@
           <w14:ligatures w14:val="none"/>
         </w:rPr>
       </w:pPr>
+      <w:proofErr w:type="spellStart"/>
       <w:r>
         <w:rPr>
           <w:rFonts w:ascii="Times New Roman" w:eastAsia="Times New Roman" w:hAnsi="Times New Roman" w:cs="Times New Roman"/>
@@ -845,7 +886,37 @@
           <w:lang w:eastAsia="en-GB"/>
           <w14:ligatures w14:val="none"/>
         </w:rPr>
-        <w:t xml:space="preserve">perthnrm. (2026, October 2). The Season of Birth: Embracing Kambarang (October – November) • Perth NRM. </w:t>
+        <w:t>perthnrm</w:t>
+      </w:r>
+      <w:proofErr w:type="spellEnd"/>
+      <w:r>
+        <w:rPr>
+          <w:rFonts w:ascii="Times New Roman" w:eastAsia="Times New Roman" w:hAnsi="Times New Roman" w:cs="Times New Roman"/>
+          <w:kern w:val="0"/>
+          <w:lang w:eastAsia="en-GB"/>
+          <w14:ligatures w14:val="none"/>
+        </w:rPr>
+        <w:t xml:space="preserve">. (2026, October 2). The Season of Birth: Embracing </w:t>
+      </w:r>
+      <w:proofErr w:type="spellStart"/>
+      <w:r>
+        <w:rPr>
+          <w:rFonts w:ascii="Times New Roman" w:eastAsia="Times New Roman" w:hAnsi="Times New Roman" w:cs="Times New Roman"/>
+          <w:kern w:val="0"/>
+          <w:lang w:eastAsia="en-GB"/>
+          <w14:ligatures w14:val="none"/>
+        </w:rPr>
+        <w:t>Kambarang</w:t>
+      </w:r>
+      <w:proofErr w:type="spellEnd"/>
+      <w:r>
+        <w:rPr>
+          <w:rFonts w:ascii="Times New Roman" w:eastAsia="Times New Roman" w:hAnsi="Times New Roman" w:cs="Times New Roman"/>
+          <w:kern w:val="0"/>
+          <w:lang w:eastAsia="en-GB"/>
+          <w14:ligatures w14:val="none"/>
+        </w:rPr>
+        <w:t xml:space="preserve"> (October – November) • Perth NRM. </w:t>
       </w:r>
       <w:r>
         <w:rPr>
@@ -892,6 +963,7 @@
           <w14:ligatures w14:val="none"/>
         </w:rPr>
       </w:pPr>
+      <w:proofErr w:type="spellStart"/>
       <w:r>
         <w:rPr>
           <w:rFonts w:ascii="Times New Roman" w:eastAsia="Times New Roman" w:hAnsi="Times New Roman" w:cs="Times New Roman"/>
@@ -900,7 +972,17 @@
           <w14:ligatures w14:val="none"/>
         </w:rPr>
         <w:lastRenderedPageBreak/>
-        <w:t xml:space="preserve">petra. (2025, December 10). Welcome to Birak: The Season of the Young, Fire, and Action • Perth NRM. </w:t>
+        <w:t>petra</w:t>
+      </w:r>
+      <w:proofErr w:type="spellEnd"/>
+      <w:r>
+        <w:rPr>
+          <w:rFonts w:ascii="Times New Roman" w:eastAsia="Times New Roman" w:hAnsi="Times New Roman" w:cs="Times New Roman"/>
+          <w:kern w:val="0"/>
+          <w:lang w:eastAsia="en-GB"/>
+          <w14:ligatures w14:val="none"/>
+        </w:rPr>
+        <w:t xml:space="preserve">. (2025, December 10). Welcome to Birak: The Season of the Young, Fire, and Action • Perth NRM. </w:t>
       </w:r>
       <w:r>
         <w:rPr>
@@ -947,6 +1029,7 @@
           <w14:ligatures w14:val="none"/>
         </w:rPr>
       </w:pPr>
+      <w:proofErr w:type="spellStart"/>
       <w:r>
         <w:rPr>
           <w:rFonts w:ascii="Times New Roman" w:eastAsia="Times New Roman" w:hAnsi="Times New Roman" w:cs="Times New Roman"/>
@@ -954,7 +1037,37 @@
           <w:lang w:eastAsia="en-GB"/>
           <w14:ligatures w14:val="none"/>
         </w:rPr>
-        <w:t xml:space="preserve">petra. (2026a, February 8). The Second Summer: Embracing Bunuru (February – March) • Perth NRM. </w:t>
+        <w:t>petra</w:t>
+      </w:r>
+      <w:proofErr w:type="spellEnd"/>
+      <w:r>
+        <w:rPr>
+          <w:rFonts w:ascii="Times New Roman" w:eastAsia="Times New Roman" w:hAnsi="Times New Roman" w:cs="Times New Roman"/>
+          <w:kern w:val="0"/>
+          <w:lang w:eastAsia="en-GB"/>
+          <w14:ligatures w14:val="none"/>
+        </w:rPr>
+        <w:t xml:space="preserve">. (2026a, February 8). The Second Summer: Embracing </w:t>
+      </w:r>
+      <w:proofErr w:type="spellStart"/>
+      <w:r>
+        <w:rPr>
+          <w:rFonts w:ascii="Times New Roman" w:eastAsia="Times New Roman" w:hAnsi="Times New Roman" w:cs="Times New Roman"/>
+          <w:kern w:val="0"/>
+          <w:lang w:eastAsia="en-GB"/>
+          <w14:ligatures w14:val="none"/>
+        </w:rPr>
+        <w:t>Bunuru</w:t>
+      </w:r>
+      <w:proofErr w:type="spellEnd"/>
+      <w:r>
+        <w:rPr>
+          <w:rFonts w:ascii="Times New Roman" w:eastAsia="Times New Roman" w:hAnsi="Times New Roman" w:cs="Times New Roman"/>
+          <w:kern w:val="0"/>
+          <w:lang w:eastAsia="en-GB"/>
+          <w14:ligatures w14:val="none"/>
+        </w:rPr>
+        <w:t xml:space="preserve"> (February – March) • Perth NRM. </w:t>
       </w:r>
       <w:r>
         <w:rPr>
@@ -1001,6 +1114,7 @@
           <w14:ligatures w14:val="none"/>
         </w:rPr>
       </w:pPr>
+      <w:proofErr w:type="spellStart"/>
       <w:r>
         <w:rPr>
           <w:rFonts w:ascii="Times New Roman" w:eastAsia="Times New Roman" w:hAnsi="Times New Roman" w:cs="Times New Roman"/>
@@ -1008,7 +1122,17 @@
           <w:lang w:eastAsia="en-GB"/>
           <w14:ligatures w14:val="none"/>
         </w:rPr>
-        <w:t xml:space="preserve">petra. (2026b, March 27). The Season of Adulthood: Embracing Djeran (April – May) • Perth NRM. </w:t>
+        <w:t>petra</w:t>
+      </w:r>
+      <w:proofErr w:type="spellEnd"/>
+      <w:r>
+        <w:rPr>
+          <w:rFonts w:ascii="Times New Roman" w:eastAsia="Times New Roman" w:hAnsi="Times New Roman" w:cs="Times New Roman"/>
+          <w:kern w:val="0"/>
+          <w:lang w:eastAsia="en-GB"/>
+          <w14:ligatures w14:val="none"/>
+        </w:rPr>
+        <w:t xml:space="preserve">. (2026b, March 27). The Season of Adulthood: Embracing Djeran (April – May) • Perth NRM. </w:t>
       </w:r>
       <w:r>
         <w:rPr>
@@ -1055,6 +1179,7 @@
           <w14:ligatures w14:val="none"/>
         </w:rPr>
       </w:pPr>
+      <w:proofErr w:type="spellStart"/>
       <w:r>
         <w:rPr>
           <w:rFonts w:ascii="Times New Roman" w:eastAsia="Times New Roman" w:hAnsi="Times New Roman" w:cs="Times New Roman"/>
@@ -1062,7 +1187,17 @@
           <w:lang w:eastAsia="en-GB"/>
           <w14:ligatures w14:val="none"/>
         </w:rPr>
-        <w:t xml:space="preserve">petra. (2026c, May 31). The Season of Fertility: Embracing Makuru (June – July) • Perth NRM. </w:t>
+        <w:t>petra</w:t>
+      </w:r>
+      <w:proofErr w:type="spellEnd"/>
+      <w:r>
+        <w:rPr>
+          <w:rFonts w:ascii="Times New Roman" w:eastAsia="Times New Roman" w:hAnsi="Times New Roman" w:cs="Times New Roman"/>
+          <w:kern w:val="0"/>
+          <w:lang w:eastAsia="en-GB"/>
+          <w14:ligatures w14:val="none"/>
+        </w:rPr>
+        <w:t xml:space="preserve">. (2026c, May 31). The Season of Fertility: Embracing Makuru (June – July) • Perth NRM. </w:t>
       </w:r>
       <w:r>
         <w:rPr>
@@ -1109,6 +1244,7 @@
           <w14:ligatures w14:val="none"/>
         </w:rPr>
       </w:pPr>
+      <w:proofErr w:type="spellStart"/>
       <w:r>
         <w:rPr>
           <w:rFonts w:ascii="Times New Roman" w:eastAsia="Times New Roman" w:hAnsi="Times New Roman" w:cs="Times New Roman"/>
@@ -1116,7 +1252,37 @@
           <w:lang w:eastAsia="en-GB"/>
           <w14:ligatures w14:val="none"/>
         </w:rPr>
-        <w:t xml:space="preserve">petra. (2026d, August 1). The First Spring: Embracing Djilba (August – September) • Perth NRM. </w:t>
+        <w:t>petra</w:t>
+      </w:r>
+      <w:proofErr w:type="spellEnd"/>
+      <w:r>
+        <w:rPr>
+          <w:rFonts w:ascii="Times New Roman" w:eastAsia="Times New Roman" w:hAnsi="Times New Roman" w:cs="Times New Roman"/>
+          <w:kern w:val="0"/>
+          <w:lang w:eastAsia="en-GB"/>
+          <w14:ligatures w14:val="none"/>
+        </w:rPr>
+        <w:t xml:space="preserve">. (2026d, August 1). The First Spring: Embracing </w:t>
+      </w:r>
+      <w:proofErr w:type="spellStart"/>
+      <w:r>
+        <w:rPr>
+          <w:rFonts w:ascii="Times New Roman" w:eastAsia="Times New Roman" w:hAnsi="Times New Roman" w:cs="Times New Roman"/>
+          <w:kern w:val="0"/>
+          <w:lang w:eastAsia="en-GB"/>
+          <w14:ligatures w14:val="none"/>
+        </w:rPr>
+        <w:t>Djilba</w:t>
+      </w:r>
+      <w:proofErr w:type="spellEnd"/>
+      <w:r>
+        <w:rPr>
+          <w:rFonts w:ascii="Times New Roman" w:eastAsia="Times New Roman" w:hAnsi="Times New Roman" w:cs="Times New Roman"/>
+          <w:kern w:val="0"/>
+          <w:lang w:eastAsia="en-GB"/>
+          <w14:ligatures w14:val="none"/>
+        </w:rPr>
+        <w:t xml:space="preserve"> (August – September) • Perth NRM. </w:t>
       </w:r>
       <w:r>
         <w:rPr>
@@ -1172,7 +1338,55 @@
           <w:lang w:eastAsia="en-GB"/>
           <w14:ligatures w14:val="none"/>
         </w:rPr>
-        <w:t>The Six Seasons Of The Nyungar Calendar – The Wetlands Centre</w:t>
+        <w:t xml:space="preserve">The Six Seasons </w:t>
+      </w:r>
+      <w:proofErr w:type="gramStart"/>
+      <w:r>
+        <w:rPr>
+          <w:rFonts w:ascii="Times New Roman" w:eastAsia="Times New Roman" w:hAnsi="Times New Roman" w:cs="Times New Roman"/>
+          <w:i/>
+          <w:iCs/>
+          <w:kern w:val="0"/>
+          <w:lang w:eastAsia="en-GB"/>
+          <w14:ligatures w14:val="none"/>
+        </w:rPr>
+        <w:t>Of</w:t>
+      </w:r>
+      <w:proofErr w:type="gramEnd"/>
+      <w:r>
+        <w:rPr>
+          <w:rFonts w:ascii="Times New Roman" w:eastAsia="Times New Roman" w:hAnsi="Times New Roman" w:cs="Times New Roman"/>
+          <w:i/>
+          <w:iCs/>
+          <w:kern w:val="0"/>
+          <w:lang w:eastAsia="en-GB"/>
+          <w14:ligatures w14:val="none"/>
+        </w:rPr>
+        <w:t xml:space="preserve"> </w:t>
+      </w:r>
+      <w:proofErr w:type="gramStart"/>
+      <w:r>
+        <w:rPr>
+          <w:rFonts w:ascii="Times New Roman" w:eastAsia="Times New Roman" w:hAnsi="Times New Roman" w:cs="Times New Roman"/>
+          <w:i/>
+          <w:iCs/>
+          <w:kern w:val="0"/>
+          <w:lang w:eastAsia="en-GB"/>
+          <w14:ligatures w14:val="none"/>
+        </w:rPr>
+        <w:t>The</w:t>
+      </w:r>
+      <w:proofErr w:type="gramEnd"/>
+      <w:r>
+        <w:rPr>
+          <w:rFonts w:ascii="Times New Roman" w:eastAsia="Times New Roman" w:hAnsi="Times New Roman" w:cs="Times New Roman"/>
+          <w:i/>
+          <w:iCs/>
+          <w:kern w:val="0"/>
+          <w:lang w:eastAsia="en-GB"/>
+          <w14:ligatures w14:val="none"/>
+        </w:rPr>
+        <w:t xml:space="preserve"> Nyungar Calendar – The Wetlands Centre</w:t>
       </w:r>
       <w:r>
         <w:rPr>
@@ -1401,6 +1615,7 @@
         </w:rPr>
         <w:t xml:space="preserve"> </w:t>
       </w:r>
+      <w:proofErr w:type="gramStart"/>
       <w:r>
         <w:rPr>
           <w:rFonts w:ascii="Menlo" w:eastAsia="Times New Roman" w:hAnsi="Menlo" w:cs="Menlo"/>
@@ -1435,7 +1650,20 @@
           <w:lang w:eastAsia="en-GB"/>
           <w14:ligatures w14:val="none"/>
         </w:rPr>
-        <w:t>read_csv</w:t>
+        <w:t>read</w:t>
+      </w:r>
+      <w:proofErr w:type="gramEnd"/>
+      <w:r>
+        <w:rPr>
+          <w:rFonts w:ascii="Menlo" w:eastAsia="Times New Roman" w:hAnsi="Menlo" w:cs="Menlo"/>
+          <w:color w:val="D2A8FF"/>
+          <w:kern w:val="0"/>
+          <w:sz w:val="18"/>
+          <w:szCs w:val="18"/>
+          <w:lang w:eastAsia="en-GB"/>
+          <w14:ligatures w14:val="none"/>
+        </w:rPr>
+        <w:t>_csv</w:t>
       </w:r>
       <w:r>
         <w:rPr>
@@ -1554,6 +1782,8 @@
         </w:rPr>
         <w:t>(</w:t>
       </w:r>
+      <w:proofErr w:type="spellStart"/>
+      <w:proofErr w:type="gramStart"/>
       <w:r>
         <w:rPr>
           <w:rFonts w:ascii="Menlo" w:eastAsia="Times New Roman" w:hAnsi="Menlo" w:cs="Menlo"/>
@@ -1590,6 +1820,8 @@
         </w:rPr>
         <w:t>head</w:t>
       </w:r>
+      <w:proofErr w:type="spellEnd"/>
+      <w:proofErr w:type="gramEnd"/>
       <w:r>
         <w:rPr>
           <w:rFonts w:ascii="Menlo" w:eastAsia="Times New Roman" w:hAnsi="Menlo" w:cs="Menlo"/>
@@ -1617,6 +1849,7 @@
           <w14:ligatures w14:val="none"/>
         </w:rPr>
       </w:pPr>
+      <w:proofErr w:type="gramStart"/>
       <w:r>
         <w:rPr>
           <w:rFonts w:ascii="Menlo" w:eastAsia="Times New Roman" w:hAnsi="Menlo" w:cs="Menlo"/>
@@ -1641,6 +1874,7 @@
         </w:rPr>
         <w:t>(</w:t>
       </w:r>
+      <w:proofErr w:type="gramEnd"/>
       <w:r>
         <w:rPr>
           <w:rFonts w:ascii="Menlo" w:eastAsia="Times New Roman" w:hAnsi="Menlo" w:cs="Menlo"/>
@@ -1825,8 +2059,35 @@
           <w:lang w:eastAsia="en-GB"/>
           <w14:ligatures w14:val="none"/>
         </w:rPr>
-        <w:t>'Season_Name'</w:t>
-      </w:r>
+        <w:t>'</w:t>
+      </w:r>
+      <w:proofErr w:type="spellStart"/>
+      <w:r>
+        <w:rPr>
+          <w:rFonts w:ascii="Menlo" w:eastAsia="Times New Roman" w:hAnsi="Menlo" w:cs="Menlo"/>
+          <w:color w:val="A5D6FF"/>
+          <w:kern w:val="0"/>
+          <w:sz w:val="18"/>
+          <w:szCs w:val="18"/>
+          <w:lang w:eastAsia="en-GB"/>
+          <w14:ligatures w14:val="none"/>
+        </w:rPr>
+        <w:t>Season_Name</w:t>
+      </w:r>
+      <w:proofErr w:type="spellEnd"/>
+      <w:r>
+        <w:rPr>
+          <w:rFonts w:ascii="Menlo" w:eastAsia="Times New Roman" w:hAnsi="Menlo" w:cs="Menlo"/>
+          <w:color w:val="A5D6FF"/>
+          <w:kern w:val="0"/>
+          <w:sz w:val="18"/>
+          <w:szCs w:val="18"/>
+          <w:lang w:eastAsia="en-GB"/>
+          <w14:ligatures w14:val="none"/>
+        </w:rPr>
+        <w:t>'</w:t>
+      </w:r>
+      <w:proofErr w:type="gramStart"/>
       <w:r>
         <w:rPr>
           <w:rFonts w:ascii="Menlo" w:eastAsia="Times New Roman" w:hAnsi="Menlo" w:cs="Menlo"/>
@@ -1851,6 +2112,7 @@
         </w:rPr>
         <w:t>unique</w:t>
       </w:r>
+      <w:proofErr w:type="gramEnd"/>
       <w:r>
         <w:rPr>
           <w:rFonts w:ascii="Menlo" w:eastAsia="Times New Roman" w:hAnsi="Menlo" w:cs="Menlo"/>
@@ -2065,6 +2327,7 @@
         </w:rPr>
         <w:t> </w:t>
       </w:r>
+      <w:proofErr w:type="spellStart"/>
       <w:r>
         <w:rPr>
           <w:rStyle w:val="mtk28"/>
@@ -2074,6 +2337,7 @@
         </w:rPr>
         <w:t>streamlit</w:t>
       </w:r>
+      <w:proofErr w:type="spellEnd"/>
       <w:r>
         <w:rPr>
           <w:rStyle w:val="mtk1"/>
@@ -2116,7 +2380,15 @@
         <w:pStyle w:val="NormalWeb"/>
       </w:pPr>
       <w:r>
-        <w:t>Verified: all six seasons appear, selecting Kambarang shows 36 observations, and filtering Birak by Weather shows 7.</w:t>
+        <w:t xml:space="preserve">Verified: all six seasons appear, selecting </w:t>
+      </w:r>
+      <w:proofErr w:type="spellStart"/>
+      <w:r>
+        <w:t>Kambarang</w:t>
+      </w:r>
+      <w:proofErr w:type="spellEnd"/>
+      <w:r>
+        <w:t xml:space="preserve"> shows 36 observations, and filtering Birak by Weather shows 7.</w:t>
       </w:r>
     </w:p>
     <w:p>
@@ -2129,7 +2401,15 @@
         <w:pStyle w:val="NormalWeb"/>
       </w:pPr>
       <w:r>
-        <w:t>what do i type in terminal to stop the session</w:t>
+        <w:t xml:space="preserve">what do </w:t>
+      </w:r>
+      <w:proofErr w:type="spellStart"/>
+      <w:r>
+        <w:t>i</w:t>
+      </w:r>
+      <w:proofErr w:type="spellEnd"/>
+      <w:r>
+        <w:t xml:space="preserve"> type in terminal to stop the session</w:t>
       </w:r>
     </w:p>
     <w:p>
@@ -2137,14 +2417,24 @@
         <w:pStyle w:val="NormalWeb"/>
       </w:pPr>
       <w:r>
-        <w:t xml:space="preserve">In the terminal running Streamlit, press </w:t>
-      </w:r>
+        <w:t xml:space="preserve">In the terminal running </w:t>
+      </w:r>
+      <w:proofErr w:type="spellStart"/>
+      <w:r>
+        <w:t>Streamlit</w:t>
+      </w:r>
+      <w:proofErr w:type="spellEnd"/>
+      <w:r>
+        <w:t xml:space="preserve">, press </w:t>
+      </w:r>
+      <w:proofErr w:type="spellStart"/>
       <w:r>
         <w:rPr>
           <w:rStyle w:val="Strong"/>
         </w:rPr>
         <w:t>Control+C</w:t>
       </w:r>
+      <w:proofErr w:type="spellEnd"/>
       <w:r>
         <w:t>. You don’t need to type a command.</w:t>
       </w:r>
@@ -2206,6 +2496,7 @@
         </w:rPr>
         <w:t xml:space="preserve"> </w:t>
       </w:r>
+      <w:proofErr w:type="spellStart"/>
       <w:r>
         <w:rPr>
           <w:rFonts w:ascii="Menlo" w:eastAsia="Times New Roman" w:hAnsi="Menlo" w:cs="Menlo"/>
@@ -2218,6 +2509,7 @@
         </w:rPr>
         <w:t>pathlib</w:t>
       </w:r>
+      <w:proofErr w:type="spellEnd"/>
       <w:r>
         <w:rPr>
           <w:rFonts w:ascii="Menlo" w:eastAsia="Times New Roman" w:hAnsi="Menlo" w:cs="Menlo"/>
@@ -2419,6 +2711,7 @@
         </w:rPr>
         <w:t xml:space="preserve"> </w:t>
       </w:r>
+      <w:proofErr w:type="spellStart"/>
       <w:r>
         <w:rPr>
           <w:rFonts w:ascii="Menlo" w:eastAsia="Times New Roman" w:hAnsi="Menlo" w:cs="Menlo"/>
@@ -2431,6 +2724,7 @@
         </w:rPr>
         <w:t>streamlit</w:t>
       </w:r>
+      <w:proofErr w:type="spellEnd"/>
       <w:r>
         <w:rPr>
           <w:rFonts w:ascii="Menlo" w:eastAsia="Times New Roman" w:hAnsi="Menlo" w:cs="Menlo"/>
@@ -2509,6 +2803,7 @@
           <w14:ligatures w14:val="none"/>
         </w:rPr>
       </w:pPr>
+      <w:proofErr w:type="spellStart"/>
       <w:r>
         <w:rPr>
           <w:rFonts w:ascii="Menlo" w:eastAsia="Times New Roman" w:hAnsi="Menlo" w:cs="Menlo"/>
@@ -2522,6 +2817,7 @@
         <w:lastRenderedPageBreak/>
         <w:t>data_file</w:t>
       </w:r>
+      <w:proofErr w:type="spellEnd"/>
       <w:r>
         <w:rPr>
           <w:rFonts w:ascii="Menlo" w:eastAsia="Times New Roman" w:hAnsi="Menlo" w:cs="Menlo"/>
@@ -2594,6 +2890,7 @@
         </w:rPr>
         <w:t>__file__</w:t>
       </w:r>
+      <w:proofErr w:type="gramStart"/>
       <w:r>
         <w:rPr>
           <w:rFonts w:ascii="Menlo" w:eastAsia="Times New Roman" w:hAnsi="Menlo" w:cs="Menlo"/>
@@ -2618,6 +2915,7 @@
         </w:rPr>
         <w:t>parent</w:t>
       </w:r>
+      <w:proofErr w:type="gramEnd"/>
       <w:r>
         <w:rPr>
           <w:rFonts w:ascii="Menlo" w:eastAsia="Times New Roman" w:hAnsi="Menlo" w:cs="Menlo"/>
@@ -2729,6 +3027,7 @@
         </w:rPr>
         <w:t xml:space="preserve"> </w:t>
       </w:r>
+      <w:proofErr w:type="gramStart"/>
       <w:r>
         <w:rPr>
           <w:rFonts w:ascii="Menlo" w:eastAsia="Times New Roman" w:hAnsi="Menlo" w:cs="Menlo"/>
@@ -2763,7 +3062,20 @@
           <w:lang w:eastAsia="en-GB"/>
           <w14:ligatures w14:val="none"/>
         </w:rPr>
-        <w:t>read_csv</w:t>
+        <w:t>read</w:t>
+      </w:r>
+      <w:proofErr w:type="gramEnd"/>
+      <w:r>
+        <w:rPr>
+          <w:rFonts w:ascii="Menlo" w:eastAsia="Times New Roman" w:hAnsi="Menlo" w:cs="Menlo"/>
+          <w:color w:val="D2A8FF"/>
+          <w:kern w:val="0"/>
+          <w:sz w:val="18"/>
+          <w:szCs w:val="18"/>
+          <w:lang w:eastAsia="en-GB"/>
+          <w14:ligatures w14:val="none"/>
+        </w:rPr>
+        <w:t>_csv</w:t>
       </w:r>
       <w:r>
         <w:rPr>
@@ -2777,6 +3089,7 @@
         </w:rPr>
         <w:t>(</w:t>
       </w:r>
+      <w:proofErr w:type="spellStart"/>
       <w:r>
         <w:rPr>
           <w:rFonts w:ascii="Menlo" w:eastAsia="Times New Roman" w:hAnsi="Menlo" w:cs="Menlo"/>
@@ -2789,6 +3102,7 @@
         </w:rPr>
         <w:t>data_file</w:t>
       </w:r>
+      <w:proofErr w:type="spellEnd"/>
       <w:r>
         <w:rPr>
           <w:rFonts w:ascii="Menlo" w:eastAsia="Times New Roman" w:hAnsi="Menlo" w:cs="Menlo"/>
@@ -2898,8 +3212,35 @@
           <w:lang w:eastAsia="en-GB"/>
           <w14:ligatures w14:val="none"/>
         </w:rPr>
-        <w:t>"Season_Name"</w:t>
-      </w:r>
+        <w:t>"</w:t>
+      </w:r>
+      <w:proofErr w:type="spellStart"/>
+      <w:r>
+        <w:rPr>
+          <w:rFonts w:ascii="Menlo" w:eastAsia="Times New Roman" w:hAnsi="Menlo" w:cs="Menlo"/>
+          <w:color w:val="A5D6FF"/>
+          <w:kern w:val="0"/>
+          <w:sz w:val="18"/>
+          <w:szCs w:val="18"/>
+          <w:lang w:eastAsia="en-GB"/>
+          <w14:ligatures w14:val="none"/>
+        </w:rPr>
+        <w:t>Season_Name</w:t>
+      </w:r>
+      <w:proofErr w:type="spellEnd"/>
+      <w:r>
+        <w:rPr>
+          <w:rFonts w:ascii="Menlo" w:eastAsia="Times New Roman" w:hAnsi="Menlo" w:cs="Menlo"/>
+          <w:color w:val="A5D6FF"/>
+          <w:kern w:val="0"/>
+          <w:sz w:val="18"/>
+          <w:szCs w:val="18"/>
+          <w:lang w:eastAsia="en-GB"/>
+          <w14:ligatures w14:val="none"/>
+        </w:rPr>
+        <w:t>"</w:t>
+      </w:r>
+      <w:proofErr w:type="gramStart"/>
       <w:r>
         <w:rPr>
           <w:rFonts w:ascii="Menlo" w:eastAsia="Times New Roman" w:hAnsi="Menlo" w:cs="Menlo"/>
@@ -2912,6 +3253,7 @@
         </w:rPr>
         <w:t>].</w:t>
       </w:r>
+      <w:proofErr w:type="spellStart"/>
       <w:r>
         <w:rPr>
           <w:rFonts w:ascii="Menlo" w:eastAsia="Times New Roman" w:hAnsi="Menlo" w:cs="Menlo"/>
@@ -2924,17 +3266,32 @@
         </w:rPr>
         <w:t>dropna</w:t>
       </w:r>
-      <w:r>
-        <w:rPr>
-          <w:rFonts w:ascii="Menlo" w:eastAsia="Times New Roman" w:hAnsi="Menlo" w:cs="Menlo"/>
-          <w:color w:val="BBBEBF"/>
-          <w:kern w:val="0"/>
-          <w:sz w:val="18"/>
-          <w:szCs w:val="18"/>
-          <w:lang w:eastAsia="en-GB"/>
-          <w14:ligatures w14:val="none"/>
-        </w:rPr>
-        <w:t>().</w:t>
+      <w:proofErr w:type="spellEnd"/>
+      <w:proofErr w:type="gramEnd"/>
+      <w:r>
+        <w:rPr>
+          <w:rFonts w:ascii="Menlo" w:eastAsia="Times New Roman" w:hAnsi="Menlo" w:cs="Menlo"/>
+          <w:color w:val="BBBEBF"/>
+          <w:kern w:val="0"/>
+          <w:sz w:val="18"/>
+          <w:szCs w:val="18"/>
+          <w:lang w:eastAsia="en-GB"/>
+          <w14:ligatures w14:val="none"/>
+        </w:rPr>
+        <w:t>(</w:t>
+      </w:r>
+      <w:proofErr w:type="gramStart"/>
+      <w:r>
+        <w:rPr>
+          <w:rFonts w:ascii="Menlo" w:eastAsia="Times New Roman" w:hAnsi="Menlo" w:cs="Menlo"/>
+          <w:color w:val="BBBEBF"/>
+          <w:kern w:val="0"/>
+          <w:sz w:val="18"/>
+          <w:szCs w:val="18"/>
+          <w:lang w:eastAsia="en-GB"/>
+          <w14:ligatures w14:val="none"/>
+        </w:rPr>
+        <w:t>).</w:t>
       </w:r>
       <w:r>
         <w:rPr>
@@ -2948,18 +3305,33 @@
         </w:rPr>
         <w:t>unique</w:t>
       </w:r>
-      <w:r>
-        <w:rPr>
-          <w:rFonts w:ascii="Menlo" w:eastAsia="Times New Roman" w:hAnsi="Menlo" w:cs="Menlo"/>
-          <w:color w:val="BBBEBF"/>
-          <w:kern w:val="0"/>
-          <w:sz w:val="18"/>
-          <w:szCs w:val="18"/>
-          <w:lang w:eastAsia="en-GB"/>
-          <w14:ligatures w14:val="none"/>
-        </w:rPr>
-        <w:t>().</w:t>
-      </w:r>
+      <w:proofErr w:type="gramEnd"/>
+      <w:r>
+        <w:rPr>
+          <w:rFonts w:ascii="Menlo" w:eastAsia="Times New Roman" w:hAnsi="Menlo" w:cs="Menlo"/>
+          <w:color w:val="BBBEBF"/>
+          <w:kern w:val="0"/>
+          <w:sz w:val="18"/>
+          <w:szCs w:val="18"/>
+          <w:lang w:eastAsia="en-GB"/>
+          <w14:ligatures w14:val="none"/>
+        </w:rPr>
+        <w:t>(</w:t>
+      </w:r>
+      <w:proofErr w:type="gramStart"/>
+      <w:r>
+        <w:rPr>
+          <w:rFonts w:ascii="Menlo" w:eastAsia="Times New Roman" w:hAnsi="Menlo" w:cs="Menlo"/>
+          <w:color w:val="BBBEBF"/>
+          <w:kern w:val="0"/>
+          <w:sz w:val="18"/>
+          <w:szCs w:val="18"/>
+          <w:lang w:eastAsia="en-GB"/>
+          <w14:ligatures w14:val="none"/>
+        </w:rPr>
+        <w:t>).</w:t>
+      </w:r>
+      <w:proofErr w:type="spellStart"/>
       <w:r>
         <w:rPr>
           <w:rFonts w:ascii="Menlo" w:eastAsia="Times New Roman" w:hAnsi="Menlo" w:cs="Menlo"/>
@@ -2972,6 +3344,8 @@
         </w:rPr>
         <w:t>tolist</w:t>
       </w:r>
+      <w:proofErr w:type="spellEnd"/>
+      <w:proofErr w:type="gramEnd"/>
       <w:r>
         <w:rPr>
           <w:rFonts w:ascii="Menlo" w:eastAsia="Times New Roman" w:hAnsi="Menlo" w:cs="Menlo"/>
@@ -3014,6 +3388,7 @@
           <w14:ligatures w14:val="none"/>
         </w:rPr>
       </w:pPr>
+      <w:proofErr w:type="spellStart"/>
       <w:r>
         <w:rPr>
           <w:rFonts w:ascii="Menlo" w:eastAsia="Times New Roman" w:hAnsi="Menlo" w:cs="Menlo"/>
@@ -3048,8 +3423,22 @@
           <w:lang w:eastAsia="en-GB"/>
           <w14:ligatures w14:val="none"/>
         </w:rPr>
-        <w:t>set_page_config</w:t>
-      </w:r>
+        <w:t>set_page_</w:t>
+      </w:r>
+      <w:proofErr w:type="gramStart"/>
+      <w:r>
+        <w:rPr>
+          <w:rFonts w:ascii="Menlo" w:eastAsia="Times New Roman" w:hAnsi="Menlo" w:cs="Menlo"/>
+          <w:color w:val="D2A8FF"/>
+          <w:kern w:val="0"/>
+          <w:sz w:val="18"/>
+          <w:szCs w:val="18"/>
+          <w:lang w:eastAsia="en-GB"/>
+          <w14:ligatures w14:val="none"/>
+        </w:rPr>
+        <w:t>config</w:t>
+      </w:r>
+      <w:proofErr w:type="spellEnd"/>
       <w:r>
         <w:rPr>
           <w:rFonts w:ascii="Menlo" w:eastAsia="Times New Roman" w:hAnsi="Menlo" w:cs="Menlo"/>
@@ -3062,6 +3451,8 @@
         </w:rPr>
         <w:t>(</w:t>
       </w:r>
+      <w:proofErr w:type="spellStart"/>
+      <w:proofErr w:type="gramEnd"/>
       <w:r>
         <w:rPr>
           <w:rFonts w:ascii="Menlo" w:eastAsia="Times New Roman" w:hAnsi="Menlo" w:cs="Menlo"/>
@@ -3074,6 +3465,7 @@
         </w:rPr>
         <w:t>page_title</w:t>
       </w:r>
+      <w:proofErr w:type="spellEnd"/>
       <w:r>
         <w:rPr>
           <w:rFonts w:ascii="Menlo" w:eastAsia="Times New Roman" w:hAnsi="Menlo" w:cs="Menlo"/>
@@ -3140,6 +3532,8 @@
           <w14:ligatures w14:val="none"/>
         </w:rPr>
       </w:pPr>
+      <w:proofErr w:type="spellStart"/>
+      <w:proofErr w:type="gramStart"/>
       <w:r>
         <w:rPr>
           <w:rFonts w:ascii="Menlo" w:eastAsia="Times New Roman" w:hAnsi="Menlo" w:cs="Menlo"/>
@@ -3176,6 +3570,8 @@
         </w:rPr>
         <w:t>title</w:t>
       </w:r>
+      <w:proofErr w:type="spellEnd"/>
+      <w:proofErr w:type="gramEnd"/>
       <w:r>
         <w:rPr>
           <w:rFonts w:ascii="Menlo" w:eastAsia="Times New Roman" w:hAnsi="Menlo" w:cs="Menlo"/>
@@ -3227,6 +3623,8 @@
           <w14:ligatures w14:val="none"/>
         </w:rPr>
       </w:pPr>
+      <w:proofErr w:type="spellStart"/>
+      <w:proofErr w:type="gramStart"/>
       <w:r>
         <w:rPr>
           <w:rFonts w:ascii="Menlo" w:eastAsia="Times New Roman" w:hAnsi="Menlo" w:cs="Menlo"/>
@@ -3263,6 +3661,8 @@
         </w:rPr>
         <w:t>write</w:t>
       </w:r>
+      <w:proofErr w:type="spellEnd"/>
+      <w:proofErr w:type="gramEnd"/>
       <w:r>
         <w:rPr>
           <w:rFonts w:ascii="Menlo" w:eastAsia="Times New Roman" w:hAnsi="Menlo" w:cs="Menlo"/>
@@ -3351,7 +3751,33 @@
           <w:lang w:eastAsia="en-GB"/>
           <w14:ligatures w14:val="none"/>
         </w:rPr>
-        <w:t>"the weather, plants, animals, and activities recorded in this dataset."</w:t>
+        <w:t>"</w:t>
+      </w:r>
+      <w:proofErr w:type="gramStart"/>
+      <w:r>
+        <w:rPr>
+          <w:rFonts w:ascii="Menlo" w:eastAsia="Times New Roman" w:hAnsi="Menlo" w:cs="Menlo"/>
+          <w:color w:val="A5D6FF"/>
+          <w:kern w:val="0"/>
+          <w:sz w:val="18"/>
+          <w:szCs w:val="18"/>
+          <w:lang w:eastAsia="en-GB"/>
+          <w14:ligatures w14:val="none"/>
+        </w:rPr>
+        <w:t>the</w:t>
+      </w:r>
+      <w:proofErr w:type="gramEnd"/>
+      <w:r>
+        <w:rPr>
+          <w:rFonts w:ascii="Menlo" w:eastAsia="Times New Roman" w:hAnsi="Menlo" w:cs="Menlo"/>
+          <w:color w:val="A5D6FF"/>
+          <w:kern w:val="0"/>
+          <w:sz w:val="18"/>
+          <w:szCs w:val="18"/>
+          <w:lang w:eastAsia="en-GB"/>
+          <w14:ligatures w14:val="none"/>
+        </w:rPr>
+        <w:t xml:space="preserve"> weather, plants, animals, and activities recorded in this dataset."</w:t>
       </w:r>
     </w:p>
     <w:p>
@@ -3410,6 +3836,8 @@
           <w14:ligatures w14:val="none"/>
         </w:rPr>
       </w:pPr>
+      <w:proofErr w:type="spellStart"/>
+      <w:proofErr w:type="gramStart"/>
       <w:r>
         <w:rPr>
           <w:rFonts w:ascii="Menlo" w:eastAsia="Times New Roman" w:hAnsi="Menlo" w:cs="Menlo"/>
@@ -3446,6 +3874,8 @@
         </w:rPr>
         <w:t>divider</w:t>
       </w:r>
+      <w:proofErr w:type="spellEnd"/>
+      <w:proofErr w:type="gramEnd"/>
       <w:r>
         <w:rPr>
           <w:rFonts w:ascii="Menlo" w:eastAsia="Times New Roman" w:hAnsi="Menlo" w:cs="Menlo"/>
@@ -3473,6 +3903,8 @@
           <w14:ligatures w14:val="none"/>
         </w:rPr>
       </w:pPr>
+      <w:proofErr w:type="spellStart"/>
+      <w:proofErr w:type="gramStart"/>
       <w:r>
         <w:rPr>
           <w:rFonts w:ascii="Menlo" w:eastAsia="Times New Roman" w:hAnsi="Menlo" w:cs="Menlo"/>
@@ -3509,6 +3941,8 @@
         </w:rPr>
         <w:t>subheader</w:t>
       </w:r>
+      <w:proofErr w:type="spellEnd"/>
+      <w:proofErr w:type="gramEnd"/>
       <w:r>
         <w:rPr>
           <w:rFonts w:ascii="Menlo" w:eastAsia="Times New Roman" w:hAnsi="Menlo" w:cs="Menlo"/>
@@ -3575,6 +4009,7 @@
           <w14:ligatures w14:val="none"/>
         </w:rPr>
       </w:pPr>
+      <w:proofErr w:type="spellStart"/>
       <w:r>
         <w:rPr>
           <w:rFonts w:ascii="Menlo" w:eastAsia="Times New Roman" w:hAnsi="Menlo" w:cs="Menlo"/>
@@ -3587,6 +4022,7 @@
         </w:rPr>
         <w:t>selected_season</w:t>
       </w:r>
+      <w:proofErr w:type="spellEnd"/>
       <w:r>
         <w:rPr>
           <w:rFonts w:ascii="Menlo" w:eastAsia="Times New Roman" w:hAnsi="Menlo" w:cs="Menlo"/>
@@ -3623,6 +4059,8 @@
         </w:rPr>
         <w:t xml:space="preserve"> </w:t>
       </w:r>
+      <w:proofErr w:type="spellStart"/>
+      <w:proofErr w:type="gramStart"/>
       <w:r>
         <w:rPr>
           <w:rFonts w:ascii="Menlo" w:eastAsia="Times New Roman" w:hAnsi="Menlo" w:cs="Menlo"/>
@@ -3659,6 +4097,8 @@
         </w:rPr>
         <w:t>selectbox</w:t>
       </w:r>
+      <w:proofErr w:type="spellEnd"/>
+      <w:proofErr w:type="gramEnd"/>
       <w:r>
         <w:rPr>
           <w:rFonts w:ascii="Menlo" w:eastAsia="Times New Roman" w:hAnsi="Menlo" w:cs="Menlo"/>
@@ -3734,6 +4174,7 @@
           <w14:ligatures w14:val="none"/>
         </w:rPr>
       </w:pPr>
+      <w:proofErr w:type="spellStart"/>
       <w:r>
         <w:rPr>
           <w:rFonts w:ascii="Menlo" w:eastAsia="Times New Roman" w:hAnsi="Menlo" w:cs="Menlo"/>
@@ -3746,6 +4187,7 @@
         </w:rPr>
         <w:t>season_data</w:t>
       </w:r>
+      <w:proofErr w:type="spellEnd"/>
       <w:r>
         <w:rPr>
           <w:rFonts w:ascii="Menlo" w:eastAsia="Times New Roman" w:hAnsi="Menlo" w:cs="Menlo"/>
@@ -3840,7 +4282,33 @@
           <w:lang w:eastAsia="en-GB"/>
           <w14:ligatures w14:val="none"/>
         </w:rPr>
-        <w:t>"Season_Name"</w:t>
+        <w:t>"</w:t>
+      </w:r>
+      <w:proofErr w:type="spellStart"/>
+      <w:r>
+        <w:rPr>
+          <w:rFonts w:ascii="Menlo" w:eastAsia="Times New Roman" w:hAnsi="Menlo" w:cs="Menlo"/>
+          <w:color w:val="A5D6FF"/>
+          <w:kern w:val="0"/>
+          <w:sz w:val="18"/>
+          <w:szCs w:val="18"/>
+          <w:lang w:eastAsia="en-GB"/>
+          <w14:ligatures w14:val="none"/>
+        </w:rPr>
+        <w:t>Season_Name</w:t>
+      </w:r>
+      <w:proofErr w:type="spellEnd"/>
+      <w:r>
+        <w:rPr>
+          <w:rFonts w:ascii="Menlo" w:eastAsia="Times New Roman" w:hAnsi="Menlo" w:cs="Menlo"/>
+          <w:color w:val="A5D6FF"/>
+          <w:kern w:val="0"/>
+          <w:sz w:val="18"/>
+          <w:szCs w:val="18"/>
+          <w:lang w:eastAsia="en-GB"/>
+          <w14:ligatures w14:val="none"/>
+        </w:rPr>
+        <w:t>"</w:t>
       </w:r>
       <w:r>
         <w:rPr>
@@ -3878,6 +4346,7 @@
         </w:rPr>
         <w:t xml:space="preserve"> </w:t>
       </w:r>
+      <w:proofErr w:type="spellStart"/>
       <w:r>
         <w:rPr>
           <w:rFonts w:ascii="Menlo" w:eastAsia="Times New Roman" w:hAnsi="Menlo" w:cs="Menlo"/>
@@ -3890,6 +4359,7 @@
         </w:rPr>
         <w:t>selected_season</w:t>
       </w:r>
+      <w:proofErr w:type="spellEnd"/>
       <w:r>
         <w:rPr>
           <w:rFonts w:ascii="Menlo" w:eastAsia="Times New Roman" w:hAnsi="Menlo" w:cs="Menlo"/>
@@ -3917,6 +4387,7 @@
           <w14:ligatures w14:val="none"/>
         </w:rPr>
       </w:pPr>
+      <w:proofErr w:type="spellStart"/>
       <w:r>
         <w:rPr>
           <w:rFonts w:ascii="Menlo" w:eastAsia="Times New Roman" w:hAnsi="Menlo" w:cs="Menlo"/>
@@ -3929,6 +4400,7 @@
         </w:rPr>
         <w:t>season_info</w:t>
       </w:r>
+      <w:proofErr w:type="spellEnd"/>
       <w:r>
         <w:rPr>
           <w:rFonts w:ascii="Menlo" w:eastAsia="Times New Roman" w:hAnsi="Menlo" w:cs="Menlo"/>
@@ -3965,6 +4437,7 @@
         </w:rPr>
         <w:t xml:space="preserve"> </w:t>
       </w:r>
+      <w:proofErr w:type="spellStart"/>
       <w:r>
         <w:rPr>
           <w:rFonts w:ascii="Menlo" w:eastAsia="Times New Roman" w:hAnsi="Menlo" w:cs="Menlo"/>
@@ -3975,7 +4448,20 @@
           <w:lang w:eastAsia="en-GB"/>
           <w14:ligatures w14:val="none"/>
         </w:rPr>
-        <w:t>season_data</w:t>
+        <w:t>season_</w:t>
+      </w:r>
+      <w:proofErr w:type="gramStart"/>
+      <w:r>
+        <w:rPr>
+          <w:rFonts w:ascii="Menlo" w:eastAsia="Times New Roman" w:hAnsi="Menlo" w:cs="Menlo"/>
+          <w:color w:val="C9D1D9"/>
+          <w:kern w:val="0"/>
+          <w:sz w:val="18"/>
+          <w:szCs w:val="18"/>
+          <w:lang w:eastAsia="en-GB"/>
+          <w14:ligatures w14:val="none"/>
+        </w:rPr>
+        <w:t>data</w:t>
       </w:r>
       <w:r>
         <w:rPr>
@@ -4001,6 +4487,8 @@
         </w:rPr>
         <w:t>iloc</w:t>
       </w:r>
+      <w:proofErr w:type="spellEnd"/>
+      <w:proofErr w:type="gramEnd"/>
       <w:r>
         <w:rPr>
           <w:rFonts w:ascii="Menlo" w:eastAsia="Times New Roman" w:hAnsi="Menlo" w:cs="Menlo"/>
@@ -4067,6 +4555,8 @@
           <w14:ligatures w14:val="none"/>
         </w:rPr>
       </w:pPr>
+      <w:proofErr w:type="spellStart"/>
+      <w:proofErr w:type="gramStart"/>
       <w:r>
         <w:rPr>
           <w:rFonts w:ascii="Menlo" w:eastAsia="Times New Roman" w:hAnsi="Menlo" w:cs="Menlo"/>
@@ -4103,6 +4593,8 @@
         </w:rPr>
         <w:t>header</w:t>
       </w:r>
+      <w:proofErr w:type="spellEnd"/>
+      <w:proofErr w:type="gramEnd"/>
       <w:r>
         <w:rPr>
           <w:rFonts w:ascii="Menlo" w:eastAsia="Times New Roman" w:hAnsi="Menlo" w:cs="Menlo"/>
@@ -4115,6 +4607,7 @@
         </w:rPr>
         <w:t>(</w:t>
       </w:r>
+      <w:proofErr w:type="spellStart"/>
       <w:r>
         <w:rPr>
           <w:rFonts w:ascii="Menlo" w:eastAsia="Times New Roman" w:hAnsi="Menlo" w:cs="Menlo"/>
@@ -4127,6 +4620,7 @@
         </w:rPr>
         <w:t>selected_season</w:t>
       </w:r>
+      <w:proofErr w:type="spellEnd"/>
       <w:r>
         <w:rPr>
           <w:rFonts w:ascii="Menlo" w:eastAsia="Times New Roman" w:hAnsi="Menlo" w:cs="Menlo"/>
@@ -4154,6 +4648,8 @@
           <w14:ligatures w14:val="none"/>
         </w:rPr>
       </w:pPr>
+      <w:proofErr w:type="spellStart"/>
+      <w:proofErr w:type="gramStart"/>
       <w:r>
         <w:rPr>
           <w:rFonts w:ascii="Menlo" w:eastAsia="Times New Roman" w:hAnsi="Menlo" w:cs="Menlo"/>
@@ -4190,6 +4686,8 @@
         </w:rPr>
         <w:t>write</w:t>
       </w:r>
+      <w:proofErr w:type="spellEnd"/>
+      <w:proofErr w:type="gramEnd"/>
       <w:r>
         <w:rPr>
           <w:rFonts w:ascii="Menlo" w:eastAsia="Times New Roman" w:hAnsi="Menlo" w:cs="Menlo"/>
@@ -4202,6 +4700,7 @@
         </w:rPr>
         <w:t>(</w:t>
       </w:r>
+      <w:proofErr w:type="spellStart"/>
       <w:r>
         <w:rPr>
           <w:rFonts w:ascii="Menlo" w:eastAsia="Times New Roman" w:hAnsi="Menlo" w:cs="Menlo"/>
@@ -4214,6 +4713,7 @@
         </w:rPr>
         <w:t>season_info</w:t>
       </w:r>
+      <w:proofErr w:type="spellEnd"/>
       <w:r>
         <w:rPr>
           <w:rFonts w:ascii="Menlo" w:eastAsia="Times New Roman" w:hAnsi="Menlo" w:cs="Menlo"/>
@@ -4236,19 +4736,59 @@
           <w:lang w:eastAsia="en-GB"/>
           <w14:ligatures w14:val="none"/>
         </w:rPr>
-        <w:t>"English_Equivalent"</w:t>
-      </w:r>
-      <w:r>
-        <w:rPr>
-          <w:rFonts w:ascii="Menlo" w:eastAsia="Times New Roman" w:hAnsi="Menlo" w:cs="Menlo"/>
-          <w:color w:val="BBBEBF"/>
-          <w:kern w:val="0"/>
-          <w:sz w:val="18"/>
-          <w:szCs w:val="18"/>
-          <w:lang w:eastAsia="en-GB"/>
-          <w14:ligatures w14:val="none"/>
-        </w:rPr>
-        <w:t>].capitalize())</w:t>
+        <w:t>"</w:t>
+      </w:r>
+      <w:proofErr w:type="spellStart"/>
+      <w:r>
+        <w:rPr>
+          <w:rFonts w:ascii="Menlo" w:eastAsia="Times New Roman" w:hAnsi="Menlo" w:cs="Menlo"/>
+          <w:color w:val="A5D6FF"/>
+          <w:kern w:val="0"/>
+          <w:sz w:val="18"/>
+          <w:szCs w:val="18"/>
+          <w:lang w:eastAsia="en-GB"/>
+          <w14:ligatures w14:val="none"/>
+        </w:rPr>
+        <w:t>English_Equivalent</w:t>
+      </w:r>
+      <w:proofErr w:type="spellEnd"/>
+      <w:r>
+        <w:rPr>
+          <w:rFonts w:ascii="Menlo" w:eastAsia="Times New Roman" w:hAnsi="Menlo" w:cs="Menlo"/>
+          <w:color w:val="A5D6FF"/>
+          <w:kern w:val="0"/>
+          <w:sz w:val="18"/>
+          <w:szCs w:val="18"/>
+          <w:lang w:eastAsia="en-GB"/>
+          <w14:ligatures w14:val="none"/>
+        </w:rPr>
+        <w:t>"</w:t>
+      </w:r>
+      <w:proofErr w:type="gramStart"/>
+      <w:r>
+        <w:rPr>
+          <w:rFonts w:ascii="Menlo" w:eastAsia="Times New Roman" w:hAnsi="Menlo" w:cs="Menlo"/>
+          <w:color w:val="BBBEBF"/>
+          <w:kern w:val="0"/>
+          <w:sz w:val="18"/>
+          <w:szCs w:val="18"/>
+          <w:lang w:eastAsia="en-GB"/>
+          <w14:ligatures w14:val="none"/>
+        </w:rPr>
+        <w:t>].capitalize</w:t>
+      </w:r>
+      <w:proofErr w:type="gramEnd"/>
+      <w:r>
+        <w:rPr>
+          <w:rFonts w:ascii="Menlo" w:eastAsia="Times New Roman" w:hAnsi="Menlo" w:cs="Menlo"/>
+          <w:color w:val="BBBEBF"/>
+          <w:kern w:val="0"/>
+          <w:sz w:val="18"/>
+          <w:szCs w:val="18"/>
+          <w:lang w:eastAsia="en-GB"/>
+          <w14:ligatures w14:val="none"/>
+        </w:rPr>
+        <w:t>())</w:t>
       </w:r>
     </w:p>
     <w:p>
@@ -4265,6 +4805,8 @@
           <w14:ligatures w14:val="none"/>
         </w:rPr>
       </w:pPr>
+      <w:proofErr w:type="spellStart"/>
+      <w:proofErr w:type="gramStart"/>
       <w:r>
         <w:rPr>
           <w:rFonts w:ascii="Menlo" w:eastAsia="Times New Roman" w:hAnsi="Menlo" w:cs="Menlo"/>
@@ -4301,6 +4843,8 @@
         </w:rPr>
         <w:t>caption</w:t>
       </w:r>
+      <w:proofErr w:type="spellEnd"/>
+      <w:proofErr w:type="gramEnd"/>
       <w:r>
         <w:rPr>
           <w:rFonts w:ascii="Menlo" w:eastAsia="Times New Roman" w:hAnsi="Menlo" w:cs="Menlo"/>
@@ -4349,6 +4893,7 @@
         </w:rPr>
         <w:t>{</w:t>
       </w:r>
+      <w:proofErr w:type="spellStart"/>
       <w:r>
         <w:rPr>
           <w:rFonts w:ascii="Menlo" w:eastAsia="Times New Roman" w:hAnsi="Menlo" w:cs="Menlo"/>
@@ -4361,6 +4906,7 @@
         </w:rPr>
         <w:t>season_info</w:t>
       </w:r>
+      <w:proofErr w:type="spellEnd"/>
       <w:r>
         <w:rPr>
           <w:rFonts w:ascii="Menlo" w:eastAsia="Times New Roman" w:hAnsi="Menlo" w:cs="Menlo"/>
@@ -4383,7 +4929,33 @@
           <w:lang w:eastAsia="en-GB"/>
           <w14:ligatures w14:val="none"/>
         </w:rPr>
-        <w:t>'Start_of_month'</w:t>
+        <w:t>'</w:t>
+      </w:r>
+      <w:proofErr w:type="spellStart"/>
+      <w:r>
+        <w:rPr>
+          <w:rFonts w:ascii="Menlo" w:eastAsia="Times New Roman" w:hAnsi="Menlo" w:cs="Menlo"/>
+          <w:color w:val="A5D6FF"/>
+          <w:kern w:val="0"/>
+          <w:sz w:val="18"/>
+          <w:szCs w:val="18"/>
+          <w:lang w:eastAsia="en-GB"/>
+          <w14:ligatures w14:val="none"/>
+        </w:rPr>
+        <w:t>Start_of_month</w:t>
+      </w:r>
+      <w:proofErr w:type="spellEnd"/>
+      <w:r>
+        <w:rPr>
+          <w:rFonts w:ascii="Menlo" w:eastAsia="Times New Roman" w:hAnsi="Menlo" w:cs="Menlo"/>
+          <w:color w:val="A5D6FF"/>
+          <w:kern w:val="0"/>
+          <w:sz w:val="18"/>
+          <w:szCs w:val="18"/>
+          <w:lang w:eastAsia="en-GB"/>
+          <w14:ligatures w14:val="none"/>
+        </w:rPr>
+        <w:t>'</w:t>
       </w:r>
       <w:r>
         <w:rPr>
@@ -4433,6 +5005,7 @@
         </w:rPr>
         <w:t>{</w:t>
       </w:r>
+      <w:proofErr w:type="spellStart"/>
       <w:r>
         <w:rPr>
           <w:rFonts w:ascii="Menlo" w:eastAsia="Times New Roman" w:hAnsi="Menlo" w:cs="Menlo"/>
@@ -4445,6 +5018,7 @@
         </w:rPr>
         <w:t>season_info</w:t>
       </w:r>
+      <w:proofErr w:type="spellEnd"/>
       <w:r>
         <w:rPr>
           <w:rFonts w:ascii="Menlo" w:eastAsia="Times New Roman" w:hAnsi="Menlo" w:cs="Menlo"/>
@@ -4467,7 +5041,33 @@
           <w:lang w:eastAsia="en-GB"/>
           <w14:ligatures w14:val="none"/>
         </w:rPr>
-        <w:t>'End_of_month'</w:t>
+        <w:t>'</w:t>
+      </w:r>
+      <w:proofErr w:type="spellStart"/>
+      <w:r>
+        <w:rPr>
+          <w:rFonts w:ascii="Menlo" w:eastAsia="Times New Roman" w:hAnsi="Menlo" w:cs="Menlo"/>
+          <w:color w:val="A5D6FF"/>
+          <w:kern w:val="0"/>
+          <w:sz w:val="18"/>
+          <w:szCs w:val="18"/>
+          <w:lang w:eastAsia="en-GB"/>
+          <w14:ligatures w14:val="none"/>
+        </w:rPr>
+        <w:t>End_of_month</w:t>
+      </w:r>
+      <w:proofErr w:type="spellEnd"/>
+      <w:r>
+        <w:rPr>
+          <w:rFonts w:ascii="Menlo" w:eastAsia="Times New Roman" w:hAnsi="Menlo" w:cs="Menlo"/>
+          <w:color w:val="A5D6FF"/>
+          <w:kern w:val="0"/>
+          <w:sz w:val="18"/>
+          <w:szCs w:val="18"/>
+          <w:lang w:eastAsia="en-GB"/>
+          <w14:ligatures w14:val="none"/>
+        </w:rPr>
+        <w:t>'</w:t>
       </w:r>
       <w:r>
         <w:rPr>
@@ -4532,6 +5132,8 @@
           <w14:ligatures w14:val="none"/>
         </w:rPr>
       </w:pPr>
+      <w:proofErr w:type="spellStart"/>
+      <w:proofErr w:type="gramStart"/>
       <w:r>
         <w:rPr>
           <w:rFonts w:ascii="Menlo" w:eastAsia="Times New Roman" w:hAnsi="Menlo" w:cs="Menlo"/>
@@ -4568,6 +5170,8 @@
         </w:rPr>
         <w:t>write</w:t>
       </w:r>
+      <w:proofErr w:type="spellEnd"/>
+      <w:proofErr w:type="gramEnd"/>
       <w:r>
         <w:rPr>
           <w:rFonts w:ascii="Menlo" w:eastAsia="Times New Roman" w:hAnsi="Menlo" w:cs="Menlo"/>
@@ -4640,6 +5244,7 @@
         </w:rPr>
         <w:t>(</w:t>
       </w:r>
+      <w:proofErr w:type="spellStart"/>
       <w:r>
         <w:rPr>
           <w:rFonts w:ascii="Menlo" w:eastAsia="Times New Roman" w:hAnsi="Menlo" w:cs="Menlo"/>
@@ -4652,6 +5257,7 @@
         </w:rPr>
         <w:t>season_data</w:t>
       </w:r>
+      <w:proofErr w:type="spellEnd"/>
       <w:r>
         <w:rPr>
           <w:rFonts w:ascii="Menlo" w:eastAsia="Times New Roman" w:hAnsi="Menlo" w:cs="Menlo"/>
@@ -4778,6 +5384,7 @@
         </w:rPr>
         <w:t xml:space="preserve"> </w:t>
       </w:r>
+      <w:proofErr w:type="spellStart"/>
       <w:r>
         <w:rPr>
           <w:rFonts w:ascii="Menlo" w:eastAsia="Times New Roman" w:hAnsi="Menlo" w:cs="Menlo"/>
@@ -4790,6 +5397,7 @@
         </w:rPr>
         <w:t>season_data</w:t>
       </w:r>
+      <w:proofErr w:type="spellEnd"/>
       <w:r>
         <w:rPr>
           <w:rFonts w:ascii="Menlo" w:eastAsia="Times New Roman" w:hAnsi="Menlo" w:cs="Menlo"/>
@@ -4812,8 +5420,35 @@
           <w:lang w:eastAsia="en-GB"/>
           <w14:ligatures w14:val="none"/>
         </w:rPr>
-        <w:t>"Indicator_type"</w:t>
-      </w:r>
+        <w:t>"</w:t>
+      </w:r>
+      <w:proofErr w:type="spellStart"/>
+      <w:r>
+        <w:rPr>
+          <w:rFonts w:ascii="Menlo" w:eastAsia="Times New Roman" w:hAnsi="Menlo" w:cs="Menlo"/>
+          <w:color w:val="A5D6FF"/>
+          <w:kern w:val="0"/>
+          <w:sz w:val="18"/>
+          <w:szCs w:val="18"/>
+          <w:lang w:eastAsia="en-GB"/>
+          <w14:ligatures w14:val="none"/>
+        </w:rPr>
+        <w:t>Indicator_type</w:t>
+      </w:r>
+      <w:proofErr w:type="spellEnd"/>
+      <w:r>
+        <w:rPr>
+          <w:rFonts w:ascii="Menlo" w:eastAsia="Times New Roman" w:hAnsi="Menlo" w:cs="Menlo"/>
+          <w:color w:val="A5D6FF"/>
+          <w:kern w:val="0"/>
+          <w:sz w:val="18"/>
+          <w:szCs w:val="18"/>
+          <w:lang w:eastAsia="en-GB"/>
+          <w14:ligatures w14:val="none"/>
+        </w:rPr>
+        <w:t>"</w:t>
+      </w:r>
+      <w:proofErr w:type="gramStart"/>
       <w:r>
         <w:rPr>
           <w:rFonts w:ascii="Menlo" w:eastAsia="Times New Roman" w:hAnsi="Menlo" w:cs="Menlo"/>
@@ -4826,6 +5461,7 @@
         </w:rPr>
         <w:t>].</w:t>
       </w:r>
+      <w:proofErr w:type="spellStart"/>
       <w:r>
         <w:rPr>
           <w:rFonts w:ascii="Menlo" w:eastAsia="Times New Roman" w:hAnsi="Menlo" w:cs="Menlo"/>
@@ -4838,17 +5474,32 @@
         </w:rPr>
         <w:t>dropna</w:t>
       </w:r>
-      <w:r>
-        <w:rPr>
-          <w:rFonts w:ascii="Menlo" w:eastAsia="Times New Roman" w:hAnsi="Menlo" w:cs="Menlo"/>
-          <w:color w:val="BBBEBF"/>
-          <w:kern w:val="0"/>
-          <w:sz w:val="18"/>
-          <w:szCs w:val="18"/>
-          <w:lang w:eastAsia="en-GB"/>
-          <w14:ligatures w14:val="none"/>
-        </w:rPr>
-        <w:t>().</w:t>
+      <w:proofErr w:type="spellEnd"/>
+      <w:proofErr w:type="gramEnd"/>
+      <w:r>
+        <w:rPr>
+          <w:rFonts w:ascii="Menlo" w:eastAsia="Times New Roman" w:hAnsi="Menlo" w:cs="Menlo"/>
+          <w:color w:val="BBBEBF"/>
+          <w:kern w:val="0"/>
+          <w:sz w:val="18"/>
+          <w:szCs w:val="18"/>
+          <w:lang w:eastAsia="en-GB"/>
+          <w14:ligatures w14:val="none"/>
+        </w:rPr>
+        <w:t>(</w:t>
+      </w:r>
+      <w:proofErr w:type="gramStart"/>
+      <w:r>
+        <w:rPr>
+          <w:rFonts w:ascii="Menlo" w:eastAsia="Times New Roman" w:hAnsi="Menlo" w:cs="Menlo"/>
+          <w:color w:val="BBBEBF"/>
+          <w:kern w:val="0"/>
+          <w:sz w:val="18"/>
+          <w:szCs w:val="18"/>
+          <w:lang w:eastAsia="en-GB"/>
+          <w14:ligatures w14:val="none"/>
+        </w:rPr>
+        <w:t>).</w:t>
       </w:r>
       <w:r>
         <w:rPr>
@@ -4862,18 +5513,33 @@
         </w:rPr>
         <w:t>unique</w:t>
       </w:r>
-      <w:r>
-        <w:rPr>
-          <w:rFonts w:ascii="Menlo" w:eastAsia="Times New Roman" w:hAnsi="Menlo" w:cs="Menlo"/>
-          <w:color w:val="BBBEBF"/>
-          <w:kern w:val="0"/>
-          <w:sz w:val="18"/>
-          <w:szCs w:val="18"/>
-          <w:lang w:eastAsia="en-GB"/>
-          <w14:ligatures w14:val="none"/>
-        </w:rPr>
-        <w:t>().</w:t>
-      </w:r>
+      <w:proofErr w:type="gramEnd"/>
+      <w:r>
+        <w:rPr>
+          <w:rFonts w:ascii="Menlo" w:eastAsia="Times New Roman" w:hAnsi="Menlo" w:cs="Menlo"/>
+          <w:color w:val="BBBEBF"/>
+          <w:kern w:val="0"/>
+          <w:sz w:val="18"/>
+          <w:szCs w:val="18"/>
+          <w:lang w:eastAsia="en-GB"/>
+          <w14:ligatures w14:val="none"/>
+        </w:rPr>
+        <w:t>(</w:t>
+      </w:r>
+      <w:proofErr w:type="gramStart"/>
+      <w:r>
+        <w:rPr>
+          <w:rFonts w:ascii="Menlo" w:eastAsia="Times New Roman" w:hAnsi="Menlo" w:cs="Menlo"/>
+          <w:color w:val="BBBEBF"/>
+          <w:kern w:val="0"/>
+          <w:sz w:val="18"/>
+          <w:szCs w:val="18"/>
+          <w:lang w:eastAsia="en-GB"/>
+          <w14:ligatures w14:val="none"/>
+        </w:rPr>
+        <w:t>).</w:t>
+      </w:r>
+      <w:proofErr w:type="spellStart"/>
       <w:r>
         <w:rPr>
           <w:rFonts w:ascii="Menlo" w:eastAsia="Times New Roman" w:hAnsi="Menlo" w:cs="Menlo"/>
@@ -4886,6 +5552,8 @@
         </w:rPr>
         <w:t>tolist</w:t>
       </w:r>
+      <w:proofErr w:type="spellEnd"/>
+      <w:proofErr w:type="gramEnd"/>
       <w:r>
         <w:rPr>
           <w:rFonts w:ascii="Menlo" w:eastAsia="Times New Roman" w:hAnsi="Menlo" w:cs="Menlo"/>
@@ -4913,6 +5581,7 @@
           <w14:ligatures w14:val="none"/>
         </w:rPr>
       </w:pPr>
+      <w:proofErr w:type="spellStart"/>
       <w:r>
         <w:rPr>
           <w:rFonts w:ascii="Menlo" w:eastAsia="Times New Roman" w:hAnsi="Menlo" w:cs="Menlo"/>
@@ -4925,6 +5594,7 @@
         </w:rPr>
         <w:t>selected_topic</w:t>
       </w:r>
+      <w:proofErr w:type="spellEnd"/>
       <w:r>
         <w:rPr>
           <w:rFonts w:ascii="Menlo" w:eastAsia="Times New Roman" w:hAnsi="Menlo" w:cs="Menlo"/>
@@ -4961,6 +5631,8 @@
         </w:rPr>
         <w:t xml:space="preserve"> </w:t>
       </w:r>
+      <w:proofErr w:type="spellStart"/>
+      <w:proofErr w:type="gramStart"/>
       <w:r>
         <w:rPr>
           <w:rFonts w:ascii="Menlo" w:eastAsia="Times New Roman" w:hAnsi="Menlo" w:cs="Menlo"/>
@@ -4997,6 +5669,8 @@
         </w:rPr>
         <w:t>selectbox</w:t>
       </w:r>
+      <w:proofErr w:type="spellEnd"/>
+      <w:proofErr w:type="gramEnd"/>
       <w:r>
         <w:rPr>
           <w:rFonts w:ascii="Menlo" w:eastAsia="Times New Roman" w:hAnsi="Menlo" w:cs="Menlo"/>
@@ -5147,6 +5821,7 @@
         </w:rPr>
         <w:t xml:space="preserve"> </w:t>
       </w:r>
+      <w:proofErr w:type="spellStart"/>
       <w:r>
         <w:rPr>
           <w:rFonts w:ascii="Menlo" w:eastAsia="Times New Roman" w:hAnsi="Menlo" w:cs="Menlo"/>
@@ -5157,8 +5832,22 @@
           <w:lang w:eastAsia="en-GB"/>
           <w14:ligatures w14:val="none"/>
         </w:rPr>
-        <w:t>selected_topic</w:t>
-      </w:r>
+        <w:t>selected_</w:t>
+      </w:r>
+      <w:proofErr w:type="gramStart"/>
+      <w:r>
+        <w:rPr>
+          <w:rFonts w:ascii="Menlo" w:eastAsia="Times New Roman" w:hAnsi="Menlo" w:cs="Menlo"/>
+          <w:color w:val="C9D1D9"/>
+          <w:kern w:val="0"/>
+          <w:sz w:val="18"/>
+          <w:szCs w:val="18"/>
+          <w:lang w:eastAsia="en-GB"/>
+          <w14:ligatures w14:val="none"/>
+        </w:rPr>
+        <w:t>topic</w:t>
+      </w:r>
+      <w:proofErr w:type="spellEnd"/>
       <w:r>
         <w:rPr>
           <w:rFonts w:ascii="Menlo" w:eastAsia="Times New Roman" w:hAnsi="Menlo" w:cs="Menlo"/>
@@ -5181,7 +5870,20 @@
           <w:lang w:eastAsia="en-GB"/>
           <w14:ligatures w14:val="none"/>
         </w:rPr>
-        <w:t>!=</w:t>
+        <w:t>!</w:t>
+      </w:r>
+      <w:proofErr w:type="gramEnd"/>
+      <w:r>
+        <w:rPr>
+          <w:rFonts w:ascii="Menlo" w:eastAsia="Times New Roman" w:hAnsi="Menlo" w:cs="Menlo"/>
+          <w:color w:val="D4D4D4"/>
+          <w:kern w:val="0"/>
+          <w:sz w:val="18"/>
+          <w:szCs w:val="18"/>
+          <w:lang w:eastAsia="en-GB"/>
+          <w14:ligatures w14:val="none"/>
+        </w:rPr>
+        <w:t>=</w:t>
       </w:r>
       <w:r>
         <w:rPr>
@@ -5246,6 +5948,7 @@
         </w:rPr>
         <w:t xml:space="preserve">    </w:t>
       </w:r>
+      <w:proofErr w:type="spellStart"/>
       <w:r>
         <w:rPr>
           <w:rFonts w:ascii="Menlo" w:eastAsia="Times New Roman" w:hAnsi="Menlo" w:cs="Menlo"/>
@@ -5258,6 +5961,7 @@
         </w:rPr>
         <w:t>season_data</w:t>
       </w:r>
+      <w:proofErr w:type="spellEnd"/>
       <w:r>
         <w:rPr>
           <w:rFonts w:ascii="Menlo" w:eastAsia="Times New Roman" w:hAnsi="Menlo" w:cs="Menlo"/>
@@ -5294,6 +5998,7 @@
         </w:rPr>
         <w:t xml:space="preserve"> </w:t>
       </w:r>
+      <w:proofErr w:type="spellStart"/>
       <w:r>
         <w:rPr>
           <w:rFonts w:ascii="Menlo" w:eastAsia="Times New Roman" w:hAnsi="Menlo" w:cs="Menlo"/>
@@ -5306,6 +6011,7 @@
         </w:rPr>
         <w:t>season_data</w:t>
       </w:r>
+      <w:proofErr w:type="spellEnd"/>
       <w:r>
         <w:rPr>
           <w:rFonts w:ascii="Menlo" w:eastAsia="Times New Roman" w:hAnsi="Menlo" w:cs="Menlo"/>
@@ -5318,6 +6024,7 @@
         </w:rPr>
         <w:t>[</w:t>
       </w:r>
+      <w:proofErr w:type="spellStart"/>
       <w:r>
         <w:rPr>
           <w:rFonts w:ascii="Menlo" w:eastAsia="Times New Roman" w:hAnsi="Menlo" w:cs="Menlo"/>
@@ -5330,6 +6037,7 @@
         </w:rPr>
         <w:t>season_data</w:t>
       </w:r>
+      <w:proofErr w:type="spellEnd"/>
       <w:r>
         <w:rPr>
           <w:rFonts w:ascii="Menlo" w:eastAsia="Times New Roman" w:hAnsi="Menlo" w:cs="Menlo"/>
@@ -5352,7 +6060,33 @@
           <w:lang w:eastAsia="en-GB"/>
           <w14:ligatures w14:val="none"/>
         </w:rPr>
-        <w:t>"Indicator_type"</w:t>
+        <w:t>"</w:t>
+      </w:r>
+      <w:proofErr w:type="spellStart"/>
+      <w:r>
+        <w:rPr>
+          <w:rFonts w:ascii="Menlo" w:eastAsia="Times New Roman" w:hAnsi="Menlo" w:cs="Menlo"/>
+          <w:color w:val="A5D6FF"/>
+          <w:kern w:val="0"/>
+          <w:sz w:val="18"/>
+          <w:szCs w:val="18"/>
+          <w:lang w:eastAsia="en-GB"/>
+          <w14:ligatures w14:val="none"/>
+        </w:rPr>
+        <w:t>Indicator_type</w:t>
+      </w:r>
+      <w:proofErr w:type="spellEnd"/>
+      <w:r>
+        <w:rPr>
+          <w:rFonts w:ascii="Menlo" w:eastAsia="Times New Roman" w:hAnsi="Menlo" w:cs="Menlo"/>
+          <w:color w:val="A5D6FF"/>
+          <w:kern w:val="0"/>
+          <w:sz w:val="18"/>
+          <w:szCs w:val="18"/>
+          <w:lang w:eastAsia="en-GB"/>
+          <w14:ligatures w14:val="none"/>
+        </w:rPr>
+        <w:t>"</w:t>
       </w:r>
       <w:r>
         <w:rPr>
@@ -5390,6 +6124,7 @@
         </w:rPr>
         <w:t xml:space="preserve"> </w:t>
       </w:r>
+      <w:proofErr w:type="spellStart"/>
       <w:r>
         <w:rPr>
           <w:rFonts w:ascii="Menlo" w:eastAsia="Times New Roman" w:hAnsi="Menlo" w:cs="Menlo"/>
@@ -5402,6 +6137,7 @@
         </w:rPr>
         <w:t>selected_topic</w:t>
       </w:r>
+      <w:proofErr w:type="spellEnd"/>
       <w:r>
         <w:rPr>
           <w:rFonts w:ascii="Menlo" w:eastAsia="Times New Roman" w:hAnsi="Menlo" w:cs="Menlo"/>
@@ -5444,6 +6180,8 @@
           <w14:ligatures w14:val="none"/>
         </w:rPr>
       </w:pPr>
+      <w:proofErr w:type="spellStart"/>
+      <w:proofErr w:type="gramStart"/>
       <w:r>
         <w:rPr>
           <w:rFonts w:ascii="Menlo" w:eastAsia="Times New Roman" w:hAnsi="Menlo" w:cs="Menlo"/>
@@ -5480,6 +6218,8 @@
         </w:rPr>
         <w:t>dataframe</w:t>
       </w:r>
+      <w:proofErr w:type="spellEnd"/>
+      <w:proofErr w:type="gramEnd"/>
       <w:r>
         <w:rPr>
           <w:rFonts w:ascii="Menlo" w:eastAsia="Times New Roman" w:hAnsi="Menlo" w:cs="Menlo"/>
@@ -5519,6 +6259,7 @@
         </w:rPr>
         <w:t xml:space="preserve">    </w:t>
       </w:r>
+      <w:proofErr w:type="spellStart"/>
       <w:r>
         <w:rPr>
           <w:rFonts w:ascii="Menlo" w:eastAsia="Times New Roman" w:hAnsi="Menlo" w:cs="Menlo"/>
@@ -5529,19 +6270,46 @@
           <w:lang w:eastAsia="en-GB"/>
           <w14:ligatures w14:val="none"/>
         </w:rPr>
-        <w:t>season_data</w:t>
-      </w:r>
-      <w:r>
-        <w:rPr>
-          <w:rFonts w:ascii="Menlo" w:eastAsia="Times New Roman" w:hAnsi="Menlo" w:cs="Menlo"/>
-          <w:color w:val="BBBEBF"/>
-          <w:kern w:val="0"/>
-          <w:sz w:val="18"/>
-          <w:szCs w:val="18"/>
-          <w:lang w:eastAsia="en-GB"/>
-          <w14:ligatures w14:val="none"/>
-        </w:rPr>
-        <w:t>[[</w:t>
+        <w:t>season_</w:t>
+      </w:r>
+      <w:proofErr w:type="gramStart"/>
+      <w:r>
+        <w:rPr>
+          <w:rFonts w:ascii="Menlo" w:eastAsia="Times New Roman" w:hAnsi="Menlo" w:cs="Menlo"/>
+          <w:color w:val="C9D1D9"/>
+          <w:kern w:val="0"/>
+          <w:sz w:val="18"/>
+          <w:szCs w:val="18"/>
+          <w:lang w:eastAsia="en-GB"/>
+          <w14:ligatures w14:val="none"/>
+        </w:rPr>
+        <w:t>data</w:t>
+      </w:r>
+      <w:proofErr w:type="spellEnd"/>
+      <w:r>
+        <w:rPr>
+          <w:rFonts w:ascii="Menlo" w:eastAsia="Times New Roman" w:hAnsi="Menlo" w:cs="Menlo"/>
+          <w:color w:val="BBBEBF"/>
+          <w:kern w:val="0"/>
+          <w:sz w:val="18"/>
+          <w:szCs w:val="18"/>
+          <w:lang w:eastAsia="en-GB"/>
+          <w14:ligatures w14:val="none"/>
+        </w:rPr>
+        <w:t>[</w:t>
+      </w:r>
+      <w:proofErr w:type="gramEnd"/>
+      <w:r>
+        <w:rPr>
+          <w:rFonts w:ascii="Menlo" w:eastAsia="Times New Roman" w:hAnsi="Menlo" w:cs="Menlo"/>
+          <w:color w:val="BBBEBF"/>
+          <w:kern w:val="0"/>
+          <w:sz w:val="18"/>
+          <w:szCs w:val="18"/>
+          <w:lang w:eastAsia="en-GB"/>
+          <w14:ligatures w14:val="none"/>
+        </w:rPr>
+        <w:t>[</w:t>
       </w:r>
       <w:r>
         <w:rPr>
@@ -5553,7 +6321,33 @@
           <w:lang w:eastAsia="en-GB"/>
           <w14:ligatures w14:val="none"/>
         </w:rPr>
-        <w:t>"Indicator_type"</w:t>
+        <w:t>"</w:t>
+      </w:r>
+      <w:proofErr w:type="spellStart"/>
+      <w:r>
+        <w:rPr>
+          <w:rFonts w:ascii="Menlo" w:eastAsia="Times New Roman" w:hAnsi="Menlo" w:cs="Menlo"/>
+          <w:color w:val="A5D6FF"/>
+          <w:kern w:val="0"/>
+          <w:sz w:val="18"/>
+          <w:szCs w:val="18"/>
+          <w:lang w:eastAsia="en-GB"/>
+          <w14:ligatures w14:val="none"/>
+        </w:rPr>
+        <w:t>Indicator_type</w:t>
+      </w:r>
+      <w:proofErr w:type="spellEnd"/>
+      <w:r>
+        <w:rPr>
+          <w:rFonts w:ascii="Menlo" w:eastAsia="Times New Roman" w:hAnsi="Menlo" w:cs="Menlo"/>
+          <w:color w:val="A5D6FF"/>
+          <w:kern w:val="0"/>
+          <w:sz w:val="18"/>
+          <w:szCs w:val="18"/>
+          <w:lang w:eastAsia="en-GB"/>
+          <w14:ligatures w14:val="none"/>
+        </w:rPr>
+        <w:t>"</w:t>
       </w:r>
       <w:r>
         <w:rPr>
@@ -5577,7 +6371,33 @@
           <w:lang w:eastAsia="en-GB"/>
           <w14:ligatures w14:val="none"/>
         </w:rPr>
-        <w:t>"Indicator_Name"</w:t>
+        <w:t>"</w:t>
+      </w:r>
+      <w:proofErr w:type="spellStart"/>
+      <w:r>
+        <w:rPr>
+          <w:rFonts w:ascii="Menlo" w:eastAsia="Times New Roman" w:hAnsi="Menlo" w:cs="Menlo"/>
+          <w:color w:val="A5D6FF"/>
+          <w:kern w:val="0"/>
+          <w:sz w:val="18"/>
+          <w:szCs w:val="18"/>
+          <w:lang w:eastAsia="en-GB"/>
+          <w14:ligatures w14:val="none"/>
+        </w:rPr>
+        <w:t>Indicator_Name</w:t>
+      </w:r>
+      <w:proofErr w:type="spellEnd"/>
+      <w:r>
+        <w:rPr>
+          <w:rFonts w:ascii="Menlo" w:eastAsia="Times New Roman" w:hAnsi="Menlo" w:cs="Menlo"/>
+          <w:color w:val="A5D6FF"/>
+          <w:kern w:val="0"/>
+          <w:sz w:val="18"/>
+          <w:szCs w:val="18"/>
+          <w:lang w:eastAsia="en-GB"/>
+          <w14:ligatures w14:val="none"/>
+        </w:rPr>
+        <w:t>"</w:t>
       </w:r>
       <w:r>
         <w:rPr>
@@ -5642,6 +6462,7 @@
         </w:rPr>
         <w:t xml:space="preserve">    </w:t>
       </w:r>
+      <w:proofErr w:type="spellStart"/>
       <w:r>
         <w:rPr>
           <w:rFonts w:ascii="Menlo" w:eastAsia="Times New Roman" w:hAnsi="Menlo" w:cs="Menlo"/>
@@ -5654,6 +6475,7 @@
         </w:rPr>
         <w:t>hide_index</w:t>
       </w:r>
+      <w:proofErr w:type="spellEnd"/>
       <w:r>
         <w:rPr>
           <w:rFonts w:ascii="Menlo" w:eastAsia="Times New Roman" w:hAnsi="Menlo" w:cs="Menlo"/>
@@ -5802,6 +6624,3773 @@
           <w:szCs w:val="28"/>
         </w:rPr>
       </w:pPr>
+    </w:p>
+    <w:p>
+      <w:pPr>
+        <w:rPr>
+          <w:b/>
+          <w:bCs/>
+          <w:sz w:val="28"/>
+          <w:szCs w:val="28"/>
+        </w:rPr>
+      </w:pPr>
+    </w:p>
+    <w:p>
+      <w:pPr>
+        <w:rPr>
+          <w:b/>
+          <w:bCs/>
+          <w:sz w:val="28"/>
+          <w:szCs w:val="28"/>
+        </w:rPr>
+      </w:pPr>
+    </w:p>
+    <w:p>
+      <w:pPr>
+        <w:rPr>
+          <w:b/>
+          <w:bCs/>
+          <w:sz w:val="28"/>
+          <w:szCs w:val="28"/>
+        </w:rPr>
+      </w:pPr>
+    </w:p>
+    <w:p>
+      <w:pPr>
+        <w:rPr>
+          <w:b/>
+          <w:bCs/>
+          <w:sz w:val="28"/>
+          <w:szCs w:val="28"/>
+        </w:rPr>
+      </w:pPr>
+    </w:p>
+    <w:p>
+      <w:pPr>
+        <w:rPr>
+          <w:b/>
+          <w:bCs/>
+          <w:sz w:val="28"/>
+          <w:szCs w:val="28"/>
+        </w:rPr>
+      </w:pPr>
+    </w:p>
+    <w:p>
+      <w:pPr>
+        <w:rPr>
+          <w:b/>
+          <w:bCs/>
+          <w:sz w:val="28"/>
+          <w:szCs w:val="28"/>
+        </w:rPr>
+      </w:pPr>
+    </w:p>
+    <w:p>
+      <w:pPr>
+        <w:rPr>
+          <w:b/>
+          <w:bCs/>
+          <w:sz w:val="28"/>
+          <w:szCs w:val="28"/>
+        </w:rPr>
+      </w:pPr>
+    </w:p>
+    <w:p>
+      <w:pPr>
+        <w:pStyle w:val="NormalWeb"/>
+        <w:rPr>
+          <w:rFonts w:asciiTheme="majorHAnsi" w:hAnsiTheme="majorHAnsi"/>
+          <w:sz w:val="28"/>
+          <w:szCs w:val="28"/>
+        </w:rPr>
+      </w:pPr>
+      <w:r>
+        <w:rPr>
+          <w:rFonts w:asciiTheme="majorHAnsi" w:hAnsiTheme="majorHAnsi"/>
+          <w:sz w:val="28"/>
+          <w:szCs w:val="28"/>
+        </w:rPr>
+        <w:lastRenderedPageBreak/>
+        <w:t xml:space="preserve">This seasonal calendar shares information about the six Noongar seasons and the deep connections between Noongar people, Country, plants, animals and weather. We acknowledge the Traditional Owners of Noongar </w:t>
+      </w:r>
+      <w:proofErr w:type="spellStart"/>
+      <w:r>
+        <w:rPr>
+          <w:rFonts w:asciiTheme="majorHAnsi" w:hAnsiTheme="majorHAnsi"/>
+          <w:sz w:val="28"/>
+          <w:szCs w:val="28"/>
+        </w:rPr>
+        <w:t>Boodja</w:t>
+      </w:r>
+      <w:proofErr w:type="spellEnd"/>
+      <w:r>
+        <w:rPr>
+          <w:rFonts w:asciiTheme="majorHAnsi" w:hAnsiTheme="majorHAnsi"/>
+          <w:sz w:val="28"/>
+          <w:szCs w:val="28"/>
+        </w:rPr>
+        <w:t xml:space="preserve"> and respect their continuing cultural knowledge, traditions and connection to Country. The information presented is based on publicly available sources, and we acknowledge the importance of respecting Noongar knowledge and the cultural significance of these seasonal indicators.</w:t>
+      </w:r>
+    </w:p>
+    <w:p>
+      <w:pPr>
+        <w:rPr>
+          <w:rFonts w:asciiTheme="majorHAnsi" w:hAnsiTheme="majorHAnsi"/>
+          <w:sz w:val="28"/>
+          <w:szCs w:val="28"/>
+        </w:rPr>
+      </w:pPr>
+      <w:r>
+        <w:rPr>
+          <w:rFonts w:asciiTheme="majorHAnsi" w:hAnsiTheme="majorHAnsi"/>
+          <w:sz w:val="28"/>
+          <w:szCs w:val="28"/>
+        </w:rPr>
+        <w:t>PARAGRAPHS FOR WEBSITE:</w:t>
+      </w:r>
+    </w:p>
+    <w:p>
+      <w:pPr>
+        <w:pStyle w:val="ListParagraph"/>
+        <w:numPr>
+          <w:ilvl w:val="0"/>
+          <w:numId w:val="28"/>
+        </w:numPr>
+        <w:rPr>
+          <w:rFonts w:asciiTheme="majorHAnsi" w:hAnsiTheme="majorHAnsi"/>
+          <w:sz w:val="28"/>
+          <w:szCs w:val="28"/>
+        </w:rPr>
+      </w:pPr>
+      <w:r>
+        <w:rPr>
+          <w:rFonts w:asciiTheme="majorHAnsi" w:hAnsiTheme="majorHAnsi"/>
+          <w:sz w:val="28"/>
+          <w:szCs w:val="28"/>
+        </w:rPr>
+        <w:t>Birak</w:t>
+      </w:r>
+    </w:p>
+    <w:p>
+      <w:pPr>
+        <w:rPr>
+          <w:rFonts w:asciiTheme="majorHAnsi" w:hAnsiTheme="majorHAnsi"/>
+          <w:sz w:val="28"/>
+          <w:szCs w:val="28"/>
+        </w:rPr>
+      </w:pPr>
+      <w:r>
+        <w:rPr>
+          <w:rFonts w:asciiTheme="majorHAnsi" w:hAnsiTheme="majorHAnsi"/>
+          <w:sz w:val="28"/>
+          <w:szCs w:val="28"/>
+        </w:rPr>
+        <w:t xml:space="preserve">Birak </w:t>
+      </w:r>
+      <w:r>
+        <w:rPr>
+          <w:rFonts w:asciiTheme="majorHAnsi" w:hAnsiTheme="majorHAnsi"/>
+          <w:sz w:val="28"/>
+          <w:szCs w:val="28"/>
+        </w:rPr>
+        <w:t xml:space="preserve">is known as the first summer in the Noongar seasonal calendar, occurring during December and January. This season is </w:t>
+      </w:r>
+      <w:r>
+        <w:rPr>
+          <w:rFonts w:asciiTheme="majorHAnsi" w:hAnsiTheme="majorHAnsi"/>
+          <w:sz w:val="28"/>
+          <w:szCs w:val="28"/>
+        </w:rPr>
+        <w:t>characterised by hot, dry weather as rainfall decreases. Easterly winds bring warm conditions in the morning, while afternoon sea breezes provide cooler air, particularly along the coast</w:t>
+      </w:r>
+      <w:r>
+        <w:rPr>
+          <w:rFonts w:asciiTheme="majorHAnsi" w:hAnsiTheme="majorHAnsi"/>
+          <w:sz w:val="28"/>
+          <w:szCs w:val="28"/>
+        </w:rPr>
+        <w:t xml:space="preserve">. </w:t>
+      </w:r>
+      <w:r>
+        <w:rPr>
+          <w:rFonts w:asciiTheme="majorHAnsi" w:hAnsiTheme="majorHAnsi"/>
+          <w:sz w:val="28"/>
+          <w:szCs w:val="28"/>
+        </w:rPr>
+        <w:t>Birak is</w:t>
+      </w:r>
+      <w:r>
+        <w:rPr>
+          <w:rFonts w:asciiTheme="majorHAnsi" w:hAnsiTheme="majorHAnsi"/>
+          <w:sz w:val="28"/>
+          <w:szCs w:val="28"/>
+        </w:rPr>
+        <w:t xml:space="preserve"> </w:t>
+      </w:r>
+      <w:r>
+        <w:rPr>
+          <w:rFonts w:asciiTheme="majorHAnsi" w:hAnsiTheme="majorHAnsi"/>
+          <w:sz w:val="28"/>
+          <w:szCs w:val="28"/>
+        </w:rPr>
+        <w:t>associat</w:t>
+      </w:r>
+      <w:r>
+        <w:rPr>
+          <w:rFonts w:asciiTheme="majorHAnsi" w:hAnsiTheme="majorHAnsi"/>
+          <w:sz w:val="28"/>
+          <w:szCs w:val="28"/>
+        </w:rPr>
+        <w:t xml:space="preserve">ed with the colours red and brown, symbolising heat, the sun and fire. </w:t>
+      </w:r>
+    </w:p>
+    <w:p>
+      <w:pPr>
+        <w:rPr>
+          <w:rFonts w:asciiTheme="majorHAnsi" w:hAnsiTheme="majorHAnsi"/>
+          <w:sz w:val="28"/>
+          <w:szCs w:val="28"/>
+        </w:rPr>
+      </w:pPr>
+      <w:r>
+        <w:rPr>
+          <w:rFonts w:asciiTheme="majorHAnsi" w:hAnsiTheme="majorHAnsi"/>
+          <w:sz w:val="28"/>
+          <w:szCs w:val="28"/>
+        </w:rPr>
+        <w:t>Birak is also known as the “season of the young”</w:t>
+      </w:r>
+      <w:r>
+        <w:rPr>
+          <w:rFonts w:asciiTheme="majorHAnsi" w:hAnsiTheme="majorHAnsi"/>
+          <w:sz w:val="28"/>
+          <w:szCs w:val="28"/>
+        </w:rPr>
+        <w:t xml:space="preserve">, </w:t>
+      </w:r>
+      <w:r>
+        <w:rPr>
+          <w:rFonts w:asciiTheme="majorHAnsi" w:hAnsiTheme="majorHAnsi"/>
+          <w:sz w:val="28"/>
+          <w:szCs w:val="28"/>
+        </w:rPr>
+        <w:t xml:space="preserve">when young birds begin leaving their nests and become independent. Reptiles become more active in the warmer weather and shed their old skin, and baby frogs complete their development into adulthood. Plant changes </w:t>
+      </w:r>
+      <w:r>
+        <w:rPr>
+          <w:rFonts w:asciiTheme="majorHAnsi" w:hAnsiTheme="majorHAnsi"/>
+          <w:sz w:val="28"/>
+          <w:szCs w:val="28"/>
+        </w:rPr>
+        <w:t xml:space="preserve">include the </w:t>
+      </w:r>
+      <w:proofErr w:type="spellStart"/>
+      <w:r>
+        <w:rPr>
+          <w:rFonts w:asciiTheme="majorHAnsi" w:hAnsiTheme="majorHAnsi"/>
+          <w:sz w:val="28"/>
+          <w:szCs w:val="28"/>
+        </w:rPr>
+        <w:t>Moodjar</w:t>
+      </w:r>
+      <w:proofErr w:type="spellEnd"/>
+      <w:r>
+        <w:rPr>
+          <w:rFonts w:asciiTheme="majorHAnsi" w:hAnsiTheme="majorHAnsi"/>
+          <w:sz w:val="28"/>
+          <w:szCs w:val="28"/>
+        </w:rPr>
+        <w:t xml:space="preserve"> (Australian Christmas Tree), which flowers with orange and yellow </w:t>
+      </w:r>
+      <w:r>
+        <w:rPr>
+          <w:rFonts w:asciiTheme="majorHAnsi" w:hAnsiTheme="majorHAnsi"/>
+          <w:sz w:val="28"/>
+          <w:szCs w:val="28"/>
+        </w:rPr>
+        <w:t>blooms, while</w:t>
+      </w:r>
+      <w:r>
+        <w:rPr>
+          <w:rFonts w:asciiTheme="majorHAnsi" w:hAnsiTheme="majorHAnsi"/>
+          <w:sz w:val="28"/>
+          <w:szCs w:val="28"/>
+        </w:rPr>
+        <w:t xml:space="preserve"> </w:t>
+      </w:r>
+      <w:r>
+        <w:rPr>
+          <w:rFonts w:asciiTheme="majorHAnsi" w:hAnsiTheme="majorHAnsi"/>
+          <w:sz w:val="28"/>
+          <w:szCs w:val="28"/>
+        </w:rPr>
+        <w:t xml:space="preserve">red and pink </w:t>
+      </w:r>
+      <w:proofErr w:type="spellStart"/>
+      <w:r>
+        <w:rPr>
+          <w:rFonts w:asciiTheme="majorHAnsi" w:hAnsiTheme="majorHAnsi"/>
+          <w:sz w:val="28"/>
+          <w:szCs w:val="28"/>
+        </w:rPr>
+        <w:t>milva</w:t>
+      </w:r>
+      <w:proofErr w:type="spellEnd"/>
+      <w:r>
+        <w:rPr>
+          <w:rFonts w:asciiTheme="majorHAnsi" w:hAnsiTheme="majorHAnsi"/>
+          <w:sz w:val="28"/>
+          <w:szCs w:val="28"/>
+        </w:rPr>
+        <w:t xml:space="preserve"> (</w:t>
+      </w:r>
+      <w:r>
+        <w:rPr>
+          <w:rFonts w:asciiTheme="majorHAnsi" w:hAnsiTheme="majorHAnsi"/>
+          <w:sz w:val="28"/>
+          <w:szCs w:val="28"/>
+        </w:rPr>
+        <w:t>samphire</w:t>
+      </w:r>
+      <w:r>
+        <w:rPr>
+          <w:rFonts w:asciiTheme="majorHAnsi" w:hAnsiTheme="majorHAnsi"/>
+          <w:sz w:val="28"/>
+          <w:szCs w:val="28"/>
+        </w:rPr>
+        <w:t>)</w:t>
+      </w:r>
+      <w:r>
+        <w:rPr>
+          <w:rFonts w:asciiTheme="majorHAnsi" w:hAnsiTheme="majorHAnsi"/>
+          <w:sz w:val="28"/>
+          <w:szCs w:val="28"/>
+        </w:rPr>
+        <w:t xml:space="preserve"> </w:t>
+      </w:r>
+      <w:r>
+        <w:rPr>
+          <w:rFonts w:asciiTheme="majorHAnsi" w:hAnsiTheme="majorHAnsi"/>
+          <w:sz w:val="28"/>
+          <w:szCs w:val="28"/>
+        </w:rPr>
+        <w:t>beings to grow</w:t>
+      </w:r>
+      <w:r>
+        <w:rPr>
+          <w:rFonts w:asciiTheme="majorHAnsi" w:hAnsiTheme="majorHAnsi"/>
+          <w:sz w:val="28"/>
+          <w:szCs w:val="28"/>
+        </w:rPr>
+        <w:t xml:space="preserve"> along the shorelines of salt lakes</w:t>
+      </w:r>
+      <w:r>
+        <w:rPr>
+          <w:rFonts w:asciiTheme="majorHAnsi" w:hAnsiTheme="majorHAnsi"/>
+          <w:sz w:val="28"/>
+          <w:szCs w:val="28"/>
+        </w:rPr>
+        <w:t xml:space="preserve"> and wetlands, where shorebirds gather around to search for food. </w:t>
+      </w:r>
+    </w:p>
+    <w:p>
+      <w:pPr>
+        <w:rPr>
+          <w:rFonts w:asciiTheme="majorHAnsi" w:hAnsiTheme="majorHAnsi"/>
+          <w:sz w:val="28"/>
+          <w:szCs w:val="28"/>
+        </w:rPr>
+      </w:pPr>
+      <w:r>
+        <w:rPr>
+          <w:rFonts w:asciiTheme="majorHAnsi" w:hAnsiTheme="majorHAnsi"/>
+          <w:sz w:val="28"/>
+          <w:szCs w:val="28"/>
+        </w:rPr>
+        <w:t xml:space="preserve">Traditionally, Birak marks the beginning of fire season for Noongar people, who use mosaic </w:t>
+      </w:r>
+      <w:r>
+        <w:rPr>
+          <w:rFonts w:asciiTheme="majorHAnsi" w:hAnsiTheme="majorHAnsi"/>
+          <w:sz w:val="28"/>
+          <w:szCs w:val="28"/>
+        </w:rPr>
+        <w:t>patterned</w:t>
+      </w:r>
+      <w:r>
+        <w:rPr>
+          <w:rFonts w:asciiTheme="majorHAnsi" w:hAnsiTheme="majorHAnsi"/>
+          <w:sz w:val="28"/>
+          <w:szCs w:val="28"/>
+        </w:rPr>
+        <w:t xml:space="preserve"> burning to reduce undergrowth, improve movement across Country, </w:t>
+      </w:r>
+      <w:r>
+        <w:rPr>
+          <w:rFonts w:asciiTheme="majorHAnsi" w:hAnsiTheme="majorHAnsi"/>
+          <w:sz w:val="28"/>
+          <w:szCs w:val="28"/>
+        </w:rPr>
+        <w:t xml:space="preserve">and </w:t>
+      </w:r>
+      <w:r>
+        <w:rPr>
+          <w:rFonts w:asciiTheme="majorHAnsi" w:hAnsiTheme="majorHAnsi"/>
+          <w:sz w:val="28"/>
+          <w:szCs w:val="28"/>
+        </w:rPr>
+        <w:t>encourage seed germination.</w:t>
+      </w:r>
+      <w:r>
+        <w:rPr>
+          <w:rFonts w:asciiTheme="majorHAnsi" w:hAnsiTheme="majorHAnsi"/>
+          <w:sz w:val="28"/>
+          <w:szCs w:val="28"/>
+        </w:rPr>
+        <w:t xml:space="preserve"> Burning also helps bring out the animals into the open, making hunting easier.  During the season, food resources become available </w:t>
+      </w:r>
+      <w:r>
+        <w:rPr>
+          <w:rFonts w:asciiTheme="majorHAnsi" w:hAnsiTheme="majorHAnsi"/>
+          <w:sz w:val="28"/>
+          <w:szCs w:val="28"/>
+        </w:rPr>
+        <w:t xml:space="preserve">in coastal lakes, rivers and estuaries, including mullet, bream, marron and crabs. </w:t>
+      </w:r>
+    </w:p>
+    <w:p>
+      <w:pPr>
+        <w:rPr>
+          <w:rFonts w:asciiTheme="majorHAnsi" w:hAnsiTheme="majorHAnsi"/>
+          <w:sz w:val="28"/>
+          <w:szCs w:val="28"/>
+        </w:rPr>
+      </w:pPr>
+      <w:r>
+        <w:rPr>
+          <w:rFonts w:asciiTheme="majorHAnsi" w:hAnsiTheme="majorHAnsi"/>
+          <w:sz w:val="28"/>
+          <w:szCs w:val="28"/>
+        </w:rPr>
+        <w:t>References used:</w:t>
+      </w:r>
+    </w:p>
+    <w:p>
+      <w:pPr>
+        <w:pStyle w:val="ListParagraph"/>
+        <w:numPr>
+          <w:ilvl w:val="0"/>
+          <w:numId w:val="37"/>
+        </w:numPr>
+        <w:rPr>
+          <w:rFonts w:asciiTheme="majorHAnsi" w:hAnsiTheme="majorHAnsi"/>
+          <w:sz w:val="28"/>
+          <w:szCs w:val="28"/>
+        </w:rPr>
+      </w:pPr>
+      <w:r>
+        <w:rPr>
+          <w:rFonts w:asciiTheme="majorHAnsi" w:hAnsiTheme="majorHAnsi"/>
+          <w:sz w:val="28"/>
+          <w:szCs w:val="28"/>
+        </w:rPr>
+        <w:t xml:space="preserve">Tourism Western Australia </w:t>
+      </w:r>
+      <w:r>
+        <w:rPr>
+          <w:rFonts w:asciiTheme="majorHAnsi" w:hAnsiTheme="majorHAnsi"/>
+          <w:sz w:val="28"/>
+          <w:szCs w:val="28"/>
+        </w:rPr>
+        <w:t>–</w:t>
+      </w:r>
+      <w:r>
+        <w:rPr>
+          <w:rFonts w:asciiTheme="majorHAnsi" w:hAnsiTheme="majorHAnsi"/>
+          <w:sz w:val="28"/>
+          <w:szCs w:val="28"/>
+        </w:rPr>
+        <w:t xml:space="preserve"> </w:t>
+      </w:r>
+      <w:r>
+        <w:rPr>
+          <w:rFonts w:asciiTheme="majorHAnsi" w:hAnsiTheme="majorHAnsi"/>
+          <w:sz w:val="28"/>
+          <w:szCs w:val="28"/>
+        </w:rPr>
+        <w:t xml:space="preserve">Aboriginal Noongar Seasons - </w:t>
+      </w:r>
+      <w:hyperlink r:id="rId19" w:history="1">
+        <w:r>
+          <w:rPr>
+            <w:rStyle w:val="Hyperlink"/>
+            <w:rFonts w:asciiTheme="majorHAnsi" w:hAnsiTheme="majorHAnsi"/>
+            <w:sz w:val="28"/>
+            <w:szCs w:val="28"/>
+          </w:rPr>
+          <w:t>https://www.westernaustralia.com/au/things-to-do/aboriginal-experiences/aboriginal-noongar-seasons</w:t>
+        </w:r>
+      </w:hyperlink>
+    </w:p>
+    <w:p>
+      <w:pPr>
+        <w:pStyle w:val="ListParagraph"/>
+        <w:numPr>
+          <w:ilvl w:val="0"/>
+          <w:numId w:val="37"/>
+        </w:numPr>
+        <w:rPr>
+          <w:rFonts w:asciiTheme="majorHAnsi" w:hAnsiTheme="majorHAnsi"/>
+          <w:sz w:val="28"/>
+          <w:szCs w:val="28"/>
+        </w:rPr>
+      </w:pPr>
+      <w:r>
+        <w:rPr>
+          <w:rFonts w:asciiTheme="majorHAnsi" w:hAnsiTheme="majorHAnsi"/>
+          <w:sz w:val="28"/>
+          <w:szCs w:val="28"/>
+        </w:rPr>
+        <w:lastRenderedPageBreak/>
+        <w:t>GESB – Noongar Six Seasons -</w:t>
+      </w:r>
+      <w:r>
+        <w:rPr>
+          <w:rFonts w:asciiTheme="majorHAnsi" w:hAnsiTheme="majorHAnsi"/>
+          <w:sz w:val="28"/>
+          <w:szCs w:val="28"/>
+        </w:rPr>
+        <w:t xml:space="preserve"> </w:t>
+      </w:r>
+      <w:hyperlink r:id="rId20" w:history="1">
+        <w:r>
+          <w:rPr>
+            <w:rStyle w:val="Hyperlink"/>
+            <w:rFonts w:asciiTheme="majorHAnsi" w:hAnsiTheme="majorHAnsi"/>
+            <w:sz w:val="28"/>
+            <w:szCs w:val="28"/>
+          </w:rPr>
+          <w:t>https://www.gesb.wa.gov.au/members/stand-alone-pages/noongar-six-seasons</w:t>
+        </w:r>
+      </w:hyperlink>
+    </w:p>
+    <w:p>
+      <w:pPr>
+        <w:pStyle w:val="ListParagraph"/>
+        <w:numPr>
+          <w:ilvl w:val="0"/>
+          <w:numId w:val="37"/>
+        </w:numPr>
+        <w:rPr>
+          <w:rFonts w:asciiTheme="majorHAnsi" w:hAnsiTheme="majorHAnsi"/>
+          <w:sz w:val="28"/>
+          <w:szCs w:val="28"/>
+        </w:rPr>
+      </w:pPr>
+      <w:r>
+        <w:rPr>
+          <w:rFonts w:asciiTheme="majorHAnsi" w:hAnsiTheme="majorHAnsi"/>
+          <w:sz w:val="28"/>
+          <w:szCs w:val="28"/>
+        </w:rPr>
+        <w:t>Rottnest Island – Your Guide to the Six Noongar Seasons on Wadjemup -</w:t>
+      </w:r>
+      <w:r>
+        <w:rPr>
+          <w:rFonts w:asciiTheme="majorHAnsi" w:hAnsiTheme="majorHAnsi"/>
+          <w:sz w:val="28"/>
+          <w:szCs w:val="28"/>
+        </w:rPr>
+        <w:t xml:space="preserve"> </w:t>
+      </w:r>
+      <w:hyperlink r:id="rId21" w:history="1">
+        <w:r>
+          <w:rPr>
+            <w:rStyle w:val="Hyperlink"/>
+            <w:rFonts w:asciiTheme="majorHAnsi" w:hAnsiTheme="majorHAnsi"/>
+            <w:sz w:val="28"/>
+            <w:szCs w:val="28"/>
+          </w:rPr>
+          <w:t>https://www.rottnestisland.com/visit/guides-tips/your-guide-to-the-six-noongar-seasons-on-wadjemup</w:t>
+        </w:r>
+      </w:hyperlink>
+    </w:p>
+    <w:p>
+      <w:pPr>
+        <w:pStyle w:val="ListParagraph"/>
+        <w:numPr>
+          <w:ilvl w:val="0"/>
+          <w:numId w:val="37"/>
+        </w:numPr>
+        <w:rPr>
+          <w:rFonts w:asciiTheme="majorHAnsi" w:hAnsiTheme="majorHAnsi"/>
+          <w:sz w:val="28"/>
+          <w:szCs w:val="28"/>
+        </w:rPr>
+      </w:pPr>
+      <w:r>
+        <w:rPr>
+          <w:rFonts w:asciiTheme="majorHAnsi" w:hAnsiTheme="majorHAnsi"/>
+          <w:sz w:val="28"/>
+          <w:szCs w:val="28"/>
+        </w:rPr>
+        <w:t xml:space="preserve">Bureau of Meteorology – </w:t>
+      </w:r>
+      <w:proofErr w:type="spellStart"/>
+      <w:r>
+        <w:rPr>
+          <w:rFonts w:asciiTheme="majorHAnsi" w:hAnsiTheme="majorHAnsi"/>
+          <w:sz w:val="28"/>
+          <w:szCs w:val="28"/>
+        </w:rPr>
+        <w:t>Nyoongar</w:t>
+      </w:r>
+      <w:proofErr w:type="spellEnd"/>
+      <w:r>
+        <w:rPr>
+          <w:rFonts w:asciiTheme="majorHAnsi" w:hAnsiTheme="majorHAnsi"/>
+          <w:sz w:val="28"/>
+          <w:szCs w:val="28"/>
+        </w:rPr>
+        <w:t xml:space="preserve"> Calendar - </w:t>
+      </w:r>
+      <w:r>
+        <w:rPr>
+          <w:rFonts w:asciiTheme="majorHAnsi" w:hAnsiTheme="majorHAnsi"/>
+          <w:sz w:val="28"/>
+          <w:szCs w:val="28"/>
+        </w:rPr>
+        <w:t xml:space="preserve"> </w:t>
+      </w:r>
+      <w:hyperlink r:id="rId22" w:history="1">
+        <w:r>
+          <w:rPr>
+            <w:rStyle w:val="Hyperlink"/>
+            <w:rFonts w:asciiTheme="majorHAnsi" w:hAnsiTheme="majorHAnsi"/>
+            <w:sz w:val="28"/>
+            <w:szCs w:val="28"/>
+          </w:rPr>
+          <w:t>https://www.bom.gov.au/resources/indigenous-weather-knowledge/indigenous-seasonal-calendars/nyoongar-calendar</w:t>
+        </w:r>
+      </w:hyperlink>
+    </w:p>
+    <w:p>
+      <w:pPr>
+        <w:pStyle w:val="ListParagraph"/>
+        <w:numPr>
+          <w:ilvl w:val="0"/>
+          <w:numId w:val="37"/>
+        </w:numPr>
+        <w:rPr>
+          <w:rFonts w:asciiTheme="majorHAnsi" w:hAnsiTheme="majorHAnsi"/>
+          <w:sz w:val="28"/>
+          <w:szCs w:val="28"/>
+        </w:rPr>
+      </w:pPr>
+      <w:r>
+        <w:rPr>
+          <w:rFonts w:asciiTheme="majorHAnsi" w:hAnsiTheme="majorHAnsi"/>
+          <w:sz w:val="28"/>
+          <w:szCs w:val="28"/>
+        </w:rPr>
+        <w:t xml:space="preserve">The Wetlands Centre – The Six Seasons of the </w:t>
+      </w:r>
+      <w:proofErr w:type="spellStart"/>
+      <w:r>
+        <w:rPr>
+          <w:rFonts w:asciiTheme="majorHAnsi" w:hAnsiTheme="majorHAnsi"/>
+          <w:sz w:val="28"/>
+          <w:szCs w:val="28"/>
+        </w:rPr>
+        <w:t>Nyoongar</w:t>
+      </w:r>
+      <w:proofErr w:type="spellEnd"/>
+      <w:r>
+        <w:rPr>
+          <w:rFonts w:asciiTheme="majorHAnsi" w:hAnsiTheme="majorHAnsi"/>
+          <w:sz w:val="28"/>
+          <w:szCs w:val="28"/>
+        </w:rPr>
+        <w:t xml:space="preserve"> Calendar - </w:t>
+      </w:r>
+      <w:r>
+        <w:rPr>
+          <w:rFonts w:asciiTheme="majorHAnsi" w:hAnsiTheme="majorHAnsi"/>
+          <w:sz w:val="28"/>
+          <w:szCs w:val="28"/>
+        </w:rPr>
+        <w:t xml:space="preserve"> </w:t>
+      </w:r>
+      <w:hyperlink r:id="rId23" w:history="1">
+        <w:r>
+          <w:rPr>
+            <w:rStyle w:val="Hyperlink"/>
+            <w:rFonts w:asciiTheme="majorHAnsi" w:hAnsiTheme="majorHAnsi"/>
+            <w:sz w:val="28"/>
+            <w:szCs w:val="28"/>
+          </w:rPr>
+          <w:t>https://www.thewetlandscentre.org.au/blog/the-six-seasons-of-the-nyoongar-calendar/</w:t>
+        </w:r>
+      </w:hyperlink>
+    </w:p>
+    <w:p>
+      <w:pPr>
+        <w:pStyle w:val="ListParagraph"/>
+        <w:numPr>
+          <w:ilvl w:val="0"/>
+          <w:numId w:val="37"/>
+        </w:numPr>
+        <w:rPr>
+          <w:rFonts w:asciiTheme="majorHAnsi" w:hAnsiTheme="majorHAnsi"/>
+          <w:sz w:val="28"/>
+          <w:szCs w:val="28"/>
+        </w:rPr>
+      </w:pPr>
+      <w:r>
+        <w:rPr>
+          <w:rFonts w:asciiTheme="majorHAnsi" w:hAnsiTheme="majorHAnsi"/>
+          <w:sz w:val="28"/>
+          <w:szCs w:val="28"/>
+        </w:rPr>
+        <w:t xml:space="preserve">Perth NRM – Welcome to Birak: The Season of the Young, Fire and Action - </w:t>
+      </w:r>
+      <w:hyperlink r:id="rId24" w:history="1">
+        <w:r>
+          <w:rPr>
+            <w:rStyle w:val="Hyperlink"/>
+            <w:rFonts w:asciiTheme="majorHAnsi" w:hAnsiTheme="majorHAnsi"/>
+            <w:sz w:val="28"/>
+            <w:szCs w:val="28"/>
+          </w:rPr>
+          <w:t>https://www.perthnrm.com/blog/2025/12/10/welcome-to-birak-the-season-of-the-young-fire-and-action/</w:t>
+        </w:r>
+      </w:hyperlink>
+    </w:p>
+    <w:p>
+      <w:pPr>
+        <w:rPr>
+          <w:rFonts w:asciiTheme="majorHAnsi" w:hAnsiTheme="majorHAnsi"/>
+          <w:sz w:val="28"/>
+          <w:szCs w:val="28"/>
+        </w:rPr>
+      </w:pPr>
+    </w:p>
+    <w:p>
+      <w:pPr>
+        <w:pStyle w:val="ListParagraph"/>
+        <w:numPr>
+          <w:ilvl w:val="0"/>
+          <w:numId w:val="28"/>
+        </w:numPr>
+        <w:rPr>
+          <w:rFonts w:asciiTheme="majorHAnsi" w:hAnsiTheme="majorHAnsi"/>
+          <w:sz w:val="28"/>
+          <w:szCs w:val="28"/>
+        </w:rPr>
+      </w:pPr>
+      <w:proofErr w:type="spellStart"/>
+      <w:r>
+        <w:rPr>
+          <w:rFonts w:asciiTheme="majorHAnsi" w:hAnsiTheme="majorHAnsi"/>
+          <w:sz w:val="28"/>
+          <w:szCs w:val="28"/>
+        </w:rPr>
+        <w:t>Bunuru</w:t>
+      </w:r>
+      <w:proofErr w:type="spellEnd"/>
+    </w:p>
+    <w:p>
+      <w:pPr>
+        <w:rPr>
+          <w:rFonts w:asciiTheme="majorHAnsi" w:hAnsiTheme="majorHAnsi"/>
+          <w:sz w:val="28"/>
+          <w:szCs w:val="28"/>
+        </w:rPr>
+      </w:pPr>
+      <w:proofErr w:type="spellStart"/>
+      <w:r>
+        <w:rPr>
+          <w:rFonts w:asciiTheme="majorHAnsi" w:hAnsiTheme="majorHAnsi"/>
+          <w:sz w:val="28"/>
+          <w:szCs w:val="28"/>
+        </w:rPr>
+        <w:t>Bunuru</w:t>
+      </w:r>
+      <w:proofErr w:type="spellEnd"/>
+      <w:r>
+        <w:rPr>
+          <w:rFonts w:asciiTheme="majorHAnsi" w:hAnsiTheme="majorHAnsi"/>
+          <w:sz w:val="28"/>
+          <w:szCs w:val="28"/>
+        </w:rPr>
+        <w:t xml:space="preserve"> is known as the second summer in the Noongar seasonal calendar</w:t>
+      </w:r>
+      <w:r>
+        <w:rPr>
+          <w:rFonts w:asciiTheme="majorHAnsi" w:hAnsiTheme="majorHAnsi"/>
+          <w:sz w:val="28"/>
+          <w:szCs w:val="28"/>
+        </w:rPr>
+        <w:t xml:space="preserve">, occurring during February and March. It </w:t>
+      </w:r>
+      <w:r>
+        <w:rPr>
+          <w:rFonts w:asciiTheme="majorHAnsi" w:hAnsiTheme="majorHAnsi"/>
+          <w:sz w:val="28"/>
+          <w:szCs w:val="28"/>
+        </w:rPr>
+        <w:t xml:space="preserve">is the hottest time of the year, with long hot days and little </w:t>
+      </w:r>
+      <w:r>
+        <w:rPr>
+          <w:rFonts w:asciiTheme="majorHAnsi" w:hAnsiTheme="majorHAnsi"/>
+          <w:sz w:val="28"/>
+          <w:szCs w:val="28"/>
+        </w:rPr>
+        <w:t xml:space="preserve">to no </w:t>
+      </w:r>
+      <w:r>
+        <w:rPr>
+          <w:rFonts w:asciiTheme="majorHAnsi" w:hAnsiTheme="majorHAnsi"/>
+          <w:sz w:val="28"/>
+          <w:szCs w:val="28"/>
+        </w:rPr>
+        <w:t>rainfall</w:t>
+      </w:r>
+      <w:r>
+        <w:rPr>
+          <w:rFonts w:asciiTheme="majorHAnsi" w:hAnsiTheme="majorHAnsi"/>
+          <w:sz w:val="28"/>
+          <w:szCs w:val="28"/>
+        </w:rPr>
+        <w:t>.</w:t>
+      </w:r>
+      <w:r>
+        <w:rPr>
+          <w:rFonts w:asciiTheme="majorHAnsi" w:hAnsiTheme="majorHAnsi"/>
+          <w:sz w:val="28"/>
+          <w:szCs w:val="28"/>
+        </w:rPr>
+        <w:t xml:space="preserve"> Hot easterly winds bring warm conditions, while afternoon sea breezes provide some </w:t>
+      </w:r>
+      <w:r>
+        <w:rPr>
+          <w:rFonts w:asciiTheme="majorHAnsi" w:hAnsiTheme="majorHAnsi"/>
+          <w:sz w:val="28"/>
+          <w:szCs w:val="28"/>
+        </w:rPr>
+        <w:t>cooler air</w:t>
+      </w:r>
+      <w:r>
+        <w:rPr>
+          <w:rFonts w:asciiTheme="majorHAnsi" w:hAnsiTheme="majorHAnsi"/>
+          <w:sz w:val="28"/>
+          <w:szCs w:val="28"/>
+        </w:rPr>
+        <w:t xml:space="preserve">, </w:t>
+      </w:r>
+      <w:r>
+        <w:rPr>
+          <w:rFonts w:asciiTheme="majorHAnsi" w:hAnsiTheme="majorHAnsi"/>
+          <w:sz w:val="28"/>
+          <w:szCs w:val="28"/>
+        </w:rPr>
+        <w:t>particularly</w:t>
+      </w:r>
+      <w:r>
+        <w:rPr>
+          <w:rFonts w:asciiTheme="majorHAnsi" w:hAnsiTheme="majorHAnsi"/>
+          <w:sz w:val="28"/>
+          <w:szCs w:val="28"/>
+        </w:rPr>
+        <w:t xml:space="preserve"> near the coast. </w:t>
+      </w:r>
+      <w:proofErr w:type="spellStart"/>
+      <w:r>
+        <w:rPr>
+          <w:rFonts w:asciiTheme="majorHAnsi" w:hAnsiTheme="majorHAnsi"/>
+          <w:sz w:val="28"/>
+          <w:szCs w:val="28"/>
+        </w:rPr>
+        <w:t>Bunuru</w:t>
+      </w:r>
+      <w:proofErr w:type="spellEnd"/>
+      <w:r>
+        <w:rPr>
+          <w:rFonts w:asciiTheme="majorHAnsi" w:hAnsiTheme="majorHAnsi"/>
+          <w:sz w:val="28"/>
+          <w:szCs w:val="28"/>
+        </w:rPr>
+        <w:t xml:space="preserve"> is associated with the colour orange, which </w:t>
+      </w:r>
+      <w:r>
+        <w:rPr>
+          <w:rFonts w:asciiTheme="majorHAnsi" w:hAnsiTheme="majorHAnsi"/>
+          <w:sz w:val="28"/>
+          <w:szCs w:val="28"/>
+        </w:rPr>
+        <w:t>symbolises</w:t>
+      </w:r>
+      <w:r>
+        <w:rPr>
+          <w:rFonts w:asciiTheme="majorHAnsi" w:hAnsiTheme="majorHAnsi"/>
+          <w:sz w:val="28"/>
+          <w:szCs w:val="28"/>
+        </w:rPr>
+        <w:t xml:space="preserve"> the </w:t>
+      </w:r>
+      <w:r>
+        <w:rPr>
+          <w:rFonts w:asciiTheme="majorHAnsi" w:hAnsiTheme="majorHAnsi"/>
+          <w:sz w:val="28"/>
+          <w:szCs w:val="28"/>
+        </w:rPr>
+        <w:t>abundance</w:t>
+      </w:r>
+      <w:r>
+        <w:rPr>
+          <w:rFonts w:asciiTheme="majorHAnsi" w:hAnsiTheme="majorHAnsi"/>
+          <w:sz w:val="28"/>
+          <w:szCs w:val="28"/>
+        </w:rPr>
+        <w:t xml:space="preserve"> of fishing opportunities and the lack of rain.</w:t>
+      </w:r>
+    </w:p>
+    <w:p>
+      <w:pPr>
+        <w:rPr>
+          <w:rFonts w:asciiTheme="majorHAnsi" w:hAnsiTheme="majorHAnsi"/>
+          <w:sz w:val="28"/>
+          <w:szCs w:val="28"/>
+        </w:rPr>
+      </w:pPr>
+      <w:proofErr w:type="spellStart"/>
+      <w:r>
+        <w:rPr>
+          <w:rFonts w:asciiTheme="majorHAnsi" w:hAnsiTheme="majorHAnsi"/>
+          <w:sz w:val="28"/>
+          <w:szCs w:val="28"/>
+        </w:rPr>
+        <w:t>Bunuru</w:t>
+      </w:r>
+      <w:proofErr w:type="spellEnd"/>
+      <w:r>
+        <w:rPr>
+          <w:rFonts w:asciiTheme="majorHAnsi" w:hAnsiTheme="majorHAnsi"/>
+          <w:sz w:val="28"/>
+          <w:szCs w:val="28"/>
+        </w:rPr>
+        <w:t xml:space="preserve"> is </w:t>
+      </w:r>
+      <w:r>
+        <w:rPr>
+          <w:rFonts w:asciiTheme="majorHAnsi" w:hAnsiTheme="majorHAnsi"/>
+          <w:sz w:val="28"/>
+          <w:szCs w:val="28"/>
+        </w:rPr>
+        <w:t xml:space="preserve">known as the “season of adolescence”, where the young animals that emerged during Birak continue to mature. </w:t>
+      </w:r>
+      <w:r>
+        <w:rPr>
+          <w:rFonts w:asciiTheme="majorHAnsi" w:hAnsiTheme="majorHAnsi"/>
+          <w:sz w:val="28"/>
+          <w:szCs w:val="28"/>
+        </w:rPr>
+        <w:t>T</w:t>
+      </w:r>
+      <w:r>
+        <w:rPr>
+          <w:rFonts w:asciiTheme="majorHAnsi" w:hAnsiTheme="majorHAnsi"/>
+          <w:sz w:val="28"/>
+          <w:szCs w:val="28"/>
+        </w:rPr>
+        <w:t>he flowering of white-flowering trees, including Marri, Jarrah and Ghost Gums, provide nectar to wildlife. Female Zamia cones ripen during the hot and dry weather, which changes from green to bright red</w:t>
+      </w:r>
+      <w:r>
+        <w:rPr>
+          <w:rFonts w:asciiTheme="majorHAnsi" w:hAnsiTheme="majorHAnsi"/>
+          <w:sz w:val="28"/>
+          <w:szCs w:val="28"/>
+        </w:rPr>
+        <w:t xml:space="preserve">, </w:t>
+      </w:r>
+      <w:r>
+        <w:rPr>
+          <w:rFonts w:asciiTheme="majorHAnsi" w:hAnsiTheme="majorHAnsi"/>
+          <w:sz w:val="28"/>
+          <w:szCs w:val="28"/>
+        </w:rPr>
+        <w:t>attract</w:t>
+      </w:r>
+      <w:r>
+        <w:rPr>
+          <w:rFonts w:asciiTheme="majorHAnsi" w:hAnsiTheme="majorHAnsi"/>
+          <w:sz w:val="28"/>
+          <w:szCs w:val="28"/>
+        </w:rPr>
+        <w:t>ing</w:t>
+      </w:r>
+      <w:r>
+        <w:rPr>
+          <w:rFonts w:asciiTheme="majorHAnsi" w:hAnsiTheme="majorHAnsi"/>
+          <w:sz w:val="28"/>
+          <w:szCs w:val="28"/>
+        </w:rPr>
+        <w:t xml:space="preserve"> animals such as emus. Reptiles including snakes, lizards and goannas are also highly active during this season. </w:t>
+      </w:r>
+    </w:p>
+    <w:p>
+      <w:pPr>
+        <w:rPr>
+          <w:rFonts w:asciiTheme="majorHAnsi" w:hAnsiTheme="majorHAnsi"/>
+          <w:sz w:val="28"/>
+          <w:szCs w:val="28"/>
+        </w:rPr>
+      </w:pPr>
+      <w:r>
+        <w:rPr>
+          <w:rFonts w:asciiTheme="majorHAnsi" w:hAnsiTheme="majorHAnsi"/>
+          <w:sz w:val="28"/>
+          <w:szCs w:val="28"/>
+        </w:rPr>
+        <w:t xml:space="preserve">Traditionally, </w:t>
+      </w:r>
+      <w:proofErr w:type="spellStart"/>
+      <w:r>
+        <w:rPr>
+          <w:rFonts w:asciiTheme="majorHAnsi" w:hAnsiTheme="majorHAnsi"/>
+          <w:sz w:val="28"/>
+          <w:szCs w:val="28"/>
+        </w:rPr>
+        <w:t>Bunuru</w:t>
+      </w:r>
+      <w:proofErr w:type="spellEnd"/>
+      <w:r>
+        <w:rPr>
+          <w:rFonts w:asciiTheme="majorHAnsi" w:hAnsiTheme="majorHAnsi"/>
+          <w:sz w:val="28"/>
+          <w:szCs w:val="28"/>
+        </w:rPr>
+        <w:t xml:space="preserve"> was a time when Noongar people move</w:t>
+      </w:r>
+      <w:r>
+        <w:rPr>
+          <w:rFonts w:asciiTheme="majorHAnsi" w:hAnsiTheme="majorHAnsi"/>
+          <w:sz w:val="28"/>
+          <w:szCs w:val="28"/>
+        </w:rPr>
+        <w:t>d</w:t>
+      </w:r>
+      <w:r>
+        <w:rPr>
+          <w:rFonts w:asciiTheme="majorHAnsi" w:hAnsiTheme="majorHAnsi"/>
+          <w:sz w:val="28"/>
+          <w:szCs w:val="28"/>
+        </w:rPr>
+        <w:t xml:space="preserve"> towards coastal areas, </w:t>
+      </w:r>
+      <w:r>
+        <w:rPr>
+          <w:rFonts w:asciiTheme="majorHAnsi" w:hAnsiTheme="majorHAnsi"/>
+          <w:sz w:val="28"/>
+          <w:szCs w:val="28"/>
+        </w:rPr>
+        <w:t xml:space="preserve">rivers and estuaries to access food and water during the </w:t>
+      </w:r>
+      <w:r>
+        <w:rPr>
+          <w:rFonts w:asciiTheme="majorHAnsi" w:hAnsiTheme="majorHAnsi"/>
+          <w:sz w:val="28"/>
+          <w:szCs w:val="28"/>
+        </w:rPr>
+        <w:t>hot</w:t>
+      </w:r>
+      <w:r>
+        <w:rPr>
+          <w:rFonts w:asciiTheme="majorHAnsi" w:hAnsiTheme="majorHAnsi"/>
+          <w:sz w:val="28"/>
+          <w:szCs w:val="28"/>
+        </w:rPr>
+        <w:t xml:space="preserve"> weather. Fishing, hunting and gathering </w:t>
+      </w:r>
+      <w:r>
+        <w:rPr>
+          <w:rFonts w:asciiTheme="majorHAnsi" w:hAnsiTheme="majorHAnsi"/>
+          <w:sz w:val="28"/>
+          <w:szCs w:val="28"/>
+        </w:rPr>
+        <w:t>are</w:t>
+      </w:r>
+      <w:r>
+        <w:rPr>
+          <w:rFonts w:asciiTheme="majorHAnsi" w:hAnsiTheme="majorHAnsi"/>
+          <w:sz w:val="28"/>
+          <w:szCs w:val="28"/>
+        </w:rPr>
+        <w:t xml:space="preserve"> important activities, </w:t>
+      </w:r>
+      <w:r>
+        <w:rPr>
+          <w:rFonts w:asciiTheme="majorHAnsi" w:hAnsiTheme="majorHAnsi"/>
+          <w:sz w:val="28"/>
+          <w:szCs w:val="28"/>
+        </w:rPr>
+        <w:t>where</w:t>
+      </w:r>
+      <w:r>
+        <w:rPr>
+          <w:rFonts w:asciiTheme="majorHAnsi" w:hAnsiTheme="majorHAnsi"/>
+          <w:sz w:val="28"/>
+          <w:szCs w:val="28"/>
+        </w:rPr>
+        <w:t xml:space="preserve"> seafood and freshwater foods </w:t>
+      </w:r>
+      <w:r>
+        <w:rPr>
+          <w:rFonts w:asciiTheme="majorHAnsi" w:hAnsiTheme="majorHAnsi"/>
+          <w:sz w:val="28"/>
+          <w:szCs w:val="28"/>
+        </w:rPr>
+        <w:t>form the main part of their diet</w:t>
+      </w:r>
+      <w:r>
+        <w:rPr>
+          <w:rFonts w:asciiTheme="majorHAnsi" w:hAnsiTheme="majorHAnsi"/>
+          <w:sz w:val="28"/>
+          <w:szCs w:val="28"/>
+        </w:rPr>
+        <w:t>.</w:t>
+      </w:r>
+      <w:r>
+        <w:rPr>
+          <w:rFonts w:asciiTheme="majorHAnsi" w:hAnsiTheme="majorHAnsi"/>
+          <w:sz w:val="28"/>
+          <w:szCs w:val="28"/>
+        </w:rPr>
+        <w:t xml:space="preserve"> Food sources included fish, </w:t>
+      </w:r>
+      <w:r>
+        <w:rPr>
+          <w:rFonts w:asciiTheme="majorHAnsi" w:hAnsiTheme="majorHAnsi"/>
+          <w:sz w:val="28"/>
+          <w:szCs w:val="28"/>
+        </w:rPr>
+        <w:lastRenderedPageBreak/>
+        <w:t>mussels, crabs</w:t>
+      </w:r>
+      <w:r>
+        <w:rPr>
+          <w:rFonts w:asciiTheme="majorHAnsi" w:hAnsiTheme="majorHAnsi"/>
+          <w:sz w:val="28"/>
+          <w:szCs w:val="28"/>
+        </w:rPr>
+        <w:t xml:space="preserve"> and </w:t>
+      </w:r>
+      <w:r>
+        <w:rPr>
+          <w:rFonts w:asciiTheme="majorHAnsi" w:hAnsiTheme="majorHAnsi"/>
+          <w:sz w:val="28"/>
+          <w:szCs w:val="28"/>
+        </w:rPr>
+        <w:t>marron, while flowering plants provided nectar. Zamia is also considered an important food source, although its toxins need to be removed before it can be eaten.</w:t>
+      </w:r>
+    </w:p>
+    <w:p>
+      <w:pPr>
+        <w:rPr>
+          <w:rFonts w:asciiTheme="majorHAnsi" w:hAnsiTheme="majorHAnsi"/>
+          <w:sz w:val="28"/>
+          <w:szCs w:val="28"/>
+        </w:rPr>
+      </w:pPr>
+      <w:r>
+        <w:rPr>
+          <w:rFonts w:asciiTheme="majorHAnsi" w:hAnsiTheme="majorHAnsi"/>
+          <w:sz w:val="28"/>
+          <w:szCs w:val="28"/>
+        </w:rPr>
+        <w:t>References:</w:t>
+      </w:r>
+    </w:p>
+    <w:p>
+      <w:pPr>
+        <w:pStyle w:val="ListParagraph"/>
+        <w:numPr>
+          <w:ilvl w:val="0"/>
+          <w:numId w:val="36"/>
+        </w:numPr>
+        <w:rPr>
+          <w:rFonts w:asciiTheme="majorHAnsi" w:hAnsiTheme="majorHAnsi"/>
+          <w:sz w:val="28"/>
+          <w:szCs w:val="28"/>
+        </w:rPr>
+      </w:pPr>
+      <w:r>
+        <w:rPr>
+          <w:rFonts w:asciiTheme="majorHAnsi" w:hAnsiTheme="majorHAnsi"/>
+          <w:sz w:val="28"/>
+          <w:szCs w:val="28"/>
+        </w:rPr>
+        <w:t>Tourism Western Australia</w:t>
+      </w:r>
+      <w:r>
+        <w:rPr>
+          <w:rFonts w:asciiTheme="majorHAnsi" w:hAnsiTheme="majorHAnsi"/>
+          <w:sz w:val="28"/>
+          <w:szCs w:val="28"/>
+        </w:rPr>
+        <w:t xml:space="preserve">: </w:t>
+      </w:r>
+      <w:r>
+        <w:rPr>
+          <w:rFonts w:asciiTheme="majorHAnsi" w:hAnsiTheme="majorHAnsi"/>
+          <w:sz w:val="28"/>
+          <w:szCs w:val="28"/>
+        </w:rPr>
+        <w:t xml:space="preserve">Aboriginal Noongar Seasons </w:t>
+      </w:r>
+      <w:hyperlink r:id="rId25" w:history="1">
+        <w:r>
+          <w:rPr>
+            <w:rStyle w:val="Hyperlink"/>
+            <w:rFonts w:asciiTheme="majorHAnsi" w:hAnsiTheme="majorHAnsi"/>
+            <w:sz w:val="28"/>
+            <w:szCs w:val="28"/>
+          </w:rPr>
+          <w:t>https://www.westernaustralia.com/au/things-to-do/aboriginal-experiences/aboriginal-noongar-seasons</w:t>
+        </w:r>
+      </w:hyperlink>
+    </w:p>
+    <w:p>
+      <w:pPr>
+        <w:pStyle w:val="ListParagraph"/>
+        <w:numPr>
+          <w:ilvl w:val="0"/>
+          <w:numId w:val="36"/>
+        </w:numPr>
+        <w:rPr>
+          <w:rFonts w:asciiTheme="majorHAnsi" w:hAnsiTheme="majorHAnsi"/>
+          <w:sz w:val="28"/>
+          <w:szCs w:val="28"/>
+        </w:rPr>
+      </w:pPr>
+      <w:r>
+        <w:rPr>
+          <w:rFonts w:asciiTheme="majorHAnsi" w:hAnsiTheme="majorHAnsi"/>
+          <w:sz w:val="28"/>
+          <w:szCs w:val="28"/>
+        </w:rPr>
+        <w:t>GESB</w:t>
+      </w:r>
+      <w:r>
+        <w:rPr>
+          <w:rFonts w:asciiTheme="majorHAnsi" w:hAnsiTheme="majorHAnsi"/>
+          <w:sz w:val="28"/>
+          <w:szCs w:val="28"/>
+        </w:rPr>
+        <w:t xml:space="preserve">: </w:t>
+      </w:r>
+      <w:r>
+        <w:rPr>
+          <w:rFonts w:asciiTheme="majorHAnsi" w:hAnsiTheme="majorHAnsi"/>
+          <w:sz w:val="28"/>
+          <w:szCs w:val="28"/>
+        </w:rPr>
+        <w:t xml:space="preserve">Noongar Six Seasons  </w:t>
+      </w:r>
+      <w:hyperlink r:id="rId26" w:history="1">
+        <w:r>
+          <w:rPr>
+            <w:rStyle w:val="Hyperlink"/>
+            <w:rFonts w:asciiTheme="majorHAnsi" w:hAnsiTheme="majorHAnsi"/>
+            <w:sz w:val="28"/>
+            <w:szCs w:val="28"/>
+          </w:rPr>
+          <w:t>https://www.gesb.wa.gov.au/members/stand-alone-pages/noongar-six-seasons</w:t>
+        </w:r>
+      </w:hyperlink>
+    </w:p>
+    <w:p>
+      <w:pPr>
+        <w:pStyle w:val="ListParagraph"/>
+        <w:numPr>
+          <w:ilvl w:val="0"/>
+          <w:numId w:val="36"/>
+        </w:numPr>
+        <w:rPr>
+          <w:rFonts w:asciiTheme="majorHAnsi" w:hAnsiTheme="majorHAnsi"/>
+          <w:sz w:val="28"/>
+          <w:szCs w:val="28"/>
+        </w:rPr>
+      </w:pPr>
+      <w:r>
+        <w:rPr>
+          <w:rFonts w:asciiTheme="majorHAnsi" w:hAnsiTheme="majorHAnsi"/>
+          <w:sz w:val="28"/>
+          <w:szCs w:val="28"/>
+        </w:rPr>
+        <w:t>Rottnest Island</w:t>
+      </w:r>
+      <w:r>
+        <w:rPr>
+          <w:rFonts w:asciiTheme="majorHAnsi" w:hAnsiTheme="majorHAnsi"/>
+          <w:sz w:val="28"/>
+          <w:szCs w:val="28"/>
+        </w:rPr>
+        <w:t xml:space="preserve">: </w:t>
+      </w:r>
+      <w:r>
+        <w:rPr>
+          <w:rFonts w:asciiTheme="majorHAnsi" w:hAnsiTheme="majorHAnsi"/>
+          <w:sz w:val="28"/>
+          <w:szCs w:val="28"/>
+        </w:rPr>
+        <w:t xml:space="preserve">Your Guide to the Six Noongar Seasons on Wadjemup - </w:t>
+      </w:r>
+      <w:hyperlink r:id="rId27" w:history="1">
+        <w:r>
+          <w:rPr>
+            <w:rStyle w:val="Hyperlink"/>
+            <w:rFonts w:asciiTheme="majorHAnsi" w:hAnsiTheme="majorHAnsi"/>
+            <w:sz w:val="28"/>
+            <w:szCs w:val="28"/>
+          </w:rPr>
+          <w:t>https://www.rottnestisland.com/visit/guides-tips/your-guide-to-the-six-noongar-seasons-on-wadjemup</w:t>
+        </w:r>
+      </w:hyperlink>
+    </w:p>
+    <w:p>
+      <w:pPr>
+        <w:pStyle w:val="ListParagraph"/>
+        <w:numPr>
+          <w:ilvl w:val="0"/>
+          <w:numId w:val="36"/>
+        </w:numPr>
+        <w:rPr>
+          <w:rFonts w:asciiTheme="majorHAnsi" w:hAnsiTheme="majorHAnsi"/>
+          <w:sz w:val="28"/>
+          <w:szCs w:val="28"/>
+        </w:rPr>
+      </w:pPr>
+      <w:r>
+        <w:rPr>
+          <w:rFonts w:asciiTheme="majorHAnsi" w:hAnsiTheme="majorHAnsi"/>
+          <w:sz w:val="28"/>
+          <w:szCs w:val="28"/>
+        </w:rPr>
+        <w:t xml:space="preserve">Bureau of Meteorology – </w:t>
+      </w:r>
+      <w:proofErr w:type="spellStart"/>
+      <w:r>
+        <w:rPr>
+          <w:rFonts w:asciiTheme="majorHAnsi" w:hAnsiTheme="majorHAnsi"/>
+          <w:sz w:val="28"/>
+          <w:szCs w:val="28"/>
+        </w:rPr>
+        <w:t>Nyoongar</w:t>
+      </w:r>
+      <w:proofErr w:type="spellEnd"/>
+      <w:r>
+        <w:rPr>
+          <w:rFonts w:asciiTheme="majorHAnsi" w:hAnsiTheme="majorHAnsi"/>
+          <w:sz w:val="28"/>
+          <w:szCs w:val="28"/>
+        </w:rPr>
+        <w:t xml:space="preserve"> Calendar -  </w:t>
+      </w:r>
+      <w:hyperlink r:id="rId28" w:history="1">
+        <w:r>
+          <w:rPr>
+            <w:rStyle w:val="Hyperlink"/>
+            <w:rFonts w:asciiTheme="majorHAnsi" w:hAnsiTheme="majorHAnsi"/>
+            <w:sz w:val="28"/>
+            <w:szCs w:val="28"/>
+          </w:rPr>
+          <w:t>https://www.bom.gov.au/resources/indigenous-weather-knowledge/indigenous-seasonal-calendars/nyoongar-calendar</w:t>
+        </w:r>
+      </w:hyperlink>
+    </w:p>
+    <w:p>
+      <w:pPr>
+        <w:pStyle w:val="ListParagraph"/>
+        <w:numPr>
+          <w:ilvl w:val="0"/>
+          <w:numId w:val="36"/>
+        </w:numPr>
+        <w:rPr>
+          <w:rFonts w:asciiTheme="majorHAnsi" w:hAnsiTheme="majorHAnsi"/>
+          <w:sz w:val="28"/>
+          <w:szCs w:val="28"/>
+        </w:rPr>
+      </w:pPr>
+      <w:r>
+        <w:rPr>
+          <w:rFonts w:asciiTheme="majorHAnsi" w:hAnsiTheme="majorHAnsi"/>
+          <w:sz w:val="28"/>
+          <w:szCs w:val="28"/>
+        </w:rPr>
+        <w:t xml:space="preserve">The Wetlands Centre – The Six Seasons of the </w:t>
+      </w:r>
+      <w:proofErr w:type="spellStart"/>
+      <w:r>
+        <w:rPr>
+          <w:rFonts w:asciiTheme="majorHAnsi" w:hAnsiTheme="majorHAnsi"/>
+          <w:sz w:val="28"/>
+          <w:szCs w:val="28"/>
+        </w:rPr>
+        <w:t>Nyoongar</w:t>
+      </w:r>
+      <w:proofErr w:type="spellEnd"/>
+      <w:r>
+        <w:rPr>
+          <w:rFonts w:asciiTheme="majorHAnsi" w:hAnsiTheme="majorHAnsi"/>
+          <w:sz w:val="28"/>
+          <w:szCs w:val="28"/>
+        </w:rPr>
+        <w:t xml:space="preserve"> Calendar -  </w:t>
+      </w:r>
+      <w:hyperlink r:id="rId29" w:history="1">
+        <w:r>
+          <w:rPr>
+            <w:rStyle w:val="Hyperlink"/>
+            <w:rFonts w:asciiTheme="majorHAnsi" w:hAnsiTheme="majorHAnsi"/>
+            <w:sz w:val="28"/>
+            <w:szCs w:val="28"/>
+          </w:rPr>
+          <w:t>https://www.thewetlandscentre.org.au/blog/the-six-seasons-of-the-nyoongar-calendar/</w:t>
+        </w:r>
+      </w:hyperlink>
+    </w:p>
+    <w:p>
+      <w:pPr>
+        <w:pStyle w:val="ListParagraph"/>
+        <w:numPr>
+          <w:ilvl w:val="0"/>
+          <w:numId w:val="36"/>
+        </w:numPr>
+        <w:rPr>
+          <w:rFonts w:asciiTheme="majorHAnsi" w:hAnsiTheme="majorHAnsi"/>
+          <w:sz w:val="28"/>
+          <w:szCs w:val="28"/>
+        </w:rPr>
+      </w:pPr>
+      <w:r>
+        <w:rPr>
+          <w:rFonts w:asciiTheme="majorHAnsi" w:hAnsiTheme="majorHAnsi"/>
+          <w:sz w:val="28"/>
+          <w:szCs w:val="28"/>
+        </w:rPr>
+        <w:t>Perth NRM</w:t>
+      </w:r>
+      <w:r>
+        <w:rPr>
+          <w:rFonts w:asciiTheme="majorHAnsi" w:hAnsiTheme="majorHAnsi"/>
+          <w:sz w:val="28"/>
+          <w:szCs w:val="28"/>
+        </w:rPr>
+        <w:t>:</w:t>
+      </w:r>
+      <w:r>
+        <w:rPr>
+          <w:rFonts w:asciiTheme="majorHAnsi" w:hAnsiTheme="majorHAnsi"/>
+          <w:sz w:val="28"/>
+          <w:szCs w:val="28"/>
+        </w:rPr>
+        <w:t xml:space="preserve"> The Second Summer: embracing </w:t>
+      </w:r>
+      <w:proofErr w:type="spellStart"/>
+      <w:r>
+        <w:rPr>
+          <w:rFonts w:asciiTheme="majorHAnsi" w:hAnsiTheme="majorHAnsi"/>
+          <w:sz w:val="28"/>
+          <w:szCs w:val="28"/>
+        </w:rPr>
+        <w:t>Bunuru</w:t>
+      </w:r>
+      <w:proofErr w:type="spellEnd"/>
+      <w:r>
+        <w:rPr>
+          <w:rFonts w:asciiTheme="majorHAnsi" w:hAnsiTheme="majorHAnsi"/>
+          <w:sz w:val="28"/>
+          <w:szCs w:val="28"/>
+        </w:rPr>
+        <w:t xml:space="preserve"> - </w:t>
+      </w:r>
+      <w:hyperlink r:id="rId30" w:history="1">
+        <w:r>
+          <w:rPr>
+            <w:rStyle w:val="Hyperlink"/>
+            <w:rFonts w:asciiTheme="majorHAnsi" w:hAnsiTheme="majorHAnsi"/>
+            <w:sz w:val="28"/>
+            <w:szCs w:val="28"/>
+          </w:rPr>
+          <w:t>https://www.perthnrm.com/blog/2026/02/08/the-second-summer-embracing-bunuru-february-march/</w:t>
+        </w:r>
+      </w:hyperlink>
+      <w:r>
+        <w:rPr>
+          <w:rFonts w:asciiTheme="majorHAnsi" w:hAnsiTheme="majorHAnsi"/>
+          <w:sz w:val="28"/>
+          <w:szCs w:val="28"/>
+        </w:rPr>
+        <w:t xml:space="preserve"> </w:t>
+      </w:r>
+    </w:p>
+    <w:p>
+      <w:pPr>
+        <w:ind w:left="360"/>
+        <w:rPr>
+          <w:rFonts w:asciiTheme="majorHAnsi" w:hAnsiTheme="majorHAnsi"/>
+          <w:sz w:val="28"/>
+          <w:szCs w:val="28"/>
+        </w:rPr>
+      </w:pPr>
+    </w:p>
+    <w:p>
+      <w:pPr>
+        <w:pStyle w:val="ListParagraph"/>
+        <w:numPr>
+          <w:ilvl w:val="0"/>
+          <w:numId w:val="28"/>
+        </w:numPr>
+        <w:rPr>
+          <w:rFonts w:asciiTheme="majorHAnsi" w:hAnsiTheme="majorHAnsi"/>
+          <w:sz w:val="28"/>
+          <w:szCs w:val="28"/>
+        </w:rPr>
+      </w:pPr>
+      <w:r>
+        <w:rPr>
+          <w:rFonts w:asciiTheme="majorHAnsi" w:hAnsiTheme="majorHAnsi"/>
+          <w:sz w:val="28"/>
+          <w:szCs w:val="28"/>
+        </w:rPr>
+        <w:t>Djeran</w:t>
+      </w:r>
+    </w:p>
+    <w:p>
+      <w:pPr>
+        <w:pStyle w:val="NormalWeb"/>
+        <w:rPr>
+          <w:rFonts w:asciiTheme="majorHAnsi" w:hAnsiTheme="majorHAnsi"/>
+          <w:sz w:val="28"/>
+          <w:szCs w:val="28"/>
+        </w:rPr>
+      </w:pPr>
+      <w:r>
+        <w:rPr>
+          <w:rFonts w:asciiTheme="majorHAnsi" w:hAnsiTheme="majorHAnsi"/>
+          <w:sz w:val="28"/>
+          <w:szCs w:val="28"/>
+        </w:rPr>
+        <w:t>Djeran is known as the aut</w:t>
+      </w:r>
+      <w:r>
+        <w:rPr>
+          <w:rFonts w:asciiTheme="majorHAnsi" w:hAnsiTheme="majorHAnsi"/>
+          <w:sz w:val="28"/>
+          <w:szCs w:val="28"/>
+        </w:rPr>
+        <w:t xml:space="preserve">umn season in the </w:t>
+      </w:r>
+      <w:r>
+        <w:rPr>
+          <w:rFonts w:asciiTheme="majorHAnsi" w:hAnsiTheme="majorHAnsi"/>
+          <w:sz w:val="28"/>
+          <w:szCs w:val="28"/>
+        </w:rPr>
+        <w:t>Noongar seasonal calen</w:t>
+      </w:r>
+      <w:r>
+        <w:rPr>
+          <w:rFonts w:asciiTheme="majorHAnsi" w:hAnsiTheme="majorHAnsi"/>
+          <w:sz w:val="28"/>
+          <w:szCs w:val="28"/>
+        </w:rPr>
+        <w:t xml:space="preserve">dar, </w:t>
+      </w:r>
+      <w:r>
+        <w:rPr>
+          <w:rFonts w:asciiTheme="majorHAnsi" w:hAnsiTheme="majorHAnsi"/>
+          <w:sz w:val="28"/>
+          <w:szCs w:val="28"/>
+        </w:rPr>
+        <w:t xml:space="preserve">occurring </w:t>
+      </w:r>
+      <w:proofErr w:type="spellStart"/>
+      <w:r>
+        <w:rPr>
+          <w:rFonts w:asciiTheme="majorHAnsi" w:hAnsiTheme="majorHAnsi"/>
+          <w:sz w:val="28"/>
+          <w:szCs w:val="28"/>
+        </w:rPr>
+        <w:t>duing</w:t>
+      </w:r>
+      <w:proofErr w:type="spellEnd"/>
+      <w:r>
+        <w:rPr>
+          <w:rFonts w:asciiTheme="majorHAnsi" w:hAnsiTheme="majorHAnsi"/>
+          <w:sz w:val="28"/>
+          <w:szCs w:val="28"/>
+        </w:rPr>
+        <w:t xml:space="preserve"> April and May. It marks</w:t>
+      </w:r>
+      <w:r>
+        <w:rPr>
+          <w:rFonts w:asciiTheme="majorHAnsi" w:hAnsiTheme="majorHAnsi"/>
+          <w:sz w:val="28"/>
+          <w:szCs w:val="28"/>
+        </w:rPr>
+        <w:t xml:space="preserve"> the end of the hottest weather and the arrival of cooler conditions</w:t>
+      </w:r>
+      <w:r>
+        <w:rPr>
+          <w:rFonts w:asciiTheme="majorHAnsi" w:hAnsiTheme="majorHAnsi"/>
+          <w:sz w:val="28"/>
+          <w:szCs w:val="28"/>
+        </w:rPr>
+        <w:t xml:space="preserve"> where t</w:t>
+      </w:r>
+      <w:r>
+        <w:rPr>
+          <w:rFonts w:asciiTheme="majorHAnsi" w:hAnsiTheme="majorHAnsi"/>
+          <w:sz w:val="28"/>
+          <w:szCs w:val="28"/>
+        </w:rPr>
+        <w:t>he nights become cooler, mornings are dew</w:t>
+      </w:r>
+      <w:r>
+        <w:rPr>
+          <w:rFonts w:asciiTheme="majorHAnsi" w:hAnsiTheme="majorHAnsi"/>
+          <w:sz w:val="28"/>
+          <w:szCs w:val="28"/>
+        </w:rPr>
+        <w:t xml:space="preserve">y, and winds begin coming from southerly and south-westerly directions. </w:t>
+      </w:r>
+      <w:r>
+        <w:rPr>
+          <w:rFonts w:asciiTheme="majorHAnsi" w:hAnsiTheme="majorHAnsi"/>
+          <w:sz w:val="28"/>
+          <w:szCs w:val="28"/>
+        </w:rPr>
+        <w:t xml:space="preserve">Djeran is </w:t>
+      </w:r>
+      <w:r>
+        <w:rPr>
+          <w:rFonts w:asciiTheme="majorHAnsi" w:hAnsiTheme="majorHAnsi"/>
+          <w:sz w:val="28"/>
+          <w:szCs w:val="28"/>
+        </w:rPr>
+        <w:t>associated with the colour green</w:t>
+      </w:r>
+      <w:r>
+        <w:rPr>
+          <w:rFonts w:asciiTheme="majorHAnsi" w:hAnsiTheme="majorHAnsi"/>
+          <w:sz w:val="28"/>
+          <w:szCs w:val="28"/>
+        </w:rPr>
+        <w:t xml:space="preserve">, </w:t>
+      </w:r>
+      <w:r>
+        <w:rPr>
+          <w:rFonts w:asciiTheme="majorHAnsi" w:hAnsiTheme="majorHAnsi"/>
+          <w:sz w:val="28"/>
+          <w:szCs w:val="28"/>
+        </w:rPr>
+        <w:t>symbolising</w:t>
+      </w:r>
+      <w:r>
+        <w:rPr>
+          <w:rFonts w:asciiTheme="majorHAnsi" w:hAnsiTheme="majorHAnsi"/>
+          <w:sz w:val="28"/>
+          <w:szCs w:val="28"/>
+        </w:rPr>
+        <w:t xml:space="preserve"> the changing landscape and cooler weather as Country prepares for the winter rains.</w:t>
+      </w:r>
+    </w:p>
+    <w:p>
+      <w:pPr>
+        <w:pStyle w:val="NormalWeb"/>
+        <w:rPr>
+          <w:rFonts w:asciiTheme="majorHAnsi" w:hAnsiTheme="majorHAnsi"/>
+          <w:sz w:val="28"/>
+          <w:szCs w:val="28"/>
+        </w:rPr>
+      </w:pPr>
+      <w:r>
+        <w:rPr>
+          <w:rFonts w:asciiTheme="majorHAnsi" w:hAnsiTheme="majorHAnsi"/>
+          <w:sz w:val="28"/>
+          <w:szCs w:val="28"/>
+        </w:rPr>
+        <w:t>Djeran is known as the “Season of adulthood”, when the adolescent animals continue to mature in preparation for the colder months. This season is</w:t>
+      </w:r>
+      <w:r>
+        <w:rPr>
+          <w:rFonts w:asciiTheme="majorHAnsi" w:hAnsiTheme="majorHAnsi"/>
+          <w:sz w:val="28"/>
+          <w:szCs w:val="28"/>
+        </w:rPr>
+        <w:t xml:space="preserve"> </w:t>
+      </w:r>
+      <w:r>
+        <w:rPr>
+          <w:rFonts w:asciiTheme="majorHAnsi" w:hAnsiTheme="majorHAnsi"/>
+          <w:sz w:val="28"/>
+          <w:szCs w:val="28"/>
+        </w:rPr>
+        <w:t xml:space="preserve">characterised by red flowers, particularly the Red-flowering Gum and Summer </w:t>
+      </w:r>
+      <w:r>
+        <w:rPr>
+          <w:rFonts w:asciiTheme="majorHAnsi" w:hAnsiTheme="majorHAnsi"/>
+          <w:sz w:val="28"/>
+          <w:szCs w:val="28"/>
+        </w:rPr>
+        <w:lastRenderedPageBreak/>
+        <w:t>Flame. Banksias begin flowering, providing nectar for small mammals and birds, while Sheoaks develop red-brown colouring and seed cones. Flying ants are also commonly seen during this period, providing a food source for local birds.</w:t>
+      </w:r>
+    </w:p>
+    <w:p>
+      <w:pPr>
+        <w:pStyle w:val="NormalWeb"/>
+        <w:rPr>
+          <w:rFonts w:asciiTheme="majorHAnsi" w:hAnsiTheme="majorHAnsi"/>
+          <w:sz w:val="28"/>
+          <w:szCs w:val="28"/>
+        </w:rPr>
+      </w:pPr>
+      <w:r>
+        <w:rPr>
+          <w:rFonts w:asciiTheme="majorHAnsi" w:hAnsiTheme="majorHAnsi"/>
+          <w:sz w:val="28"/>
+          <w:szCs w:val="28"/>
+        </w:rPr>
+        <w:t xml:space="preserve">Traditionally, Djeran was a time for Noongar people to collect and prepare food resources while preparing for the colder and wetter months ahead. Foods included Zamia seeds that had been collected and processed, </w:t>
+      </w:r>
+      <w:proofErr w:type="spellStart"/>
+      <w:r>
+        <w:rPr>
+          <w:rFonts w:asciiTheme="majorHAnsi" w:hAnsiTheme="majorHAnsi"/>
+          <w:sz w:val="28"/>
+          <w:szCs w:val="28"/>
+        </w:rPr>
+        <w:t>Yanget</w:t>
+      </w:r>
+      <w:proofErr w:type="spellEnd"/>
+      <w:r>
+        <w:rPr>
+          <w:rFonts w:asciiTheme="majorHAnsi" w:hAnsiTheme="majorHAnsi"/>
+          <w:sz w:val="28"/>
+          <w:szCs w:val="28"/>
+        </w:rPr>
+        <w:t xml:space="preserve"> (bullrush) root bulbs, freshwater fish, frogs and turtles. Fishing and hunting also continued during this season, with kangaroos and emus providing additional food resources. As the weather became cooler and wetter, Noongar people repaired and waterproofed their mia mias (shelters) to prepare for the winter rains.</w:t>
+      </w:r>
+    </w:p>
+    <w:p>
+      <w:pPr>
+        <w:pStyle w:val="NormalWeb"/>
+        <w:rPr>
+          <w:rFonts w:asciiTheme="majorHAnsi" w:hAnsiTheme="majorHAnsi"/>
+          <w:sz w:val="28"/>
+          <w:szCs w:val="28"/>
+        </w:rPr>
+      </w:pPr>
+      <w:r>
+        <w:rPr>
+          <w:rFonts w:asciiTheme="majorHAnsi" w:hAnsiTheme="majorHAnsi"/>
+          <w:sz w:val="28"/>
+          <w:szCs w:val="28"/>
+        </w:rPr>
+        <w:t>References:</w:t>
+      </w:r>
+    </w:p>
+    <w:p>
+      <w:pPr>
+        <w:pStyle w:val="NormalWeb"/>
+        <w:numPr>
+          <w:ilvl w:val="0"/>
+          <w:numId w:val="35"/>
+        </w:numPr>
+        <w:rPr>
+          <w:rFonts w:asciiTheme="majorHAnsi" w:hAnsiTheme="majorHAnsi"/>
+          <w:sz w:val="28"/>
+          <w:szCs w:val="28"/>
+        </w:rPr>
+      </w:pPr>
+      <w:r>
+        <w:rPr>
+          <w:rFonts w:asciiTheme="majorHAnsi" w:hAnsiTheme="majorHAnsi"/>
+          <w:sz w:val="28"/>
+          <w:szCs w:val="28"/>
+        </w:rPr>
+        <w:t xml:space="preserve">Tourism Western Australia – Aboriginal Noongar Seasons - </w:t>
+      </w:r>
+      <w:hyperlink r:id="rId31" w:history="1">
+        <w:r>
+          <w:rPr>
+            <w:rStyle w:val="Hyperlink"/>
+            <w:rFonts w:asciiTheme="majorHAnsi" w:hAnsiTheme="majorHAnsi"/>
+            <w:sz w:val="28"/>
+            <w:szCs w:val="28"/>
+          </w:rPr>
+          <w:t>https://www.westernaustralia.com/au/things-to-do/aboriginal-experiences/aboriginal-noongar-seasons</w:t>
+        </w:r>
+      </w:hyperlink>
+    </w:p>
+    <w:p>
+      <w:pPr>
+        <w:pStyle w:val="NormalWeb"/>
+        <w:numPr>
+          <w:ilvl w:val="0"/>
+          <w:numId w:val="35"/>
+        </w:numPr>
+        <w:rPr>
+          <w:rFonts w:asciiTheme="majorHAnsi" w:hAnsiTheme="majorHAnsi"/>
+          <w:sz w:val="28"/>
+          <w:szCs w:val="28"/>
+        </w:rPr>
+      </w:pPr>
+      <w:r>
+        <w:rPr>
+          <w:rFonts w:asciiTheme="majorHAnsi" w:hAnsiTheme="majorHAnsi"/>
+          <w:sz w:val="28"/>
+          <w:szCs w:val="28"/>
+        </w:rPr>
+        <w:t xml:space="preserve">GESB – Noongar Six Seasons - </w:t>
+      </w:r>
+      <w:hyperlink r:id="rId32" w:history="1">
+        <w:r>
+          <w:rPr>
+            <w:rStyle w:val="Hyperlink"/>
+            <w:rFonts w:asciiTheme="majorHAnsi" w:hAnsiTheme="majorHAnsi"/>
+            <w:sz w:val="28"/>
+            <w:szCs w:val="28"/>
+          </w:rPr>
+          <w:t>https://www.gesb.wa.gov.au/members/stand-alone-pages/noongar-six-seasons</w:t>
+        </w:r>
+      </w:hyperlink>
+    </w:p>
+    <w:p>
+      <w:pPr>
+        <w:pStyle w:val="NormalWeb"/>
+        <w:numPr>
+          <w:ilvl w:val="0"/>
+          <w:numId w:val="35"/>
+        </w:numPr>
+        <w:rPr>
+          <w:rFonts w:asciiTheme="majorHAnsi" w:hAnsiTheme="majorHAnsi"/>
+          <w:sz w:val="28"/>
+          <w:szCs w:val="28"/>
+        </w:rPr>
+      </w:pPr>
+      <w:r>
+        <w:rPr>
+          <w:rFonts w:asciiTheme="majorHAnsi" w:hAnsiTheme="majorHAnsi"/>
+          <w:sz w:val="28"/>
+          <w:szCs w:val="28"/>
+        </w:rPr>
+        <w:t xml:space="preserve">Rottnest Island – Your Guide to the Six Noongar Seasons on Wadjemup - </w:t>
+      </w:r>
+      <w:hyperlink r:id="rId33" w:history="1">
+        <w:r>
+          <w:rPr>
+            <w:rStyle w:val="Hyperlink"/>
+            <w:rFonts w:asciiTheme="majorHAnsi" w:hAnsiTheme="majorHAnsi"/>
+            <w:sz w:val="28"/>
+            <w:szCs w:val="28"/>
+          </w:rPr>
+          <w:t>https://www.rottnestisland.com/visit/guides-tips/your-guide-to-the-six-noongar-seasons-on-wadjemup</w:t>
+        </w:r>
+      </w:hyperlink>
+    </w:p>
+    <w:p>
+      <w:pPr>
+        <w:pStyle w:val="NormalWeb"/>
+        <w:numPr>
+          <w:ilvl w:val="0"/>
+          <w:numId w:val="35"/>
+        </w:numPr>
+        <w:rPr>
+          <w:rFonts w:asciiTheme="majorHAnsi" w:hAnsiTheme="majorHAnsi"/>
+          <w:sz w:val="28"/>
+          <w:szCs w:val="28"/>
+        </w:rPr>
+      </w:pPr>
+      <w:r>
+        <w:rPr>
+          <w:rFonts w:asciiTheme="majorHAnsi" w:hAnsiTheme="majorHAnsi"/>
+          <w:sz w:val="28"/>
+          <w:szCs w:val="28"/>
+        </w:rPr>
+        <w:t xml:space="preserve">Bureau of Meteorology – </w:t>
+      </w:r>
+      <w:proofErr w:type="spellStart"/>
+      <w:r>
+        <w:rPr>
+          <w:rFonts w:asciiTheme="majorHAnsi" w:hAnsiTheme="majorHAnsi"/>
+          <w:sz w:val="28"/>
+          <w:szCs w:val="28"/>
+        </w:rPr>
+        <w:t>Nyoongar</w:t>
+      </w:r>
+      <w:proofErr w:type="spellEnd"/>
+      <w:r>
+        <w:rPr>
+          <w:rFonts w:asciiTheme="majorHAnsi" w:hAnsiTheme="majorHAnsi"/>
+          <w:sz w:val="28"/>
+          <w:szCs w:val="28"/>
+        </w:rPr>
+        <w:t xml:space="preserve"> Calendar -  </w:t>
+      </w:r>
+      <w:hyperlink r:id="rId34" w:history="1">
+        <w:r>
+          <w:rPr>
+            <w:rStyle w:val="Hyperlink"/>
+            <w:rFonts w:asciiTheme="majorHAnsi" w:hAnsiTheme="majorHAnsi"/>
+            <w:sz w:val="28"/>
+            <w:szCs w:val="28"/>
+          </w:rPr>
+          <w:t>https://www.bom.gov.au/resources/indigenous-weather-knowledge/indigenous-seasonal-calendars/nyoongar-calendar</w:t>
+        </w:r>
+      </w:hyperlink>
+    </w:p>
+    <w:p>
+      <w:pPr>
+        <w:pStyle w:val="NormalWeb"/>
+        <w:numPr>
+          <w:ilvl w:val="0"/>
+          <w:numId w:val="35"/>
+        </w:numPr>
+        <w:rPr>
+          <w:rFonts w:asciiTheme="majorHAnsi" w:hAnsiTheme="majorHAnsi"/>
+          <w:sz w:val="28"/>
+          <w:szCs w:val="28"/>
+        </w:rPr>
+      </w:pPr>
+      <w:r>
+        <w:rPr>
+          <w:rFonts w:asciiTheme="majorHAnsi" w:hAnsiTheme="majorHAnsi"/>
+          <w:sz w:val="28"/>
+          <w:szCs w:val="28"/>
+        </w:rPr>
+        <w:t xml:space="preserve">The Wetlands Centre – The Six Seasons of the </w:t>
+      </w:r>
+      <w:proofErr w:type="spellStart"/>
+      <w:r>
+        <w:rPr>
+          <w:rFonts w:asciiTheme="majorHAnsi" w:hAnsiTheme="majorHAnsi"/>
+          <w:sz w:val="28"/>
+          <w:szCs w:val="28"/>
+        </w:rPr>
+        <w:t>Nyoongar</w:t>
+      </w:r>
+      <w:proofErr w:type="spellEnd"/>
+      <w:r>
+        <w:rPr>
+          <w:rFonts w:asciiTheme="majorHAnsi" w:hAnsiTheme="majorHAnsi"/>
+          <w:sz w:val="28"/>
+          <w:szCs w:val="28"/>
+        </w:rPr>
+        <w:t xml:space="preserve"> Calendar -  </w:t>
+      </w:r>
+      <w:hyperlink r:id="rId35" w:history="1">
+        <w:r>
+          <w:rPr>
+            <w:rStyle w:val="Hyperlink"/>
+            <w:rFonts w:asciiTheme="majorHAnsi" w:hAnsiTheme="majorHAnsi"/>
+            <w:sz w:val="28"/>
+            <w:szCs w:val="28"/>
+          </w:rPr>
+          <w:t>https://www.thewetlandscentre.org.au/blog/the-six-seasons-of-the-nyoongar-calendar/</w:t>
+        </w:r>
+      </w:hyperlink>
+    </w:p>
+    <w:p>
+      <w:pPr>
+        <w:pStyle w:val="NormalWeb"/>
+        <w:numPr>
+          <w:ilvl w:val="0"/>
+          <w:numId w:val="35"/>
+        </w:numPr>
+        <w:rPr>
+          <w:rFonts w:asciiTheme="majorHAnsi" w:hAnsiTheme="majorHAnsi"/>
+          <w:sz w:val="28"/>
+          <w:szCs w:val="28"/>
+        </w:rPr>
+      </w:pPr>
+      <w:r>
+        <w:rPr>
+          <w:rFonts w:asciiTheme="majorHAnsi" w:hAnsiTheme="majorHAnsi"/>
+          <w:sz w:val="28"/>
+          <w:szCs w:val="28"/>
+        </w:rPr>
+        <w:t>Perth NRM</w:t>
+      </w:r>
+      <w:r>
+        <w:rPr>
+          <w:rFonts w:asciiTheme="majorHAnsi" w:hAnsiTheme="majorHAnsi"/>
+          <w:sz w:val="28"/>
+          <w:szCs w:val="28"/>
+        </w:rPr>
+        <w:t>:</w:t>
+      </w:r>
+      <w:r>
+        <w:rPr>
+          <w:rFonts w:asciiTheme="majorHAnsi" w:hAnsiTheme="majorHAnsi"/>
+          <w:sz w:val="28"/>
+          <w:szCs w:val="28"/>
+        </w:rPr>
+        <w:t xml:space="preserve"> The S</w:t>
+      </w:r>
+      <w:r>
+        <w:rPr>
+          <w:rFonts w:asciiTheme="majorHAnsi" w:hAnsiTheme="majorHAnsi"/>
+          <w:sz w:val="28"/>
+          <w:szCs w:val="28"/>
+        </w:rPr>
+        <w:t>eason of Adulthood</w:t>
+      </w:r>
+      <w:r>
+        <w:rPr>
+          <w:rFonts w:asciiTheme="majorHAnsi" w:hAnsiTheme="majorHAnsi"/>
+          <w:sz w:val="28"/>
+          <w:szCs w:val="28"/>
+        </w:rPr>
+        <w:t xml:space="preserve">: </w:t>
+      </w:r>
+      <w:r>
+        <w:rPr>
+          <w:rFonts w:asciiTheme="majorHAnsi" w:hAnsiTheme="majorHAnsi"/>
+          <w:sz w:val="28"/>
+          <w:szCs w:val="28"/>
+        </w:rPr>
+        <w:t>E</w:t>
+      </w:r>
+      <w:r>
+        <w:rPr>
+          <w:rFonts w:asciiTheme="majorHAnsi" w:hAnsiTheme="majorHAnsi"/>
+          <w:sz w:val="28"/>
+          <w:szCs w:val="28"/>
+        </w:rPr>
+        <w:t xml:space="preserve">mbracing </w:t>
+      </w:r>
+      <w:r>
+        <w:rPr>
+          <w:rFonts w:asciiTheme="majorHAnsi" w:hAnsiTheme="majorHAnsi"/>
+          <w:sz w:val="28"/>
+          <w:szCs w:val="28"/>
+        </w:rPr>
+        <w:t>Djeran</w:t>
+      </w:r>
+      <w:r>
+        <w:rPr>
+          <w:rFonts w:asciiTheme="majorHAnsi" w:hAnsiTheme="majorHAnsi"/>
+          <w:sz w:val="28"/>
+          <w:szCs w:val="28"/>
+        </w:rPr>
+        <w:t xml:space="preserve"> - </w:t>
+      </w:r>
+      <w:hyperlink r:id="rId36" w:history="1">
+        <w:r>
+          <w:rPr>
+            <w:rStyle w:val="Hyperlink"/>
+            <w:rFonts w:asciiTheme="majorHAnsi" w:hAnsiTheme="majorHAnsi"/>
+            <w:sz w:val="28"/>
+            <w:szCs w:val="28"/>
+          </w:rPr>
+          <w:t>https://www.perthnrm.com/blog/2026/03/27/the-season-of-adulthood-embracing-djeran-april-may/</w:t>
+        </w:r>
+      </w:hyperlink>
+    </w:p>
+    <w:p>
+      <w:pPr>
+        <w:pStyle w:val="ListParagraph"/>
+        <w:numPr>
+          <w:ilvl w:val="0"/>
+          <w:numId w:val="28"/>
+        </w:numPr>
+        <w:rPr>
+          <w:rFonts w:asciiTheme="majorHAnsi" w:hAnsiTheme="majorHAnsi"/>
+          <w:sz w:val="28"/>
+          <w:szCs w:val="28"/>
+        </w:rPr>
+      </w:pPr>
+      <w:r>
+        <w:rPr>
+          <w:rFonts w:asciiTheme="majorHAnsi" w:hAnsiTheme="majorHAnsi"/>
+          <w:sz w:val="28"/>
+          <w:szCs w:val="28"/>
+        </w:rPr>
+        <w:t>Makuru</w:t>
+      </w:r>
+    </w:p>
+    <w:p>
+      <w:pPr>
+        <w:pStyle w:val="NormalWeb"/>
+        <w:rPr>
+          <w:rFonts w:asciiTheme="majorHAnsi" w:hAnsiTheme="majorHAnsi"/>
+          <w:sz w:val="28"/>
+          <w:szCs w:val="28"/>
+        </w:rPr>
+      </w:pPr>
+      <w:r>
+        <w:rPr>
+          <w:rFonts w:asciiTheme="majorHAnsi" w:hAnsiTheme="majorHAnsi"/>
+          <w:sz w:val="28"/>
+          <w:szCs w:val="28"/>
+        </w:rPr>
+        <w:t xml:space="preserve">Makuru is known as winter in the Noongar seasonal </w:t>
+      </w:r>
+      <w:r>
+        <w:rPr>
+          <w:rFonts w:asciiTheme="majorHAnsi" w:hAnsiTheme="majorHAnsi"/>
+          <w:sz w:val="28"/>
+          <w:szCs w:val="28"/>
+        </w:rPr>
+        <w:t>calendar, occurring during June and July.</w:t>
+      </w:r>
+      <w:r>
+        <w:rPr>
+          <w:rFonts w:asciiTheme="majorHAnsi" w:hAnsiTheme="majorHAnsi"/>
+          <w:sz w:val="28"/>
+          <w:szCs w:val="28"/>
+        </w:rPr>
+        <w:t xml:space="preserve"> </w:t>
+      </w:r>
+      <w:r>
+        <w:rPr>
+          <w:rFonts w:asciiTheme="majorHAnsi" w:hAnsiTheme="majorHAnsi"/>
+          <w:sz w:val="28"/>
+          <w:szCs w:val="28"/>
+        </w:rPr>
+        <w:t>It</w:t>
+      </w:r>
+      <w:r>
+        <w:rPr>
+          <w:rFonts w:asciiTheme="majorHAnsi" w:hAnsiTheme="majorHAnsi"/>
+          <w:sz w:val="28"/>
+          <w:szCs w:val="28"/>
+        </w:rPr>
+        <w:t xml:space="preserve"> is generally the coldest, wettest and windiest time of the year</w:t>
+      </w:r>
+      <w:r>
+        <w:rPr>
+          <w:rFonts w:asciiTheme="majorHAnsi" w:hAnsiTheme="majorHAnsi"/>
+          <w:sz w:val="28"/>
+          <w:szCs w:val="28"/>
+        </w:rPr>
+        <w:t xml:space="preserve">, with </w:t>
+      </w:r>
+      <w:r>
+        <w:rPr>
+          <w:rFonts w:asciiTheme="majorHAnsi" w:hAnsiTheme="majorHAnsi"/>
+          <w:sz w:val="28"/>
+          <w:szCs w:val="28"/>
+        </w:rPr>
+        <w:t>heavy</w:t>
+      </w:r>
+      <w:r>
+        <w:rPr>
+          <w:rFonts w:asciiTheme="majorHAnsi" w:hAnsiTheme="majorHAnsi"/>
+          <w:sz w:val="28"/>
+          <w:szCs w:val="28"/>
+        </w:rPr>
+        <w:t xml:space="preserve"> rainfall, strong westerly winds and colder conditions</w:t>
+      </w:r>
+      <w:r>
+        <w:rPr>
+          <w:rFonts w:asciiTheme="majorHAnsi" w:hAnsiTheme="majorHAnsi"/>
+          <w:sz w:val="28"/>
+          <w:szCs w:val="28"/>
+        </w:rPr>
+        <w:t xml:space="preserve">, which help to </w:t>
+      </w:r>
+      <w:r>
+        <w:rPr>
+          <w:rFonts w:asciiTheme="majorHAnsi" w:hAnsiTheme="majorHAnsi"/>
+          <w:sz w:val="28"/>
+          <w:szCs w:val="28"/>
+        </w:rPr>
+        <w:t xml:space="preserve">replenish waterways and inland water supplies. </w:t>
+      </w:r>
+      <w:r>
+        <w:rPr>
+          <w:rFonts w:asciiTheme="majorHAnsi" w:hAnsiTheme="majorHAnsi"/>
+          <w:sz w:val="28"/>
+          <w:szCs w:val="28"/>
+        </w:rPr>
+        <w:t xml:space="preserve">Makuru is </w:t>
+      </w:r>
+      <w:r>
+        <w:rPr>
+          <w:rFonts w:asciiTheme="majorHAnsi" w:hAnsiTheme="majorHAnsi"/>
+          <w:sz w:val="28"/>
+          <w:szCs w:val="28"/>
+        </w:rPr>
+        <w:t>associated with the colour blue</w:t>
+      </w:r>
+      <w:r>
+        <w:rPr>
+          <w:rFonts w:asciiTheme="majorHAnsi" w:hAnsiTheme="majorHAnsi"/>
+          <w:sz w:val="28"/>
+          <w:szCs w:val="28"/>
+        </w:rPr>
+        <w:t xml:space="preserve">, symbolising the rain and cold weather of the season. </w:t>
+      </w:r>
+    </w:p>
+    <w:p>
+      <w:pPr>
+        <w:pStyle w:val="NormalWeb"/>
+        <w:rPr>
+          <w:rFonts w:asciiTheme="majorHAnsi" w:hAnsiTheme="majorHAnsi"/>
+          <w:sz w:val="28"/>
+          <w:szCs w:val="28"/>
+        </w:rPr>
+      </w:pPr>
+      <w:r>
+        <w:rPr>
+          <w:rFonts w:asciiTheme="majorHAnsi" w:hAnsiTheme="majorHAnsi"/>
+          <w:sz w:val="28"/>
+          <w:szCs w:val="28"/>
+        </w:rPr>
+        <w:lastRenderedPageBreak/>
+        <w:t xml:space="preserve">Makuru is recognised as the </w:t>
+      </w:r>
+      <w:r>
+        <w:rPr>
+          <w:rFonts w:asciiTheme="majorHAnsi" w:hAnsiTheme="majorHAnsi"/>
+          <w:sz w:val="28"/>
+          <w:szCs w:val="28"/>
+        </w:rPr>
+        <w:t>“</w:t>
+      </w:r>
+      <w:r>
+        <w:rPr>
+          <w:rFonts w:asciiTheme="majorHAnsi" w:hAnsiTheme="majorHAnsi"/>
+          <w:sz w:val="28"/>
+          <w:szCs w:val="28"/>
+        </w:rPr>
+        <w:t>season of fertility</w:t>
+      </w:r>
+      <w:r>
+        <w:rPr>
+          <w:rFonts w:asciiTheme="majorHAnsi" w:hAnsiTheme="majorHAnsi"/>
+          <w:sz w:val="28"/>
+          <w:szCs w:val="28"/>
+        </w:rPr>
+        <w:t>”</w:t>
+      </w:r>
+      <w:r>
+        <w:rPr>
+          <w:rFonts w:asciiTheme="majorHAnsi" w:hAnsiTheme="majorHAnsi"/>
+          <w:sz w:val="28"/>
+          <w:szCs w:val="28"/>
+        </w:rPr>
+        <w:t xml:space="preserve">, when many animals begin pairing up in preparation for breeding. Black swans gather around lakes and rivers to prepare their nests, while ravens can be seen flying in pairs. The landscape also features blue and purple flowers, including Blueberry Lily and Purple Flags, followed by the white flowers of the weeping peppermint as the season progresses. These changes in plant life signal the transition towards the following </w:t>
+      </w:r>
+      <w:proofErr w:type="spellStart"/>
+      <w:r>
+        <w:rPr>
+          <w:rFonts w:asciiTheme="majorHAnsi" w:hAnsiTheme="majorHAnsi"/>
+          <w:sz w:val="28"/>
+          <w:szCs w:val="28"/>
+        </w:rPr>
+        <w:t>Djilba</w:t>
+      </w:r>
+      <w:proofErr w:type="spellEnd"/>
+      <w:r>
+        <w:rPr>
+          <w:rFonts w:asciiTheme="majorHAnsi" w:hAnsiTheme="majorHAnsi"/>
+          <w:sz w:val="28"/>
+          <w:szCs w:val="28"/>
+        </w:rPr>
+        <w:t xml:space="preserve"> season.</w:t>
+      </w:r>
+    </w:p>
+    <w:p>
+      <w:pPr>
+        <w:pStyle w:val="NormalWeb"/>
+        <w:rPr>
+          <w:rFonts w:asciiTheme="majorHAnsi" w:hAnsiTheme="majorHAnsi"/>
+          <w:sz w:val="28"/>
+          <w:szCs w:val="28"/>
+        </w:rPr>
+      </w:pPr>
+      <w:r>
+        <w:rPr>
+          <w:rFonts w:asciiTheme="majorHAnsi" w:hAnsiTheme="majorHAnsi"/>
+          <w:sz w:val="28"/>
+          <w:szCs w:val="28"/>
+        </w:rPr>
+        <w:t xml:space="preserve">Traditionally, Noongar people moved inland from coastal areas during Makuru to avoid the cold coastal winds and access land-based food sources. Kangaroos were an important source of meat, while their skins were used to make </w:t>
+      </w:r>
+      <w:proofErr w:type="spellStart"/>
+      <w:r>
+        <w:rPr>
+          <w:rFonts w:asciiTheme="majorHAnsi" w:hAnsiTheme="majorHAnsi"/>
+          <w:sz w:val="28"/>
+          <w:szCs w:val="28"/>
+        </w:rPr>
+        <w:t>bookas</w:t>
+      </w:r>
+      <w:proofErr w:type="spellEnd"/>
+      <w:r>
+        <w:rPr>
+          <w:rFonts w:asciiTheme="majorHAnsi" w:hAnsiTheme="majorHAnsi"/>
+          <w:sz w:val="28"/>
+          <w:szCs w:val="28"/>
+        </w:rPr>
+        <w:t>, or warm cloaks, and their bones and sinews were used to make tools. Other food sources included wild carrots, wild potatoes and pink tuber roots, while moulting black swans were easier to catch because they were temporarily unable to fly. The increasing rainfall also replenished waterways, supporting the seasonal movement towards inland areas.</w:t>
+      </w:r>
+    </w:p>
+    <w:p>
+      <w:pPr>
+        <w:pStyle w:val="NormalWeb"/>
+        <w:rPr>
+          <w:rFonts w:asciiTheme="majorHAnsi" w:hAnsiTheme="majorHAnsi"/>
+          <w:sz w:val="28"/>
+          <w:szCs w:val="28"/>
+        </w:rPr>
+      </w:pPr>
+      <w:r>
+        <w:rPr>
+          <w:rFonts w:asciiTheme="majorHAnsi" w:hAnsiTheme="majorHAnsi"/>
+          <w:sz w:val="28"/>
+          <w:szCs w:val="28"/>
+        </w:rPr>
+        <w:t>References</w:t>
+      </w:r>
+      <w:r>
+        <w:rPr>
+          <w:rFonts w:asciiTheme="majorHAnsi" w:hAnsiTheme="majorHAnsi"/>
+          <w:sz w:val="28"/>
+          <w:szCs w:val="28"/>
+        </w:rPr>
+        <w:t>:</w:t>
+      </w:r>
+    </w:p>
+    <w:p>
+      <w:pPr>
+        <w:pStyle w:val="NormalWeb"/>
+        <w:numPr>
+          <w:ilvl w:val="0"/>
+          <w:numId w:val="34"/>
+        </w:numPr>
+        <w:rPr>
+          <w:rFonts w:asciiTheme="majorHAnsi" w:hAnsiTheme="majorHAnsi"/>
+          <w:sz w:val="28"/>
+          <w:szCs w:val="28"/>
+        </w:rPr>
+      </w:pPr>
+      <w:r>
+        <w:rPr>
+          <w:rFonts w:asciiTheme="majorHAnsi" w:hAnsiTheme="majorHAnsi"/>
+          <w:sz w:val="28"/>
+          <w:szCs w:val="28"/>
+        </w:rPr>
+        <w:t xml:space="preserve">Tourism Western Australia – Aboriginal Noongar Seasons - </w:t>
+      </w:r>
+      <w:hyperlink r:id="rId37" w:history="1">
+        <w:r>
+          <w:rPr>
+            <w:rStyle w:val="Hyperlink"/>
+            <w:rFonts w:asciiTheme="majorHAnsi" w:hAnsiTheme="majorHAnsi"/>
+            <w:sz w:val="28"/>
+            <w:szCs w:val="28"/>
+          </w:rPr>
+          <w:t>https://www.westernaustralia.com/au/things-to-do/aboriginal-experiences/aboriginal-noongar-seasons</w:t>
+        </w:r>
+      </w:hyperlink>
+    </w:p>
+    <w:p>
+      <w:pPr>
+        <w:pStyle w:val="NormalWeb"/>
+        <w:numPr>
+          <w:ilvl w:val="0"/>
+          <w:numId w:val="34"/>
+        </w:numPr>
+        <w:rPr>
+          <w:rFonts w:asciiTheme="majorHAnsi" w:hAnsiTheme="majorHAnsi"/>
+          <w:sz w:val="28"/>
+          <w:szCs w:val="28"/>
+        </w:rPr>
+      </w:pPr>
+      <w:r>
+        <w:rPr>
+          <w:rFonts w:asciiTheme="majorHAnsi" w:hAnsiTheme="majorHAnsi"/>
+          <w:sz w:val="28"/>
+          <w:szCs w:val="28"/>
+        </w:rPr>
+        <w:t xml:space="preserve">GESB – Noongar Six Seasons - </w:t>
+      </w:r>
+      <w:hyperlink r:id="rId38" w:history="1">
+        <w:r>
+          <w:rPr>
+            <w:rStyle w:val="Hyperlink"/>
+            <w:rFonts w:asciiTheme="majorHAnsi" w:hAnsiTheme="majorHAnsi"/>
+            <w:sz w:val="28"/>
+            <w:szCs w:val="28"/>
+          </w:rPr>
+          <w:t>https://www.gesb.wa.gov.au/members/stand-alone-pages/noongar-six-seasons</w:t>
+        </w:r>
+      </w:hyperlink>
+    </w:p>
+    <w:p>
+      <w:pPr>
+        <w:pStyle w:val="NormalWeb"/>
+        <w:numPr>
+          <w:ilvl w:val="0"/>
+          <w:numId w:val="34"/>
+        </w:numPr>
+        <w:rPr>
+          <w:rFonts w:asciiTheme="majorHAnsi" w:hAnsiTheme="majorHAnsi"/>
+          <w:sz w:val="28"/>
+          <w:szCs w:val="28"/>
+        </w:rPr>
+      </w:pPr>
+      <w:r>
+        <w:rPr>
+          <w:rFonts w:asciiTheme="majorHAnsi" w:hAnsiTheme="majorHAnsi"/>
+          <w:sz w:val="28"/>
+          <w:szCs w:val="28"/>
+        </w:rPr>
+        <w:t xml:space="preserve">Rottnest Island – Your Guide to the Six Noongar Seasons on Wadjemup - </w:t>
+      </w:r>
+      <w:hyperlink r:id="rId39" w:history="1">
+        <w:r>
+          <w:rPr>
+            <w:rStyle w:val="Hyperlink"/>
+            <w:rFonts w:asciiTheme="majorHAnsi" w:hAnsiTheme="majorHAnsi"/>
+            <w:sz w:val="28"/>
+            <w:szCs w:val="28"/>
+          </w:rPr>
+          <w:t>https://www.rottnestisland.com/visit/guides-tips/your-guide-to-the-six-noongar-seasons-on-wadjemup</w:t>
+        </w:r>
+      </w:hyperlink>
+    </w:p>
+    <w:p>
+      <w:pPr>
+        <w:pStyle w:val="NormalWeb"/>
+        <w:numPr>
+          <w:ilvl w:val="0"/>
+          <w:numId w:val="34"/>
+        </w:numPr>
+        <w:rPr>
+          <w:rFonts w:asciiTheme="majorHAnsi" w:hAnsiTheme="majorHAnsi"/>
+          <w:sz w:val="28"/>
+          <w:szCs w:val="28"/>
+        </w:rPr>
+      </w:pPr>
+      <w:r>
+        <w:rPr>
+          <w:rFonts w:asciiTheme="majorHAnsi" w:hAnsiTheme="majorHAnsi"/>
+          <w:sz w:val="28"/>
+          <w:szCs w:val="28"/>
+        </w:rPr>
+        <w:t xml:space="preserve">Bureau of Meteorology – </w:t>
+      </w:r>
+      <w:proofErr w:type="spellStart"/>
+      <w:r>
+        <w:rPr>
+          <w:rFonts w:asciiTheme="majorHAnsi" w:hAnsiTheme="majorHAnsi"/>
+          <w:sz w:val="28"/>
+          <w:szCs w:val="28"/>
+        </w:rPr>
+        <w:t>Nyoongar</w:t>
+      </w:r>
+      <w:proofErr w:type="spellEnd"/>
+      <w:r>
+        <w:rPr>
+          <w:rFonts w:asciiTheme="majorHAnsi" w:hAnsiTheme="majorHAnsi"/>
+          <w:sz w:val="28"/>
+          <w:szCs w:val="28"/>
+        </w:rPr>
+        <w:t xml:space="preserve"> Calendar -  </w:t>
+      </w:r>
+      <w:hyperlink r:id="rId40" w:history="1">
+        <w:r>
+          <w:rPr>
+            <w:rStyle w:val="Hyperlink"/>
+            <w:rFonts w:asciiTheme="majorHAnsi" w:hAnsiTheme="majorHAnsi"/>
+            <w:sz w:val="28"/>
+            <w:szCs w:val="28"/>
+          </w:rPr>
+          <w:t>https://www.bom.gov.au/resources/indigenous-weather-knowledge/indigenous-seasonal-calendars/nyoongar-calendar</w:t>
+        </w:r>
+      </w:hyperlink>
+    </w:p>
+    <w:p>
+      <w:pPr>
+        <w:pStyle w:val="NormalWeb"/>
+        <w:numPr>
+          <w:ilvl w:val="0"/>
+          <w:numId w:val="34"/>
+        </w:numPr>
+        <w:rPr>
+          <w:rFonts w:asciiTheme="majorHAnsi" w:hAnsiTheme="majorHAnsi"/>
+          <w:sz w:val="28"/>
+          <w:szCs w:val="28"/>
+        </w:rPr>
+      </w:pPr>
+      <w:r>
+        <w:rPr>
+          <w:rFonts w:asciiTheme="majorHAnsi" w:hAnsiTheme="majorHAnsi"/>
+          <w:sz w:val="28"/>
+          <w:szCs w:val="28"/>
+        </w:rPr>
+        <w:t xml:space="preserve">The Wetlands Centre – The Six Seasons of the </w:t>
+      </w:r>
+      <w:proofErr w:type="spellStart"/>
+      <w:r>
+        <w:rPr>
+          <w:rFonts w:asciiTheme="majorHAnsi" w:hAnsiTheme="majorHAnsi"/>
+          <w:sz w:val="28"/>
+          <w:szCs w:val="28"/>
+        </w:rPr>
+        <w:t>Nyoongar</w:t>
+      </w:r>
+      <w:proofErr w:type="spellEnd"/>
+      <w:r>
+        <w:rPr>
+          <w:rFonts w:asciiTheme="majorHAnsi" w:hAnsiTheme="majorHAnsi"/>
+          <w:sz w:val="28"/>
+          <w:szCs w:val="28"/>
+        </w:rPr>
+        <w:t xml:space="preserve"> Calendar -  </w:t>
+      </w:r>
+      <w:hyperlink r:id="rId41" w:history="1">
+        <w:r>
+          <w:rPr>
+            <w:rStyle w:val="Hyperlink"/>
+            <w:rFonts w:asciiTheme="majorHAnsi" w:hAnsiTheme="majorHAnsi"/>
+            <w:sz w:val="28"/>
+            <w:szCs w:val="28"/>
+          </w:rPr>
+          <w:t>https://www.thewetlandscentre.org.au/blog/the-six-seasons-of-the-nyoongar-calendar/</w:t>
+        </w:r>
+      </w:hyperlink>
+    </w:p>
+    <w:p>
+      <w:pPr>
+        <w:pStyle w:val="NormalWeb"/>
+        <w:numPr>
+          <w:ilvl w:val="0"/>
+          <w:numId w:val="34"/>
+        </w:numPr>
+        <w:rPr>
+          <w:rFonts w:asciiTheme="majorHAnsi" w:hAnsiTheme="majorHAnsi"/>
+          <w:sz w:val="28"/>
+          <w:szCs w:val="28"/>
+        </w:rPr>
+      </w:pPr>
+      <w:r>
+        <w:rPr>
+          <w:rFonts w:asciiTheme="majorHAnsi" w:hAnsiTheme="majorHAnsi"/>
+          <w:sz w:val="28"/>
+          <w:szCs w:val="28"/>
+        </w:rPr>
+        <w:t xml:space="preserve">Perth NRM – The Season of </w:t>
+      </w:r>
+      <w:r>
+        <w:rPr>
+          <w:rFonts w:asciiTheme="majorHAnsi" w:hAnsiTheme="majorHAnsi"/>
+          <w:sz w:val="28"/>
+          <w:szCs w:val="28"/>
+        </w:rPr>
+        <w:t>Fertility</w:t>
+      </w:r>
+      <w:r>
+        <w:rPr>
+          <w:rFonts w:asciiTheme="majorHAnsi" w:hAnsiTheme="majorHAnsi"/>
+          <w:sz w:val="28"/>
+          <w:szCs w:val="28"/>
+        </w:rPr>
+        <w:t xml:space="preserve">: Embracing </w:t>
+      </w:r>
+      <w:r>
+        <w:rPr>
+          <w:rFonts w:asciiTheme="majorHAnsi" w:hAnsiTheme="majorHAnsi"/>
+          <w:sz w:val="28"/>
+          <w:szCs w:val="28"/>
+        </w:rPr>
+        <w:t>Makuru</w:t>
+      </w:r>
+      <w:r>
+        <w:rPr>
+          <w:rFonts w:asciiTheme="majorHAnsi" w:hAnsiTheme="majorHAnsi"/>
+          <w:sz w:val="28"/>
+          <w:szCs w:val="28"/>
+        </w:rPr>
+        <w:t xml:space="preserve"> - </w:t>
+      </w:r>
+      <w:hyperlink r:id="rId42" w:history="1">
+        <w:r>
+          <w:rPr>
+            <w:rStyle w:val="Hyperlink"/>
+            <w:rFonts w:asciiTheme="majorHAnsi" w:hAnsiTheme="majorHAnsi"/>
+            <w:sz w:val="28"/>
+            <w:szCs w:val="28"/>
+          </w:rPr>
+          <w:t>https://www.perthnrm.com/blog/2026/05/31/the-season-of-fertility-embracing-makuru-june-july/</w:t>
+        </w:r>
+      </w:hyperlink>
+    </w:p>
+    <w:p>
+      <w:pPr>
+        <w:pStyle w:val="NormalWeb"/>
+        <w:rPr>
+          <w:rFonts w:asciiTheme="majorHAnsi" w:hAnsiTheme="majorHAnsi"/>
+          <w:sz w:val="28"/>
+          <w:szCs w:val="28"/>
+        </w:rPr>
+      </w:pPr>
+    </w:p>
+    <w:p>
+      <w:pPr>
+        <w:pStyle w:val="ListParagraph"/>
+        <w:numPr>
+          <w:ilvl w:val="0"/>
+          <w:numId w:val="28"/>
+        </w:numPr>
+        <w:rPr>
+          <w:rFonts w:asciiTheme="majorHAnsi" w:hAnsiTheme="majorHAnsi"/>
+          <w:sz w:val="28"/>
+          <w:szCs w:val="28"/>
+        </w:rPr>
+      </w:pPr>
+      <w:proofErr w:type="spellStart"/>
+      <w:r>
+        <w:rPr>
+          <w:rFonts w:asciiTheme="majorHAnsi" w:hAnsiTheme="majorHAnsi"/>
+          <w:sz w:val="28"/>
+          <w:szCs w:val="28"/>
+        </w:rPr>
+        <w:t>Djilba</w:t>
+      </w:r>
+      <w:proofErr w:type="spellEnd"/>
+    </w:p>
+    <w:p>
+      <w:pPr>
+        <w:pStyle w:val="NormalWeb"/>
+        <w:rPr>
+          <w:rFonts w:asciiTheme="majorHAnsi" w:hAnsiTheme="majorHAnsi"/>
+          <w:sz w:val="28"/>
+          <w:szCs w:val="28"/>
+        </w:rPr>
+      </w:pPr>
+      <w:proofErr w:type="spellStart"/>
+      <w:r>
+        <w:rPr>
+          <w:rFonts w:asciiTheme="majorHAnsi" w:hAnsiTheme="majorHAnsi"/>
+          <w:sz w:val="28"/>
+          <w:szCs w:val="28"/>
+        </w:rPr>
+        <w:lastRenderedPageBreak/>
+        <w:t>Djilba</w:t>
+      </w:r>
+      <w:proofErr w:type="spellEnd"/>
+      <w:r>
+        <w:rPr>
+          <w:rFonts w:asciiTheme="majorHAnsi" w:hAnsiTheme="majorHAnsi"/>
+          <w:sz w:val="28"/>
+          <w:szCs w:val="28"/>
+        </w:rPr>
+        <w:t xml:space="preserve"> is the first sprin</w:t>
+      </w:r>
+      <w:r>
+        <w:rPr>
+          <w:rFonts w:asciiTheme="majorHAnsi" w:hAnsiTheme="majorHAnsi"/>
+          <w:sz w:val="28"/>
+          <w:szCs w:val="28"/>
+        </w:rPr>
+        <w:t>g</w:t>
+      </w:r>
+      <w:r>
+        <w:rPr>
+          <w:rFonts w:asciiTheme="majorHAnsi" w:hAnsiTheme="majorHAnsi"/>
+          <w:sz w:val="28"/>
+          <w:szCs w:val="28"/>
+        </w:rPr>
+        <w:t xml:space="preserve">, with cold, clear days and nights mixed with warmer, rainy and windy weather and occasional sunshine, occurring during August and September. </w:t>
+      </w:r>
+      <w:proofErr w:type="spellStart"/>
+      <w:r>
+        <w:rPr>
+          <w:rFonts w:asciiTheme="majorHAnsi" w:hAnsiTheme="majorHAnsi"/>
+          <w:sz w:val="28"/>
+          <w:szCs w:val="28"/>
+        </w:rPr>
+        <w:t>Djilba</w:t>
+      </w:r>
+      <w:proofErr w:type="spellEnd"/>
+      <w:r>
+        <w:rPr>
+          <w:rFonts w:asciiTheme="majorHAnsi" w:hAnsiTheme="majorHAnsi"/>
+          <w:sz w:val="28"/>
+          <w:szCs w:val="28"/>
+        </w:rPr>
+        <w:t xml:space="preserve"> is associated with the colour pink, symbolising </w:t>
+      </w:r>
+      <w:r>
+        <w:rPr>
+          <w:rFonts w:asciiTheme="majorHAnsi" w:hAnsiTheme="majorHAnsi"/>
+          <w:sz w:val="28"/>
+          <w:szCs w:val="28"/>
+        </w:rPr>
+        <w:t>the growth of plants and wildflowers. As winter rains ease and temperatures rise, the landscape begins to bloom.</w:t>
+      </w:r>
+    </w:p>
+    <w:p>
+      <w:pPr>
+        <w:pStyle w:val="NormalWeb"/>
+        <w:rPr>
+          <w:rFonts w:asciiTheme="majorHAnsi" w:hAnsiTheme="majorHAnsi"/>
+          <w:sz w:val="28"/>
+          <w:szCs w:val="28"/>
+        </w:rPr>
+      </w:pPr>
+      <w:proofErr w:type="spellStart"/>
+      <w:r>
+        <w:rPr>
+          <w:rFonts w:asciiTheme="majorHAnsi" w:hAnsiTheme="majorHAnsi"/>
+          <w:sz w:val="28"/>
+          <w:szCs w:val="28"/>
+        </w:rPr>
+        <w:t>Djilba</w:t>
+      </w:r>
+      <w:proofErr w:type="spellEnd"/>
+      <w:r>
+        <w:rPr>
+          <w:rFonts w:asciiTheme="majorHAnsi" w:hAnsiTheme="majorHAnsi"/>
+          <w:sz w:val="28"/>
+          <w:szCs w:val="28"/>
+        </w:rPr>
+        <w:t xml:space="preserve"> </w:t>
+      </w:r>
+      <w:r>
+        <w:rPr>
+          <w:rFonts w:asciiTheme="majorHAnsi" w:hAnsiTheme="majorHAnsi"/>
+          <w:sz w:val="28"/>
+          <w:szCs w:val="28"/>
+        </w:rPr>
+        <w:t>is also known as the “Season of conception</w:t>
+      </w:r>
+      <w:r>
+        <w:rPr>
+          <w:rFonts w:asciiTheme="majorHAnsi" w:hAnsiTheme="majorHAnsi"/>
+          <w:sz w:val="28"/>
+          <w:szCs w:val="28"/>
+        </w:rPr>
+        <w:t>” and</w:t>
+      </w:r>
+      <w:r>
+        <w:rPr>
+          <w:rFonts w:asciiTheme="majorHAnsi" w:hAnsiTheme="majorHAnsi"/>
+          <w:sz w:val="28"/>
+          <w:szCs w:val="28"/>
+        </w:rPr>
+        <w:t xml:space="preserve"> </w:t>
+      </w:r>
+      <w:r>
+        <w:rPr>
+          <w:rFonts w:asciiTheme="majorHAnsi" w:hAnsiTheme="majorHAnsi"/>
+          <w:sz w:val="28"/>
+          <w:szCs w:val="28"/>
+        </w:rPr>
+        <w:t xml:space="preserve">marks the beginning of the South West’s wildflower season, starting with yellow-flowering Acacias, </w:t>
+      </w:r>
+      <w:r>
+        <w:rPr>
+          <w:rFonts w:asciiTheme="majorHAnsi" w:hAnsiTheme="majorHAnsi"/>
+          <w:sz w:val="28"/>
+          <w:szCs w:val="28"/>
+        </w:rPr>
+        <w:t xml:space="preserve">and </w:t>
+      </w:r>
+      <w:r>
+        <w:rPr>
+          <w:rFonts w:asciiTheme="majorHAnsi" w:hAnsiTheme="majorHAnsi"/>
+          <w:sz w:val="28"/>
+          <w:szCs w:val="28"/>
+        </w:rPr>
+        <w:t>cream and blue flowers. Grass trees (</w:t>
+      </w:r>
+      <w:proofErr w:type="spellStart"/>
+      <w:r>
+        <w:rPr>
+          <w:rFonts w:asciiTheme="majorHAnsi" w:hAnsiTheme="majorHAnsi"/>
+          <w:sz w:val="28"/>
+          <w:szCs w:val="28"/>
+        </w:rPr>
+        <w:t>balgas</w:t>
+      </w:r>
+      <w:proofErr w:type="spellEnd"/>
+      <w:r>
+        <w:rPr>
+          <w:rFonts w:asciiTheme="majorHAnsi" w:hAnsiTheme="majorHAnsi"/>
+          <w:sz w:val="28"/>
+          <w:szCs w:val="28"/>
+        </w:rPr>
+        <w:t xml:space="preserve">) begin growing their flower stalks in preparation for </w:t>
+      </w:r>
+      <w:proofErr w:type="spellStart"/>
+      <w:r>
+        <w:rPr>
+          <w:rFonts w:asciiTheme="majorHAnsi" w:hAnsiTheme="majorHAnsi"/>
+          <w:sz w:val="28"/>
+          <w:szCs w:val="28"/>
+        </w:rPr>
+        <w:t>Kambarang</w:t>
+      </w:r>
+      <w:proofErr w:type="spellEnd"/>
+      <w:r>
+        <w:rPr>
+          <w:rFonts w:asciiTheme="majorHAnsi" w:hAnsiTheme="majorHAnsi"/>
+          <w:sz w:val="28"/>
+          <w:szCs w:val="28"/>
+        </w:rPr>
+        <w:t>. The first newborn animals emerge and learn foraging skills from their parents, while woodland birds protect their nests. Migratory species, including wedge-tailed shearwaters and whales, also visit the waters around Wadjemup.</w:t>
+      </w:r>
+    </w:p>
+    <w:p>
+      <w:pPr>
+        <w:pStyle w:val="NormalWeb"/>
+        <w:rPr>
+          <w:rFonts w:asciiTheme="majorHAnsi" w:hAnsiTheme="majorHAnsi"/>
+          <w:sz w:val="28"/>
+          <w:szCs w:val="28"/>
+        </w:rPr>
+      </w:pPr>
+      <w:r>
+        <w:rPr>
+          <w:rFonts w:asciiTheme="majorHAnsi" w:hAnsiTheme="majorHAnsi"/>
+          <w:sz w:val="28"/>
+          <w:szCs w:val="28"/>
+        </w:rPr>
+        <w:t>Traditiona</w:t>
+      </w:r>
+      <w:r>
+        <w:rPr>
+          <w:rFonts w:asciiTheme="majorHAnsi" w:hAnsiTheme="majorHAnsi"/>
+          <w:sz w:val="28"/>
+          <w:szCs w:val="28"/>
+        </w:rPr>
+        <w:t>lly, a</w:t>
+      </w:r>
+      <w:r>
+        <w:rPr>
+          <w:rFonts w:asciiTheme="majorHAnsi" w:hAnsiTheme="majorHAnsi"/>
+          <w:sz w:val="28"/>
+          <w:szCs w:val="28"/>
+        </w:rPr>
+        <w:t xml:space="preserve">s the weather warmed and water sources were replenished, Noongar groups moved to areas such as Guildford, Canning and Kelmscott, where they could access food and water. </w:t>
+      </w:r>
+      <w:r>
+        <w:rPr>
+          <w:rFonts w:asciiTheme="majorHAnsi" w:hAnsiTheme="majorHAnsi"/>
+          <w:sz w:val="28"/>
+          <w:szCs w:val="28"/>
+        </w:rPr>
+        <w:t>F</w:t>
+      </w:r>
+      <w:r>
+        <w:rPr>
+          <w:rFonts w:asciiTheme="majorHAnsi" w:hAnsiTheme="majorHAnsi"/>
+          <w:sz w:val="28"/>
+          <w:szCs w:val="28"/>
+        </w:rPr>
+        <w:t xml:space="preserve">ood sources included kangaroos, emus and possums, alongside roots, tubers, tortoises, berries and eggs from waterbirds. </w:t>
+      </w:r>
+      <w:r>
+        <w:rPr>
+          <w:rFonts w:asciiTheme="majorHAnsi" w:hAnsiTheme="majorHAnsi"/>
+          <w:sz w:val="28"/>
+          <w:szCs w:val="28"/>
+        </w:rPr>
+        <w:t>Flowering plants also indicated that food sources, including lemon myrtle, were becoming available again.</w:t>
+      </w:r>
+    </w:p>
+    <w:p>
+      <w:pPr>
+        <w:pStyle w:val="NormalWeb"/>
+        <w:rPr>
+          <w:rFonts w:asciiTheme="majorHAnsi" w:hAnsiTheme="majorHAnsi"/>
+          <w:sz w:val="28"/>
+          <w:szCs w:val="28"/>
+        </w:rPr>
+      </w:pPr>
+      <w:r>
+        <w:rPr>
+          <w:rFonts w:asciiTheme="majorHAnsi" w:hAnsiTheme="majorHAnsi"/>
+          <w:sz w:val="28"/>
+          <w:szCs w:val="28"/>
+        </w:rPr>
+        <w:t>References:</w:t>
+      </w:r>
+    </w:p>
+    <w:p>
+      <w:pPr>
+        <w:pStyle w:val="NormalWeb"/>
+        <w:numPr>
+          <w:ilvl w:val="0"/>
+          <w:numId w:val="33"/>
+        </w:numPr>
+        <w:rPr>
+          <w:rFonts w:asciiTheme="majorHAnsi" w:hAnsiTheme="majorHAnsi"/>
+          <w:sz w:val="28"/>
+          <w:szCs w:val="28"/>
+        </w:rPr>
+      </w:pPr>
+      <w:r>
+        <w:rPr>
+          <w:rFonts w:asciiTheme="majorHAnsi" w:hAnsiTheme="majorHAnsi"/>
+          <w:sz w:val="28"/>
+          <w:szCs w:val="28"/>
+        </w:rPr>
+        <w:t xml:space="preserve">Tourism Western Australia – Aboriginal Noongar Seasons - </w:t>
+      </w:r>
+      <w:hyperlink r:id="rId43" w:history="1">
+        <w:r>
+          <w:rPr>
+            <w:rStyle w:val="Hyperlink"/>
+            <w:rFonts w:asciiTheme="majorHAnsi" w:hAnsiTheme="majorHAnsi"/>
+            <w:sz w:val="28"/>
+            <w:szCs w:val="28"/>
+          </w:rPr>
+          <w:t>https://www.westernaustralia.com/au/things-to-do/aboriginal-experiences/aboriginal-noongar-seasons</w:t>
+        </w:r>
+      </w:hyperlink>
+    </w:p>
+    <w:p>
+      <w:pPr>
+        <w:pStyle w:val="NormalWeb"/>
+        <w:numPr>
+          <w:ilvl w:val="0"/>
+          <w:numId w:val="33"/>
+        </w:numPr>
+        <w:rPr>
+          <w:rFonts w:asciiTheme="majorHAnsi" w:hAnsiTheme="majorHAnsi"/>
+          <w:sz w:val="28"/>
+          <w:szCs w:val="28"/>
+        </w:rPr>
+      </w:pPr>
+      <w:r>
+        <w:rPr>
+          <w:rFonts w:asciiTheme="majorHAnsi" w:hAnsiTheme="majorHAnsi"/>
+          <w:sz w:val="28"/>
+          <w:szCs w:val="28"/>
+        </w:rPr>
+        <w:t xml:space="preserve">GESB – Noongar Six Seasons - </w:t>
+      </w:r>
+      <w:hyperlink r:id="rId44" w:history="1">
+        <w:r>
+          <w:rPr>
+            <w:rStyle w:val="Hyperlink"/>
+            <w:rFonts w:asciiTheme="majorHAnsi" w:hAnsiTheme="majorHAnsi"/>
+            <w:sz w:val="28"/>
+            <w:szCs w:val="28"/>
+          </w:rPr>
+          <w:t>https://www.gesb.wa.gov.au/members/stand-alone-pages/noongar-six-seasons</w:t>
+        </w:r>
+      </w:hyperlink>
+    </w:p>
+    <w:p>
+      <w:pPr>
+        <w:pStyle w:val="NormalWeb"/>
+        <w:numPr>
+          <w:ilvl w:val="0"/>
+          <w:numId w:val="33"/>
+        </w:numPr>
+        <w:rPr>
+          <w:rFonts w:asciiTheme="majorHAnsi" w:hAnsiTheme="majorHAnsi"/>
+          <w:sz w:val="28"/>
+          <w:szCs w:val="28"/>
+        </w:rPr>
+      </w:pPr>
+      <w:r>
+        <w:rPr>
+          <w:rFonts w:asciiTheme="majorHAnsi" w:hAnsiTheme="majorHAnsi"/>
+          <w:sz w:val="28"/>
+          <w:szCs w:val="28"/>
+        </w:rPr>
+        <w:t xml:space="preserve">Rottnest Island – Your Guide to the Six Noongar Seasons on Wadjemup - </w:t>
+      </w:r>
+      <w:hyperlink r:id="rId45" w:history="1">
+        <w:r>
+          <w:rPr>
+            <w:rStyle w:val="Hyperlink"/>
+            <w:rFonts w:asciiTheme="majorHAnsi" w:hAnsiTheme="majorHAnsi"/>
+            <w:sz w:val="28"/>
+            <w:szCs w:val="28"/>
+          </w:rPr>
+          <w:t>https://www.rottnestisland.com/visit/guides-tips/your-guide-to-the-six-noongar-seasons-on-wadjemup</w:t>
+        </w:r>
+      </w:hyperlink>
+    </w:p>
+    <w:p>
+      <w:pPr>
+        <w:pStyle w:val="NormalWeb"/>
+        <w:numPr>
+          <w:ilvl w:val="0"/>
+          <w:numId w:val="33"/>
+        </w:numPr>
+        <w:rPr>
+          <w:rFonts w:asciiTheme="majorHAnsi" w:hAnsiTheme="majorHAnsi"/>
+          <w:sz w:val="28"/>
+          <w:szCs w:val="28"/>
+        </w:rPr>
+      </w:pPr>
+      <w:r>
+        <w:rPr>
+          <w:rFonts w:asciiTheme="majorHAnsi" w:hAnsiTheme="majorHAnsi"/>
+          <w:sz w:val="28"/>
+          <w:szCs w:val="28"/>
+        </w:rPr>
+        <w:t xml:space="preserve">Bureau of Meteorology – </w:t>
+      </w:r>
+      <w:proofErr w:type="spellStart"/>
+      <w:r>
+        <w:rPr>
+          <w:rFonts w:asciiTheme="majorHAnsi" w:hAnsiTheme="majorHAnsi"/>
+          <w:sz w:val="28"/>
+          <w:szCs w:val="28"/>
+        </w:rPr>
+        <w:t>Nyoongar</w:t>
+      </w:r>
+      <w:proofErr w:type="spellEnd"/>
+      <w:r>
+        <w:rPr>
+          <w:rFonts w:asciiTheme="majorHAnsi" w:hAnsiTheme="majorHAnsi"/>
+          <w:sz w:val="28"/>
+          <w:szCs w:val="28"/>
+        </w:rPr>
+        <w:t xml:space="preserve"> Calendar -  </w:t>
+      </w:r>
+      <w:hyperlink r:id="rId46" w:history="1">
+        <w:r>
+          <w:rPr>
+            <w:rStyle w:val="Hyperlink"/>
+            <w:rFonts w:asciiTheme="majorHAnsi" w:hAnsiTheme="majorHAnsi"/>
+            <w:sz w:val="28"/>
+            <w:szCs w:val="28"/>
+          </w:rPr>
+          <w:t>https://www.bom.gov.au/resources/indigenous-weather-knowledge/indigenous-seasonal-calendars/nyoongar-calendar</w:t>
+        </w:r>
+      </w:hyperlink>
+    </w:p>
+    <w:p>
+      <w:pPr>
+        <w:pStyle w:val="NormalWeb"/>
+        <w:numPr>
+          <w:ilvl w:val="0"/>
+          <w:numId w:val="33"/>
+        </w:numPr>
+        <w:rPr>
+          <w:rFonts w:asciiTheme="majorHAnsi" w:hAnsiTheme="majorHAnsi"/>
+          <w:sz w:val="28"/>
+          <w:szCs w:val="28"/>
+        </w:rPr>
+      </w:pPr>
+      <w:r>
+        <w:rPr>
+          <w:rFonts w:asciiTheme="majorHAnsi" w:hAnsiTheme="majorHAnsi"/>
+          <w:sz w:val="28"/>
+          <w:szCs w:val="28"/>
+        </w:rPr>
+        <w:t xml:space="preserve">The Wetlands Centre – The Six Seasons of the </w:t>
+      </w:r>
+      <w:proofErr w:type="spellStart"/>
+      <w:r>
+        <w:rPr>
+          <w:rFonts w:asciiTheme="majorHAnsi" w:hAnsiTheme="majorHAnsi"/>
+          <w:sz w:val="28"/>
+          <w:szCs w:val="28"/>
+        </w:rPr>
+        <w:t>Nyoongar</w:t>
+      </w:r>
+      <w:proofErr w:type="spellEnd"/>
+      <w:r>
+        <w:rPr>
+          <w:rFonts w:asciiTheme="majorHAnsi" w:hAnsiTheme="majorHAnsi"/>
+          <w:sz w:val="28"/>
+          <w:szCs w:val="28"/>
+        </w:rPr>
+        <w:t xml:space="preserve"> Calendar -  </w:t>
+      </w:r>
+      <w:hyperlink r:id="rId47" w:history="1">
+        <w:r>
+          <w:rPr>
+            <w:rStyle w:val="Hyperlink"/>
+            <w:rFonts w:asciiTheme="majorHAnsi" w:hAnsiTheme="majorHAnsi"/>
+            <w:sz w:val="28"/>
+            <w:szCs w:val="28"/>
+          </w:rPr>
+          <w:t>https://www.thewetlandscentre.org.au/blog/the-six-seasons-of-the-nyoongar-calendar/</w:t>
+        </w:r>
+      </w:hyperlink>
+    </w:p>
+    <w:p>
+      <w:pPr>
+        <w:pStyle w:val="NormalWeb"/>
+        <w:numPr>
+          <w:ilvl w:val="0"/>
+          <w:numId w:val="33"/>
+        </w:numPr>
+        <w:rPr>
+          <w:rFonts w:asciiTheme="majorHAnsi" w:hAnsiTheme="majorHAnsi"/>
+          <w:sz w:val="28"/>
+          <w:szCs w:val="28"/>
+        </w:rPr>
+      </w:pPr>
+      <w:r>
+        <w:rPr>
+          <w:rFonts w:asciiTheme="majorHAnsi" w:hAnsiTheme="majorHAnsi"/>
+          <w:sz w:val="28"/>
+          <w:szCs w:val="28"/>
+        </w:rPr>
+        <w:t xml:space="preserve">Perth NRM – The First Spring: Embracing </w:t>
+      </w:r>
+      <w:proofErr w:type="spellStart"/>
+      <w:r>
+        <w:rPr>
+          <w:rFonts w:asciiTheme="majorHAnsi" w:hAnsiTheme="majorHAnsi"/>
+          <w:sz w:val="28"/>
+          <w:szCs w:val="28"/>
+        </w:rPr>
+        <w:t>Djilba</w:t>
+      </w:r>
+      <w:proofErr w:type="spellEnd"/>
+      <w:r>
+        <w:rPr>
+          <w:rFonts w:asciiTheme="majorHAnsi" w:hAnsiTheme="majorHAnsi"/>
+          <w:sz w:val="28"/>
+          <w:szCs w:val="28"/>
+        </w:rPr>
+        <w:t xml:space="preserve"> - </w:t>
+      </w:r>
+      <w:hyperlink r:id="rId48" w:history="1">
+        <w:r>
+          <w:rPr>
+            <w:rStyle w:val="Hyperlink"/>
+            <w:rFonts w:asciiTheme="majorHAnsi" w:hAnsiTheme="majorHAnsi"/>
+            <w:sz w:val="28"/>
+            <w:szCs w:val="28"/>
+          </w:rPr>
+          <w:t>https://www.perthnrm.com/blog/2026/08/01/the-first-spring-embracing-djilba-august-september/</w:t>
+        </w:r>
+      </w:hyperlink>
+      <w:r>
+        <w:rPr>
+          <w:rFonts w:asciiTheme="majorHAnsi" w:hAnsiTheme="majorHAnsi"/>
+          <w:sz w:val="28"/>
+          <w:szCs w:val="28"/>
+        </w:rPr>
+        <w:t xml:space="preserve"> </w:t>
+      </w:r>
+    </w:p>
+    <w:p>
+      <w:pPr>
+        <w:pStyle w:val="NormalWeb"/>
+        <w:rPr>
+          <w:rFonts w:asciiTheme="majorHAnsi" w:hAnsiTheme="majorHAnsi"/>
+          <w:sz w:val="28"/>
+          <w:szCs w:val="28"/>
+        </w:rPr>
+      </w:pPr>
+    </w:p>
+    <w:p>
+      <w:pPr>
+        <w:pStyle w:val="NormalWeb"/>
+        <w:numPr>
+          <w:ilvl w:val="0"/>
+          <w:numId w:val="28"/>
+        </w:numPr>
+        <w:rPr>
+          <w:rFonts w:asciiTheme="majorHAnsi" w:hAnsiTheme="majorHAnsi"/>
+          <w:sz w:val="28"/>
+          <w:szCs w:val="28"/>
+        </w:rPr>
+      </w:pPr>
+      <w:proofErr w:type="spellStart"/>
+      <w:r>
+        <w:rPr>
+          <w:rFonts w:asciiTheme="majorHAnsi" w:hAnsiTheme="majorHAnsi"/>
+          <w:sz w:val="28"/>
+          <w:szCs w:val="28"/>
+        </w:rPr>
+        <w:t>Kambarang</w:t>
+      </w:r>
+      <w:proofErr w:type="spellEnd"/>
+    </w:p>
+    <w:p>
+      <w:pPr>
+        <w:pStyle w:val="NormalWeb"/>
+        <w:rPr>
+          <w:rFonts w:asciiTheme="majorHAnsi" w:hAnsiTheme="majorHAnsi"/>
+          <w:sz w:val="28"/>
+          <w:szCs w:val="28"/>
+        </w:rPr>
+      </w:pPr>
+      <w:proofErr w:type="spellStart"/>
+      <w:r>
+        <w:rPr>
+          <w:rFonts w:asciiTheme="majorHAnsi" w:hAnsiTheme="majorHAnsi"/>
+          <w:sz w:val="28"/>
+          <w:szCs w:val="28"/>
+        </w:rPr>
+        <w:t>Kambarang</w:t>
+      </w:r>
+      <w:proofErr w:type="spellEnd"/>
+      <w:r>
+        <w:rPr>
+          <w:rFonts w:asciiTheme="majorHAnsi" w:hAnsiTheme="majorHAnsi"/>
+          <w:sz w:val="28"/>
+          <w:szCs w:val="28"/>
+        </w:rPr>
+        <w:t xml:space="preserve"> is the second spring, characterised by warmer weather, longer dry periods and fewer cold fronts, </w:t>
+      </w:r>
+      <w:r>
+        <w:rPr>
+          <w:rFonts w:asciiTheme="majorHAnsi" w:hAnsiTheme="majorHAnsi"/>
+          <w:sz w:val="28"/>
+          <w:szCs w:val="28"/>
+        </w:rPr>
+        <w:t>occurring in October and November</w:t>
+      </w:r>
+      <w:r>
+        <w:rPr>
+          <w:rFonts w:asciiTheme="majorHAnsi" w:hAnsiTheme="majorHAnsi"/>
+          <w:sz w:val="28"/>
+          <w:szCs w:val="28"/>
+        </w:rPr>
+        <w:t xml:space="preserve">. </w:t>
+      </w:r>
+      <w:proofErr w:type="spellStart"/>
+      <w:r>
+        <w:rPr>
+          <w:rFonts w:asciiTheme="majorHAnsi" w:hAnsiTheme="majorHAnsi"/>
+          <w:sz w:val="28"/>
+          <w:szCs w:val="28"/>
+        </w:rPr>
+        <w:t>Kambarang</w:t>
+      </w:r>
+      <w:proofErr w:type="spellEnd"/>
+      <w:r>
+        <w:rPr>
+          <w:rFonts w:asciiTheme="majorHAnsi" w:hAnsiTheme="majorHAnsi"/>
+          <w:sz w:val="28"/>
+          <w:szCs w:val="28"/>
+        </w:rPr>
+        <w:t xml:space="preserve"> is associated with the colour yellow, </w:t>
+      </w:r>
+      <w:r>
+        <w:rPr>
+          <w:rFonts w:asciiTheme="majorHAnsi" w:hAnsiTheme="majorHAnsi"/>
+          <w:sz w:val="28"/>
+          <w:szCs w:val="28"/>
+        </w:rPr>
+        <w:t>symbolising the return of hot weather. As temperatures rise, the landscape undergoes significant transformation</w:t>
+      </w:r>
+      <w:r>
+        <w:rPr>
+          <w:rFonts w:asciiTheme="majorHAnsi" w:hAnsiTheme="majorHAnsi"/>
+          <w:sz w:val="28"/>
+          <w:szCs w:val="28"/>
+        </w:rPr>
+        <w:t>.</w:t>
+      </w:r>
+    </w:p>
+    <w:p>
+      <w:pPr>
+        <w:pStyle w:val="NormalWeb"/>
+        <w:rPr>
+          <w:rFonts w:asciiTheme="majorHAnsi" w:hAnsiTheme="majorHAnsi"/>
+          <w:sz w:val="28"/>
+          <w:szCs w:val="28"/>
+        </w:rPr>
+      </w:pPr>
+      <w:proofErr w:type="spellStart"/>
+      <w:r>
+        <w:rPr>
+          <w:rFonts w:asciiTheme="majorHAnsi" w:hAnsiTheme="majorHAnsi"/>
+          <w:sz w:val="28"/>
+          <w:szCs w:val="28"/>
+        </w:rPr>
+        <w:t>Kambarang</w:t>
+      </w:r>
+      <w:proofErr w:type="spellEnd"/>
+      <w:r>
+        <w:rPr>
+          <w:rFonts w:asciiTheme="majorHAnsi" w:hAnsiTheme="majorHAnsi"/>
+          <w:sz w:val="28"/>
+          <w:szCs w:val="28"/>
+        </w:rPr>
+        <w:t xml:space="preserve"> is the peak of the wildflower season, with Acacias, Banksias, Kangaroo Paws, orchids and other flowering plants creating colourful landscape</w:t>
+      </w:r>
+      <w:r>
+        <w:rPr>
+          <w:rFonts w:asciiTheme="majorHAnsi" w:hAnsiTheme="majorHAnsi"/>
+          <w:sz w:val="28"/>
+          <w:szCs w:val="28"/>
+        </w:rPr>
+        <w:t>s</w:t>
+      </w:r>
+      <w:r>
+        <w:rPr>
+          <w:rFonts w:asciiTheme="majorHAnsi" w:hAnsiTheme="majorHAnsi"/>
+          <w:sz w:val="28"/>
+          <w:szCs w:val="28"/>
+        </w:rPr>
+        <w:t xml:space="preserve">. </w:t>
+      </w:r>
+      <w:proofErr w:type="spellStart"/>
+      <w:r>
+        <w:rPr>
+          <w:rFonts w:asciiTheme="majorHAnsi" w:hAnsiTheme="majorHAnsi"/>
+          <w:sz w:val="28"/>
+          <w:szCs w:val="28"/>
+        </w:rPr>
+        <w:t>Balgas</w:t>
+      </w:r>
+      <w:proofErr w:type="spellEnd"/>
+      <w:r>
+        <w:rPr>
+          <w:rFonts w:asciiTheme="majorHAnsi" w:hAnsiTheme="majorHAnsi"/>
+          <w:sz w:val="28"/>
+          <w:szCs w:val="28"/>
+        </w:rPr>
+        <w:t xml:space="preserve"> begin flowering, particularly after fires, while the orange-yellow flowers of the </w:t>
+      </w:r>
+      <w:proofErr w:type="spellStart"/>
+      <w:r>
+        <w:rPr>
+          <w:rFonts w:asciiTheme="majorHAnsi" w:hAnsiTheme="majorHAnsi"/>
+          <w:sz w:val="28"/>
+          <w:szCs w:val="28"/>
+        </w:rPr>
+        <w:t>Moodjar</w:t>
+      </w:r>
+      <w:proofErr w:type="spellEnd"/>
+      <w:r>
+        <w:rPr>
+          <w:rFonts w:asciiTheme="majorHAnsi" w:hAnsiTheme="majorHAnsi"/>
+          <w:sz w:val="28"/>
+          <w:szCs w:val="28"/>
+        </w:rPr>
+        <w:t xml:space="preserve"> (Australian Christmas Tree) signal the approaching heat. Reptiles, including snakes and goannas, become active as the weather warms, while magpies protect their nests and young birds call for food</w:t>
+      </w:r>
+      <w:r>
+        <w:rPr>
+          <w:rFonts w:asciiTheme="majorHAnsi" w:hAnsiTheme="majorHAnsi"/>
+          <w:sz w:val="28"/>
+          <w:szCs w:val="28"/>
+        </w:rPr>
+        <w:t xml:space="preserve">. </w:t>
+      </w:r>
+      <w:r>
+        <w:rPr>
+          <w:rFonts w:asciiTheme="majorHAnsi" w:hAnsiTheme="majorHAnsi"/>
+          <w:sz w:val="28"/>
+          <w:szCs w:val="28"/>
+        </w:rPr>
+        <w:t>Frogs also begin breeding, with male motorbike frogs calling to attract mates</w:t>
+      </w:r>
+      <w:r>
+        <w:rPr>
+          <w:rFonts w:asciiTheme="majorHAnsi" w:hAnsiTheme="majorHAnsi"/>
+          <w:sz w:val="28"/>
+          <w:szCs w:val="28"/>
+        </w:rPr>
+        <w:t>.</w:t>
+      </w:r>
+    </w:p>
+    <w:p>
+      <w:pPr>
+        <w:pStyle w:val="NormalWeb"/>
+        <w:rPr>
+          <w:rFonts w:asciiTheme="majorHAnsi" w:hAnsiTheme="majorHAnsi"/>
+          <w:sz w:val="28"/>
+          <w:szCs w:val="28"/>
+        </w:rPr>
+      </w:pPr>
+      <w:r>
+        <w:rPr>
+          <w:rFonts w:asciiTheme="majorHAnsi" w:hAnsiTheme="majorHAnsi"/>
+          <w:sz w:val="28"/>
+          <w:szCs w:val="28"/>
+        </w:rPr>
+        <w:t>Traditionally, d</w:t>
+      </w:r>
+      <w:r>
+        <w:rPr>
+          <w:rFonts w:asciiTheme="majorHAnsi" w:hAnsiTheme="majorHAnsi"/>
+          <w:sz w:val="28"/>
+          <w:szCs w:val="28"/>
+        </w:rPr>
+        <w:t xml:space="preserve">uring </w:t>
+      </w:r>
+      <w:proofErr w:type="spellStart"/>
+      <w:r>
+        <w:rPr>
+          <w:rFonts w:asciiTheme="majorHAnsi" w:hAnsiTheme="majorHAnsi"/>
+          <w:sz w:val="28"/>
+          <w:szCs w:val="28"/>
+        </w:rPr>
+        <w:t>Kambarang</w:t>
+      </w:r>
+      <w:proofErr w:type="spellEnd"/>
+      <w:r>
+        <w:rPr>
+          <w:rFonts w:asciiTheme="majorHAnsi" w:hAnsiTheme="majorHAnsi"/>
+          <w:sz w:val="28"/>
+          <w:szCs w:val="28"/>
+        </w:rPr>
+        <w:t xml:space="preserve"> </w:t>
+      </w:r>
+      <w:r>
+        <w:rPr>
+          <w:rFonts w:asciiTheme="majorHAnsi" w:hAnsiTheme="majorHAnsi"/>
+          <w:sz w:val="28"/>
+          <w:szCs w:val="28"/>
+        </w:rPr>
+        <w:t>Noongar families moved back towards the coast to access seasonal food sources</w:t>
+      </w:r>
+      <w:r>
+        <w:rPr>
+          <w:rFonts w:asciiTheme="majorHAnsi" w:hAnsiTheme="majorHAnsi"/>
+          <w:sz w:val="28"/>
+          <w:szCs w:val="28"/>
+        </w:rPr>
+        <w:t xml:space="preserve">. </w:t>
+      </w:r>
+      <w:r>
+        <w:rPr>
+          <w:rFonts w:asciiTheme="majorHAnsi" w:hAnsiTheme="majorHAnsi"/>
+          <w:sz w:val="28"/>
+          <w:szCs w:val="28"/>
+        </w:rPr>
+        <w:t>Foods included frogs, tortoises, freshwater crayfish, fish, fruits, berries, yams and bird eggs</w:t>
+      </w:r>
+      <w:r>
+        <w:rPr>
+          <w:rFonts w:asciiTheme="majorHAnsi" w:hAnsiTheme="majorHAnsi"/>
+          <w:sz w:val="28"/>
+          <w:szCs w:val="28"/>
+        </w:rPr>
+        <w:t xml:space="preserve">. </w:t>
+      </w:r>
+      <w:r>
+        <w:rPr>
+          <w:rFonts w:asciiTheme="majorHAnsi" w:hAnsiTheme="majorHAnsi"/>
+          <w:sz w:val="28"/>
+          <w:szCs w:val="28"/>
+        </w:rPr>
+        <w:t>Quandong fruits and other berries began ripening, while people gathered fruit and berries as they travelled towards the coast</w:t>
+      </w:r>
+      <w:r>
+        <w:rPr>
+          <w:rFonts w:asciiTheme="majorHAnsi" w:hAnsiTheme="majorHAnsi"/>
+          <w:sz w:val="28"/>
+          <w:szCs w:val="28"/>
+        </w:rPr>
+        <w:t xml:space="preserve">. </w:t>
+      </w:r>
+    </w:p>
+    <w:p>
+      <w:pPr>
+        <w:pStyle w:val="NormalWeb"/>
+        <w:rPr>
+          <w:rFonts w:asciiTheme="majorHAnsi" w:hAnsiTheme="majorHAnsi"/>
+          <w:sz w:val="28"/>
+          <w:szCs w:val="28"/>
+        </w:rPr>
+      </w:pPr>
+      <w:r>
+        <w:rPr>
+          <w:rFonts w:asciiTheme="majorHAnsi" w:hAnsiTheme="majorHAnsi"/>
+          <w:sz w:val="28"/>
+          <w:szCs w:val="28"/>
+        </w:rPr>
+        <w:t>References:</w:t>
+      </w:r>
+    </w:p>
+    <w:p>
+      <w:pPr>
+        <w:pStyle w:val="NormalWeb"/>
+        <w:numPr>
+          <w:ilvl w:val="0"/>
+          <w:numId w:val="32"/>
+        </w:numPr>
+        <w:rPr>
+          <w:rFonts w:asciiTheme="majorHAnsi" w:hAnsiTheme="majorHAnsi"/>
+          <w:sz w:val="28"/>
+          <w:szCs w:val="28"/>
+        </w:rPr>
+      </w:pPr>
+      <w:r>
+        <w:rPr>
+          <w:rFonts w:asciiTheme="majorHAnsi" w:hAnsiTheme="majorHAnsi"/>
+          <w:sz w:val="28"/>
+          <w:szCs w:val="28"/>
+        </w:rPr>
+        <w:t xml:space="preserve">Tourism Western Australia – Aboriginal Noongar Seasons - </w:t>
+      </w:r>
+      <w:hyperlink r:id="rId49" w:history="1">
+        <w:r>
+          <w:rPr>
+            <w:rStyle w:val="Hyperlink"/>
+            <w:rFonts w:asciiTheme="majorHAnsi" w:hAnsiTheme="majorHAnsi"/>
+            <w:sz w:val="28"/>
+            <w:szCs w:val="28"/>
+          </w:rPr>
+          <w:t>https://www.westernaustralia.com/au/things-to-do/aboriginal-experiences/aboriginal-noongar-seasons</w:t>
+        </w:r>
+      </w:hyperlink>
+    </w:p>
+    <w:p>
+      <w:pPr>
+        <w:pStyle w:val="NormalWeb"/>
+        <w:numPr>
+          <w:ilvl w:val="0"/>
+          <w:numId w:val="32"/>
+        </w:numPr>
+        <w:rPr>
+          <w:rFonts w:asciiTheme="majorHAnsi" w:hAnsiTheme="majorHAnsi"/>
+          <w:sz w:val="28"/>
+          <w:szCs w:val="28"/>
+        </w:rPr>
+      </w:pPr>
+      <w:r>
+        <w:rPr>
+          <w:rFonts w:asciiTheme="majorHAnsi" w:hAnsiTheme="majorHAnsi"/>
+          <w:sz w:val="28"/>
+          <w:szCs w:val="28"/>
+        </w:rPr>
+        <w:t xml:space="preserve">GESB – Noongar Six Seasons - </w:t>
+      </w:r>
+      <w:hyperlink r:id="rId50" w:history="1">
+        <w:r>
+          <w:rPr>
+            <w:rStyle w:val="Hyperlink"/>
+            <w:rFonts w:asciiTheme="majorHAnsi" w:hAnsiTheme="majorHAnsi"/>
+            <w:sz w:val="28"/>
+            <w:szCs w:val="28"/>
+          </w:rPr>
+          <w:t>https://www.gesb.wa.gov.au/members/stand-alone-pages/noongar-six-seasons</w:t>
+        </w:r>
+      </w:hyperlink>
+    </w:p>
+    <w:p>
+      <w:pPr>
+        <w:pStyle w:val="NormalWeb"/>
+        <w:numPr>
+          <w:ilvl w:val="0"/>
+          <w:numId w:val="32"/>
+        </w:numPr>
+        <w:rPr>
+          <w:rFonts w:asciiTheme="majorHAnsi" w:hAnsiTheme="majorHAnsi"/>
+          <w:sz w:val="28"/>
+          <w:szCs w:val="28"/>
+        </w:rPr>
+      </w:pPr>
+      <w:r>
+        <w:rPr>
+          <w:rFonts w:asciiTheme="majorHAnsi" w:hAnsiTheme="majorHAnsi"/>
+          <w:sz w:val="28"/>
+          <w:szCs w:val="28"/>
+        </w:rPr>
+        <w:t xml:space="preserve">Rottnest Island – Your Guide to the Six Noongar Seasons on Wadjemup - </w:t>
+      </w:r>
+      <w:hyperlink r:id="rId51" w:history="1">
+        <w:r>
+          <w:rPr>
+            <w:rStyle w:val="Hyperlink"/>
+            <w:rFonts w:asciiTheme="majorHAnsi" w:hAnsiTheme="majorHAnsi"/>
+            <w:sz w:val="28"/>
+            <w:szCs w:val="28"/>
+          </w:rPr>
+          <w:t>https://www.rottnestisland.com/visit/guides-tips/your-guide-to-the-six-noongar-seasons-on-wadjemup</w:t>
+        </w:r>
+      </w:hyperlink>
+    </w:p>
+    <w:p>
+      <w:pPr>
+        <w:pStyle w:val="NormalWeb"/>
+        <w:numPr>
+          <w:ilvl w:val="0"/>
+          <w:numId w:val="32"/>
+        </w:numPr>
+        <w:rPr>
+          <w:rFonts w:asciiTheme="majorHAnsi" w:hAnsiTheme="majorHAnsi"/>
+          <w:sz w:val="28"/>
+          <w:szCs w:val="28"/>
+        </w:rPr>
+      </w:pPr>
+      <w:r>
+        <w:rPr>
+          <w:rFonts w:asciiTheme="majorHAnsi" w:hAnsiTheme="majorHAnsi"/>
+          <w:sz w:val="28"/>
+          <w:szCs w:val="28"/>
+        </w:rPr>
+        <w:t xml:space="preserve">Bureau of Meteorology – </w:t>
+      </w:r>
+      <w:proofErr w:type="spellStart"/>
+      <w:r>
+        <w:rPr>
+          <w:rFonts w:asciiTheme="majorHAnsi" w:hAnsiTheme="majorHAnsi"/>
+          <w:sz w:val="28"/>
+          <w:szCs w:val="28"/>
+        </w:rPr>
+        <w:t>Nyoongar</w:t>
+      </w:r>
+      <w:proofErr w:type="spellEnd"/>
+      <w:r>
+        <w:rPr>
+          <w:rFonts w:asciiTheme="majorHAnsi" w:hAnsiTheme="majorHAnsi"/>
+          <w:sz w:val="28"/>
+          <w:szCs w:val="28"/>
+        </w:rPr>
+        <w:t xml:space="preserve"> Calendar -  </w:t>
+      </w:r>
+      <w:hyperlink r:id="rId52" w:history="1">
+        <w:r>
+          <w:rPr>
+            <w:rStyle w:val="Hyperlink"/>
+            <w:rFonts w:asciiTheme="majorHAnsi" w:hAnsiTheme="majorHAnsi"/>
+            <w:sz w:val="28"/>
+            <w:szCs w:val="28"/>
+          </w:rPr>
+          <w:t>https://www.bom.gov.au/resources/indigenous-weather-knowledge/indigenous-seasonal-calendars/nyoongar-calendar</w:t>
+        </w:r>
+      </w:hyperlink>
+    </w:p>
+    <w:p>
+      <w:pPr>
+        <w:pStyle w:val="NormalWeb"/>
+        <w:numPr>
+          <w:ilvl w:val="0"/>
+          <w:numId w:val="32"/>
+        </w:numPr>
+        <w:rPr>
+          <w:rFonts w:asciiTheme="majorHAnsi" w:hAnsiTheme="majorHAnsi"/>
+          <w:sz w:val="28"/>
+          <w:szCs w:val="28"/>
+        </w:rPr>
+      </w:pPr>
+      <w:r>
+        <w:rPr>
+          <w:rFonts w:asciiTheme="majorHAnsi" w:hAnsiTheme="majorHAnsi"/>
+          <w:sz w:val="28"/>
+          <w:szCs w:val="28"/>
+        </w:rPr>
+        <w:t xml:space="preserve">The Wetlands Centre – The Six Seasons of the </w:t>
+      </w:r>
+      <w:proofErr w:type="spellStart"/>
+      <w:r>
+        <w:rPr>
+          <w:rFonts w:asciiTheme="majorHAnsi" w:hAnsiTheme="majorHAnsi"/>
+          <w:sz w:val="28"/>
+          <w:szCs w:val="28"/>
+        </w:rPr>
+        <w:t>Nyoongar</w:t>
+      </w:r>
+      <w:proofErr w:type="spellEnd"/>
+      <w:r>
+        <w:rPr>
+          <w:rFonts w:asciiTheme="majorHAnsi" w:hAnsiTheme="majorHAnsi"/>
+          <w:sz w:val="28"/>
+          <w:szCs w:val="28"/>
+        </w:rPr>
+        <w:t xml:space="preserve"> Calendar -  </w:t>
+      </w:r>
+      <w:hyperlink r:id="rId53" w:history="1">
+        <w:r>
+          <w:rPr>
+            <w:rStyle w:val="Hyperlink"/>
+            <w:rFonts w:asciiTheme="majorHAnsi" w:hAnsiTheme="majorHAnsi"/>
+            <w:sz w:val="28"/>
+            <w:szCs w:val="28"/>
+          </w:rPr>
+          <w:t>https://www.thewetlandscentre.org.au/blog/the-six-seasons-of-the-nyoongar-calendar/</w:t>
+        </w:r>
+      </w:hyperlink>
+    </w:p>
+    <w:p>
+      <w:pPr>
+        <w:pStyle w:val="NormalWeb"/>
+        <w:numPr>
+          <w:ilvl w:val="0"/>
+          <w:numId w:val="32"/>
+        </w:numPr>
+        <w:rPr>
+          <w:rFonts w:asciiTheme="majorHAnsi" w:hAnsiTheme="majorHAnsi"/>
+          <w:sz w:val="28"/>
+          <w:szCs w:val="28"/>
+        </w:rPr>
+      </w:pPr>
+      <w:r>
+        <w:rPr>
+          <w:rFonts w:asciiTheme="majorHAnsi" w:hAnsiTheme="majorHAnsi"/>
+          <w:sz w:val="28"/>
+          <w:szCs w:val="28"/>
+        </w:rPr>
+        <w:lastRenderedPageBreak/>
+        <w:t>Perth NRM – The</w:t>
+      </w:r>
+      <w:r>
+        <w:rPr>
+          <w:rFonts w:asciiTheme="majorHAnsi" w:hAnsiTheme="majorHAnsi"/>
+          <w:sz w:val="28"/>
+          <w:szCs w:val="28"/>
+        </w:rPr>
+        <w:t xml:space="preserve"> Season of Birth</w:t>
+      </w:r>
+      <w:r>
+        <w:rPr>
+          <w:rFonts w:asciiTheme="majorHAnsi" w:hAnsiTheme="majorHAnsi"/>
+          <w:sz w:val="28"/>
+          <w:szCs w:val="28"/>
+        </w:rPr>
+        <w:t xml:space="preserve">: Embracing </w:t>
+      </w:r>
+      <w:proofErr w:type="spellStart"/>
+      <w:r>
+        <w:rPr>
+          <w:rFonts w:asciiTheme="majorHAnsi" w:hAnsiTheme="majorHAnsi"/>
+          <w:sz w:val="28"/>
+          <w:szCs w:val="28"/>
+        </w:rPr>
+        <w:t>Kambarang</w:t>
+      </w:r>
+      <w:proofErr w:type="spellEnd"/>
+      <w:r>
+        <w:rPr>
+          <w:rFonts w:asciiTheme="majorHAnsi" w:hAnsiTheme="majorHAnsi"/>
+          <w:sz w:val="28"/>
+          <w:szCs w:val="28"/>
+        </w:rPr>
+        <w:t xml:space="preserve"> - </w:t>
+      </w:r>
+      <w:hyperlink r:id="rId54" w:history="1">
+        <w:r>
+          <w:rPr>
+            <w:rStyle w:val="Hyperlink"/>
+            <w:rFonts w:asciiTheme="majorHAnsi" w:hAnsiTheme="majorHAnsi"/>
+            <w:sz w:val="28"/>
+            <w:szCs w:val="28"/>
+          </w:rPr>
+          <w:t>https://www.perthnrm.com/blog/2026/08/01/the-first-spring-embracing-djilba-august-september/</w:t>
+        </w:r>
+      </w:hyperlink>
+      <w:r>
+        <w:rPr>
+          <w:rFonts w:asciiTheme="majorHAnsi" w:hAnsiTheme="majorHAnsi"/>
+          <w:sz w:val="28"/>
+          <w:szCs w:val="28"/>
+        </w:rPr>
+        <w:t xml:space="preserve"> </w:t>
+      </w:r>
     </w:p>
     <w:sectPr>
       <w:pgSz w:w="11906" w:h="16838"/>
@@ -6083,6 +10672,95 @@
     </w:lvl>
   </w:abstractNum>
   <w:abstractNum w:abstractNumId="3" w15:restartNumberingAfterBreak="0">
+    <w:nsid w:val="0BAD1F6C"/>
+    <w:multiLevelType w:val="hybridMultilevel"/>
+    <w:tmpl w:val="0630DAF8"/>
+    <w:lvl w:ilvl="0" w:tplc="FFFFFFFF">
+      <w:start w:val="1"/>
+      <w:numFmt w:val="decimal"/>
+      <w:lvlText w:val="%1."/>
+      <w:lvlJc w:val="left"/>
+      <w:pPr>
+        <w:ind w:left="720" w:hanging="360"/>
+      </w:pPr>
+      <w:rPr>
+        <w:rFonts w:hint="default"/>
+      </w:rPr>
+    </w:lvl>
+    <w:lvl w:ilvl="1" w:tplc="FFFFFFFF" w:tentative="1">
+      <w:start w:val="1"/>
+      <w:numFmt w:val="lowerLetter"/>
+      <w:lvlText w:val="%2."/>
+      <w:lvlJc w:val="left"/>
+      <w:pPr>
+        <w:ind w:left="1440" w:hanging="360"/>
+      </w:pPr>
+    </w:lvl>
+    <w:lvl w:ilvl="2" w:tplc="FFFFFFFF" w:tentative="1">
+      <w:start w:val="1"/>
+      <w:numFmt w:val="lowerRoman"/>
+      <w:lvlText w:val="%3."/>
+      <w:lvlJc w:val="right"/>
+      <w:pPr>
+        <w:ind w:left="2160" w:hanging="180"/>
+      </w:pPr>
+    </w:lvl>
+    <w:lvl w:ilvl="3" w:tplc="FFFFFFFF" w:tentative="1">
+      <w:start w:val="1"/>
+      <w:numFmt w:val="decimal"/>
+      <w:lvlText w:val="%4."/>
+      <w:lvlJc w:val="left"/>
+      <w:pPr>
+        <w:ind w:left="2880" w:hanging="360"/>
+      </w:pPr>
+    </w:lvl>
+    <w:lvl w:ilvl="4" w:tplc="FFFFFFFF" w:tentative="1">
+      <w:start w:val="1"/>
+      <w:numFmt w:val="lowerLetter"/>
+      <w:lvlText w:val="%5."/>
+      <w:lvlJc w:val="left"/>
+      <w:pPr>
+        <w:ind w:left="3600" w:hanging="360"/>
+      </w:pPr>
+    </w:lvl>
+    <w:lvl w:ilvl="5" w:tplc="FFFFFFFF" w:tentative="1">
+      <w:start w:val="1"/>
+      <w:numFmt w:val="lowerRoman"/>
+      <w:lvlText w:val="%6."/>
+      <w:lvlJc w:val="right"/>
+      <w:pPr>
+        <w:ind w:left="4320" w:hanging="180"/>
+      </w:pPr>
+    </w:lvl>
+    <w:lvl w:ilvl="6" w:tplc="FFFFFFFF" w:tentative="1">
+      <w:start w:val="1"/>
+      <w:numFmt w:val="decimal"/>
+      <w:lvlText w:val="%7."/>
+      <w:lvlJc w:val="left"/>
+      <w:pPr>
+        <w:ind w:left="5040" w:hanging="360"/>
+      </w:pPr>
+    </w:lvl>
+    <w:lvl w:ilvl="7" w:tplc="FFFFFFFF" w:tentative="1">
+      <w:start w:val="1"/>
+      <w:numFmt w:val="lowerLetter"/>
+      <w:lvlText w:val="%8."/>
+      <w:lvlJc w:val="left"/>
+      <w:pPr>
+        <w:ind w:left="5760" w:hanging="360"/>
+      </w:pPr>
+    </w:lvl>
+    <w:lvl w:ilvl="8" w:tplc="FFFFFFFF" w:tentative="1">
+      <w:start w:val="1"/>
+      <w:numFmt w:val="lowerRoman"/>
+      <w:lvlText w:val="%9."/>
+      <w:lvlJc w:val="right"/>
+      <w:pPr>
+        <w:ind w:left="6480" w:hanging="180"/>
+      </w:pPr>
+    </w:lvl>
+  </w:abstractNum>
+  <w:abstractNum w:abstractNumId="4" w15:restartNumberingAfterBreak="0">
     <w:nsid w:val="0F2D53B9"/>
     <w:multiLevelType w:val="hybridMultilevel"/>
     <w:tmpl w:val="62023B4C"/>
@@ -6171,7 +10849,7 @@
       </w:pPr>
     </w:lvl>
   </w:abstractNum>
-  <w:abstractNum w:abstractNumId="4" w15:restartNumberingAfterBreak="0">
+  <w:abstractNum w:abstractNumId="5" w15:restartNumberingAfterBreak="0">
     <w:nsid w:val="0F2F429A"/>
     <w:multiLevelType w:val="hybridMultilevel"/>
     <w:tmpl w:val="96B41EC8"/>
@@ -6261,7 +10939,96 @@
       </w:pPr>
     </w:lvl>
   </w:abstractNum>
-  <w:abstractNum w:abstractNumId="5" w15:restartNumberingAfterBreak="0">
+  <w:abstractNum w:abstractNumId="6" w15:restartNumberingAfterBreak="0">
+    <w:nsid w:val="11E9476C"/>
+    <w:multiLevelType w:val="hybridMultilevel"/>
+    <w:tmpl w:val="0630DAF8"/>
+    <w:lvl w:ilvl="0" w:tplc="0809000F">
+      <w:start w:val="1"/>
+      <w:numFmt w:val="decimal"/>
+      <w:lvlText w:val="%1."/>
+      <w:lvlJc w:val="left"/>
+      <w:pPr>
+        <w:ind w:left="720" w:hanging="360"/>
+      </w:pPr>
+      <w:rPr>
+        <w:rFonts w:hint="default"/>
+      </w:rPr>
+    </w:lvl>
+    <w:lvl w:ilvl="1" w:tplc="08090019" w:tentative="1">
+      <w:start w:val="1"/>
+      <w:numFmt w:val="lowerLetter"/>
+      <w:lvlText w:val="%2."/>
+      <w:lvlJc w:val="left"/>
+      <w:pPr>
+        <w:ind w:left="1440" w:hanging="360"/>
+      </w:pPr>
+    </w:lvl>
+    <w:lvl w:ilvl="2" w:tplc="0809001B" w:tentative="1">
+      <w:start w:val="1"/>
+      <w:numFmt w:val="lowerRoman"/>
+      <w:lvlText w:val="%3."/>
+      <w:lvlJc w:val="right"/>
+      <w:pPr>
+        <w:ind w:left="2160" w:hanging="180"/>
+      </w:pPr>
+    </w:lvl>
+    <w:lvl w:ilvl="3" w:tplc="0809000F" w:tentative="1">
+      <w:start w:val="1"/>
+      <w:numFmt w:val="decimal"/>
+      <w:lvlText w:val="%4."/>
+      <w:lvlJc w:val="left"/>
+      <w:pPr>
+        <w:ind w:left="2880" w:hanging="360"/>
+      </w:pPr>
+    </w:lvl>
+    <w:lvl w:ilvl="4" w:tplc="08090019" w:tentative="1">
+      <w:start w:val="1"/>
+      <w:numFmt w:val="lowerLetter"/>
+      <w:lvlText w:val="%5."/>
+      <w:lvlJc w:val="left"/>
+      <w:pPr>
+        <w:ind w:left="3600" w:hanging="360"/>
+      </w:pPr>
+    </w:lvl>
+    <w:lvl w:ilvl="5" w:tplc="0809001B" w:tentative="1">
+      <w:start w:val="1"/>
+      <w:numFmt w:val="lowerRoman"/>
+      <w:lvlText w:val="%6."/>
+      <w:lvlJc w:val="right"/>
+      <w:pPr>
+        <w:ind w:left="4320" w:hanging="180"/>
+      </w:pPr>
+    </w:lvl>
+    <w:lvl w:ilvl="6" w:tplc="0809000F" w:tentative="1">
+      <w:start w:val="1"/>
+      <w:numFmt w:val="decimal"/>
+      <w:lvlText w:val="%7."/>
+      <w:lvlJc w:val="left"/>
+      <w:pPr>
+        <w:ind w:left="5040" w:hanging="360"/>
+      </w:pPr>
+    </w:lvl>
+    <w:lvl w:ilvl="7" w:tplc="08090019" w:tentative="1">
+      <w:start w:val="1"/>
+      <w:numFmt w:val="lowerLetter"/>
+      <w:lvlText w:val="%8."/>
+      <w:lvlJc w:val="left"/>
+      <w:pPr>
+        <w:ind w:left="5760" w:hanging="360"/>
+      </w:pPr>
+    </w:lvl>
+    <w:lvl w:ilvl="8" w:tplc="0809001B" w:tentative="1">
+      <w:start w:val="1"/>
+      <w:numFmt w:val="lowerRoman"/>
+      <w:lvlText w:val="%9."/>
+      <w:lvlJc w:val="right"/>
+      <w:pPr>
+        <w:ind w:left="6480" w:hanging="180"/>
+      </w:pPr>
+    </w:lvl>
+  </w:abstractNum>
+  <w:abstractNum w:abstractNumId="7" w15:restartNumberingAfterBreak="0">
     <w:nsid w:val="127F4F7F"/>
     <w:multiLevelType w:val="hybridMultilevel"/>
     <w:tmpl w:val="EECA4DB0"/>
@@ -6374,7 +11141,7 @@
       </w:rPr>
     </w:lvl>
   </w:abstractNum>
-  <w:abstractNum w:abstractNumId="6" w15:restartNumberingAfterBreak="0">
+  <w:abstractNum w:abstractNumId="8" w15:restartNumberingAfterBreak="0">
     <w:nsid w:val="12E354D2"/>
     <w:multiLevelType w:val="multilevel"/>
     <w:tmpl w:val="771A97B8"/>
@@ -6523,7 +11290,233 @@
       </w:rPr>
     </w:lvl>
   </w:abstractNum>
-  <w:abstractNum w:abstractNumId="7" w15:restartNumberingAfterBreak="0">
+  <w:abstractNum w:abstractNumId="9" w15:restartNumberingAfterBreak="0">
+    <w:nsid w:val="1ED923CF"/>
+    <w:multiLevelType w:val="hybridMultilevel"/>
+    <w:tmpl w:val="0E10BA94"/>
+    <w:lvl w:ilvl="0" w:tplc="08090001">
+      <w:start w:val="1"/>
+      <w:numFmt w:val="bullet"/>
+      <w:lvlText w:val=""/>
+      <w:lvlJc w:val="left"/>
+      <w:pPr>
+        <w:ind w:left="720" w:hanging="360"/>
+      </w:pPr>
+      <w:rPr>
+        <w:rFonts w:ascii="Symbol" w:hAnsi="Symbol" w:hint="default"/>
+      </w:rPr>
+    </w:lvl>
+    <w:lvl w:ilvl="1" w:tplc="08090003" w:tentative="1">
+      <w:start w:val="1"/>
+      <w:numFmt w:val="bullet"/>
+      <w:lvlText w:val="o"/>
+      <w:lvlJc w:val="left"/>
+      <w:pPr>
+        <w:ind w:left="1440" w:hanging="360"/>
+      </w:pPr>
+      <w:rPr>
+        <w:rFonts w:ascii="Courier New" w:hAnsi="Courier New" w:cs="Courier New" w:hint="default"/>
+      </w:rPr>
+    </w:lvl>
+    <w:lvl w:ilvl="2" w:tplc="08090005" w:tentative="1">
+      <w:start w:val="1"/>
+      <w:numFmt w:val="bullet"/>
+      <w:lvlText w:val=""/>
+      <w:lvlJc w:val="left"/>
+      <w:pPr>
+        <w:ind w:left="2160" w:hanging="360"/>
+      </w:pPr>
+      <w:rPr>
+        <w:rFonts w:ascii="Wingdings" w:hAnsi="Wingdings" w:hint="default"/>
+      </w:rPr>
+    </w:lvl>
+    <w:lvl w:ilvl="3" w:tplc="08090001" w:tentative="1">
+      <w:start w:val="1"/>
+      <w:numFmt w:val="bullet"/>
+      <w:lvlText w:val=""/>
+      <w:lvlJc w:val="left"/>
+      <w:pPr>
+        <w:ind w:left="2880" w:hanging="360"/>
+      </w:pPr>
+      <w:rPr>
+        <w:rFonts w:ascii="Symbol" w:hAnsi="Symbol" w:hint="default"/>
+      </w:rPr>
+    </w:lvl>
+    <w:lvl w:ilvl="4" w:tplc="08090003" w:tentative="1">
+      <w:start w:val="1"/>
+      <w:numFmt w:val="bullet"/>
+      <w:lvlText w:val="o"/>
+      <w:lvlJc w:val="left"/>
+      <w:pPr>
+        <w:ind w:left="3600" w:hanging="360"/>
+      </w:pPr>
+      <w:rPr>
+        <w:rFonts w:ascii="Courier New" w:hAnsi="Courier New" w:cs="Courier New" w:hint="default"/>
+      </w:rPr>
+    </w:lvl>
+    <w:lvl w:ilvl="5" w:tplc="08090005" w:tentative="1">
+      <w:start w:val="1"/>
+      <w:numFmt w:val="bullet"/>
+      <w:lvlText w:val=""/>
+      <w:lvlJc w:val="left"/>
+      <w:pPr>
+        <w:ind w:left="4320" w:hanging="360"/>
+      </w:pPr>
+      <w:rPr>
+        <w:rFonts w:ascii="Wingdings" w:hAnsi="Wingdings" w:hint="default"/>
+      </w:rPr>
+    </w:lvl>
+    <w:lvl w:ilvl="6" w:tplc="08090001" w:tentative="1">
+      <w:start w:val="1"/>
+      <w:numFmt w:val="bullet"/>
+      <w:lvlText w:val=""/>
+      <w:lvlJc w:val="left"/>
+      <w:pPr>
+        <w:ind w:left="5040" w:hanging="360"/>
+      </w:pPr>
+      <w:rPr>
+        <w:rFonts w:ascii="Symbol" w:hAnsi="Symbol" w:hint="default"/>
+      </w:rPr>
+    </w:lvl>
+    <w:lvl w:ilvl="7" w:tplc="08090003" w:tentative="1">
+      <w:start w:val="1"/>
+      <w:numFmt w:val="bullet"/>
+      <w:lvlText w:val="o"/>
+      <w:lvlJc w:val="left"/>
+      <w:pPr>
+        <w:ind w:left="5760" w:hanging="360"/>
+      </w:pPr>
+      <w:rPr>
+        <w:rFonts w:ascii="Courier New" w:hAnsi="Courier New" w:cs="Courier New" w:hint="default"/>
+      </w:rPr>
+    </w:lvl>
+    <w:lvl w:ilvl="8" w:tplc="08090005" w:tentative="1">
+      <w:start w:val="1"/>
+      <w:numFmt w:val="bullet"/>
+      <w:lvlText w:val=""/>
+      <w:lvlJc w:val="left"/>
+      <w:pPr>
+        <w:ind w:left="6480" w:hanging="360"/>
+      </w:pPr>
+      <w:rPr>
+        <w:rFonts w:ascii="Wingdings" w:hAnsi="Wingdings" w:hint="default"/>
+      </w:rPr>
+    </w:lvl>
+  </w:abstractNum>
+  <w:abstractNum w:abstractNumId="10" w15:restartNumberingAfterBreak="0">
+    <w:nsid w:val="31F5536B"/>
+    <w:multiLevelType w:val="hybridMultilevel"/>
+    <w:tmpl w:val="0C08EA5C"/>
+    <w:lvl w:ilvl="0" w:tplc="08090001">
+      <w:start w:val="1"/>
+      <w:numFmt w:val="bullet"/>
+      <w:lvlText w:val=""/>
+      <w:lvlJc w:val="left"/>
+      <w:pPr>
+        <w:ind w:left="720" w:hanging="360"/>
+      </w:pPr>
+      <w:rPr>
+        <w:rFonts w:ascii="Symbol" w:hAnsi="Symbol" w:hint="default"/>
+      </w:rPr>
+    </w:lvl>
+    <w:lvl w:ilvl="1" w:tplc="08090003" w:tentative="1">
+      <w:start w:val="1"/>
+      <w:numFmt w:val="bullet"/>
+      <w:lvlText w:val="o"/>
+      <w:lvlJc w:val="left"/>
+      <w:pPr>
+        <w:ind w:left="1440" w:hanging="360"/>
+      </w:pPr>
+      <w:rPr>
+        <w:rFonts w:ascii="Courier New" w:hAnsi="Courier New" w:cs="Courier New" w:hint="default"/>
+      </w:rPr>
+    </w:lvl>
+    <w:lvl w:ilvl="2" w:tplc="08090005" w:tentative="1">
+      <w:start w:val="1"/>
+      <w:numFmt w:val="bullet"/>
+      <w:lvlText w:val=""/>
+      <w:lvlJc w:val="left"/>
+      <w:pPr>
+        <w:ind w:left="2160" w:hanging="360"/>
+      </w:pPr>
+      <w:rPr>
+        <w:rFonts w:ascii="Wingdings" w:hAnsi="Wingdings" w:hint="default"/>
+      </w:rPr>
+    </w:lvl>
+    <w:lvl w:ilvl="3" w:tplc="08090001" w:tentative="1">
+      <w:start w:val="1"/>
+      <w:numFmt w:val="bullet"/>
+      <w:lvlText w:val=""/>
+      <w:lvlJc w:val="left"/>
+      <w:pPr>
+        <w:ind w:left="2880" w:hanging="360"/>
+      </w:pPr>
+      <w:rPr>
+        <w:rFonts w:ascii="Symbol" w:hAnsi="Symbol" w:hint="default"/>
+      </w:rPr>
+    </w:lvl>
+    <w:lvl w:ilvl="4" w:tplc="08090003" w:tentative="1">
+      <w:start w:val="1"/>
+      <w:numFmt w:val="bullet"/>
+      <w:lvlText w:val="o"/>
+      <w:lvlJc w:val="left"/>
+      <w:pPr>
+        <w:ind w:left="3600" w:hanging="360"/>
+      </w:pPr>
+      <w:rPr>
+        <w:rFonts w:ascii="Courier New" w:hAnsi="Courier New" w:cs="Courier New" w:hint="default"/>
+      </w:rPr>
+    </w:lvl>
+    <w:lvl w:ilvl="5" w:tplc="08090005" w:tentative="1">
+      <w:start w:val="1"/>
+      <w:numFmt w:val="bullet"/>
+      <w:lvlText w:val=""/>
+      <w:lvlJc w:val="left"/>
+      <w:pPr>
+        <w:ind w:left="4320" w:hanging="360"/>
+      </w:pPr>
+      <w:rPr>
+        <w:rFonts w:ascii="Wingdings" w:hAnsi="Wingdings" w:hint="default"/>
+      </w:rPr>
+    </w:lvl>
+    <w:lvl w:ilvl="6" w:tplc="08090001" w:tentative="1">
+      <w:start w:val="1"/>
+      <w:numFmt w:val="bullet"/>
+      <w:lvlText w:val=""/>
+      <w:lvlJc w:val="left"/>
+      <w:pPr>
+        <w:ind w:left="5040" w:hanging="360"/>
+      </w:pPr>
+      <w:rPr>
+        <w:rFonts w:ascii="Symbol" w:hAnsi="Symbol" w:hint="default"/>
+      </w:rPr>
+    </w:lvl>
+    <w:lvl w:ilvl="7" w:tplc="08090003" w:tentative="1">
+      <w:start w:val="1"/>
+      <w:numFmt w:val="bullet"/>
+      <w:lvlText w:val="o"/>
+      <w:lvlJc w:val="left"/>
+      <w:pPr>
+        <w:ind w:left="5760" w:hanging="360"/>
+      </w:pPr>
+      <w:rPr>
+        <w:rFonts w:ascii="Courier New" w:hAnsi="Courier New" w:cs="Courier New" w:hint="default"/>
+      </w:rPr>
+    </w:lvl>
+    <w:lvl w:ilvl="8" w:tplc="08090005" w:tentative="1">
+      <w:start w:val="1"/>
+      <w:numFmt w:val="bullet"/>
+      <w:lvlText w:val=""/>
+      <w:lvlJc w:val="left"/>
+      <w:pPr>
+        <w:ind w:left="6480" w:hanging="360"/>
+      </w:pPr>
+      <w:rPr>
+        <w:rFonts w:ascii="Wingdings" w:hAnsi="Wingdings" w:hint="default"/>
+      </w:rPr>
+    </w:lvl>
+  </w:abstractNum>
+  <w:abstractNum w:abstractNumId="11" w15:restartNumberingAfterBreak="0">
     <w:nsid w:val="38153596"/>
     <w:multiLevelType w:val="hybridMultilevel"/>
     <w:tmpl w:val="4DE6CFBA"/>
@@ -6612,7 +11605,7 @@
       </w:pPr>
     </w:lvl>
   </w:abstractNum>
-  <w:abstractNum w:abstractNumId="8" w15:restartNumberingAfterBreak="0">
+  <w:abstractNum w:abstractNumId="12" w15:restartNumberingAfterBreak="0">
     <w:nsid w:val="3A004FED"/>
     <w:multiLevelType w:val="hybridMultilevel"/>
     <w:tmpl w:val="F82C5340"/>
@@ -6701,7 +11694,7 @@
       </w:pPr>
     </w:lvl>
   </w:abstractNum>
-  <w:abstractNum w:abstractNumId="9" w15:restartNumberingAfterBreak="0">
+  <w:abstractNum w:abstractNumId="13" w15:restartNumberingAfterBreak="0">
     <w:nsid w:val="3A465BA6"/>
     <w:multiLevelType w:val="multilevel"/>
     <w:tmpl w:val="505A093C"/>
@@ -6850,7 +11843,471 @@
       </w:rPr>
     </w:lvl>
   </w:abstractNum>
-  <w:abstractNum w:abstractNumId="10" w15:restartNumberingAfterBreak="0">
+  <w:abstractNum w:abstractNumId="14" w15:restartNumberingAfterBreak="0">
+    <w:nsid w:val="3C0B25A3"/>
+    <w:multiLevelType w:val="multilevel"/>
+    <w:tmpl w:val="1102FF5A"/>
+    <w:lvl w:ilvl="0">
+      <w:start w:val="1"/>
+      <w:numFmt w:val="bullet"/>
+      <w:lvlText w:val=""/>
+      <w:lvlJc w:val="left"/>
+      <w:pPr>
+        <w:tabs>
+          <w:tab w:val="num" w:pos="720"/>
+        </w:tabs>
+        <w:ind w:left="720" w:hanging="360"/>
+      </w:pPr>
+      <w:rPr>
+        <w:rFonts w:ascii="Wingdings" w:hAnsi="Wingdings" w:hint="default"/>
+        <w:sz w:val="20"/>
+      </w:rPr>
+    </w:lvl>
+    <w:lvl w:ilvl="1" w:tentative="1">
+      <w:start w:val="1"/>
+      <w:numFmt w:val="bullet"/>
+      <w:lvlText w:val=""/>
+      <w:lvlJc w:val="left"/>
+      <w:pPr>
+        <w:tabs>
+          <w:tab w:val="num" w:pos="1440"/>
+        </w:tabs>
+        <w:ind w:left="1440" w:hanging="360"/>
+      </w:pPr>
+      <w:rPr>
+        <w:rFonts w:ascii="Wingdings" w:hAnsi="Wingdings" w:hint="default"/>
+        <w:sz w:val="20"/>
+      </w:rPr>
+    </w:lvl>
+    <w:lvl w:ilvl="2" w:tentative="1">
+      <w:start w:val="1"/>
+      <w:numFmt w:val="bullet"/>
+      <w:lvlText w:val=""/>
+      <w:lvlJc w:val="left"/>
+      <w:pPr>
+        <w:tabs>
+          <w:tab w:val="num" w:pos="2160"/>
+        </w:tabs>
+        <w:ind w:left="2160" w:hanging="360"/>
+      </w:pPr>
+      <w:rPr>
+        <w:rFonts w:ascii="Wingdings" w:hAnsi="Wingdings" w:hint="default"/>
+        <w:sz w:val="20"/>
+      </w:rPr>
+    </w:lvl>
+    <w:lvl w:ilvl="3" w:tentative="1">
+      <w:start w:val="1"/>
+      <w:numFmt w:val="bullet"/>
+      <w:lvlText w:val=""/>
+      <w:lvlJc w:val="left"/>
+      <w:pPr>
+        <w:tabs>
+          <w:tab w:val="num" w:pos="2880"/>
+        </w:tabs>
+        <w:ind w:left="2880" w:hanging="360"/>
+      </w:pPr>
+      <w:rPr>
+        <w:rFonts w:ascii="Wingdings" w:hAnsi="Wingdings" w:hint="default"/>
+        <w:sz w:val="20"/>
+      </w:rPr>
+    </w:lvl>
+    <w:lvl w:ilvl="4" w:tentative="1">
+      <w:start w:val="1"/>
+      <w:numFmt w:val="bullet"/>
+      <w:lvlText w:val=""/>
+      <w:lvlJc w:val="left"/>
+      <w:pPr>
+        <w:tabs>
+          <w:tab w:val="num" w:pos="3600"/>
+        </w:tabs>
+        <w:ind w:left="3600" w:hanging="360"/>
+      </w:pPr>
+      <w:rPr>
+        <w:rFonts w:ascii="Wingdings" w:hAnsi="Wingdings" w:hint="default"/>
+        <w:sz w:val="20"/>
+      </w:rPr>
+    </w:lvl>
+    <w:lvl w:ilvl="5" w:tentative="1">
+      <w:start w:val="1"/>
+      <w:numFmt w:val="bullet"/>
+      <w:lvlText w:val=""/>
+      <w:lvlJc w:val="left"/>
+      <w:pPr>
+        <w:tabs>
+          <w:tab w:val="num" w:pos="4320"/>
+        </w:tabs>
+        <w:ind w:left="4320" w:hanging="360"/>
+      </w:pPr>
+      <w:rPr>
+        <w:rFonts w:ascii="Wingdings" w:hAnsi="Wingdings" w:hint="default"/>
+        <w:sz w:val="20"/>
+      </w:rPr>
+    </w:lvl>
+    <w:lvl w:ilvl="6" w:tentative="1">
+      <w:start w:val="1"/>
+      <w:numFmt w:val="bullet"/>
+      <w:lvlText w:val=""/>
+      <w:lvlJc w:val="left"/>
+      <w:pPr>
+        <w:tabs>
+          <w:tab w:val="num" w:pos="5040"/>
+        </w:tabs>
+        <w:ind w:left="5040" w:hanging="360"/>
+      </w:pPr>
+      <w:rPr>
+        <w:rFonts w:ascii="Wingdings" w:hAnsi="Wingdings" w:hint="default"/>
+        <w:sz w:val="20"/>
+      </w:rPr>
+    </w:lvl>
+    <w:lvl w:ilvl="7" w:tentative="1">
+      <w:start w:val="1"/>
+      <w:numFmt w:val="bullet"/>
+      <w:lvlText w:val=""/>
+      <w:lvlJc w:val="left"/>
+      <w:pPr>
+        <w:tabs>
+          <w:tab w:val="num" w:pos="5760"/>
+        </w:tabs>
+        <w:ind w:left="5760" w:hanging="360"/>
+      </w:pPr>
+      <w:rPr>
+        <w:rFonts w:ascii="Wingdings" w:hAnsi="Wingdings" w:hint="default"/>
+        <w:sz w:val="20"/>
+      </w:rPr>
+    </w:lvl>
+    <w:lvl w:ilvl="8" w:tentative="1">
+      <w:start w:val="1"/>
+      <w:numFmt w:val="bullet"/>
+      <w:lvlText w:val=""/>
+      <w:lvlJc w:val="left"/>
+      <w:pPr>
+        <w:tabs>
+          <w:tab w:val="num" w:pos="6480"/>
+        </w:tabs>
+        <w:ind w:left="6480" w:hanging="360"/>
+      </w:pPr>
+      <w:rPr>
+        <w:rFonts w:ascii="Wingdings" w:hAnsi="Wingdings" w:hint="default"/>
+        <w:sz w:val="20"/>
+      </w:rPr>
+    </w:lvl>
+  </w:abstractNum>
+  <w:abstractNum w:abstractNumId="15" w15:restartNumberingAfterBreak="0">
+    <w:nsid w:val="3D5410E0"/>
+    <w:multiLevelType w:val="multilevel"/>
+    <w:tmpl w:val="42D2DD02"/>
+    <w:lvl w:ilvl="0">
+      <w:start w:val="2"/>
+      <w:numFmt w:val="decimal"/>
+      <w:lvlText w:val="%1."/>
+      <w:lvlJc w:val="left"/>
+      <w:pPr>
+        <w:tabs>
+          <w:tab w:val="num" w:pos="720"/>
+        </w:tabs>
+        <w:ind w:left="720" w:hanging="360"/>
+      </w:pPr>
+    </w:lvl>
+    <w:lvl w:ilvl="1" w:tentative="1">
+      <w:start w:val="1"/>
+      <w:numFmt w:val="decimal"/>
+      <w:lvlText w:val="%2."/>
+      <w:lvlJc w:val="left"/>
+      <w:pPr>
+        <w:tabs>
+          <w:tab w:val="num" w:pos="1440"/>
+        </w:tabs>
+        <w:ind w:left="1440" w:hanging="360"/>
+      </w:pPr>
+    </w:lvl>
+    <w:lvl w:ilvl="2" w:tentative="1">
+      <w:start w:val="1"/>
+      <w:numFmt w:val="decimal"/>
+      <w:lvlText w:val="%3."/>
+      <w:lvlJc w:val="left"/>
+      <w:pPr>
+        <w:tabs>
+          <w:tab w:val="num" w:pos="2160"/>
+        </w:tabs>
+        <w:ind w:left="2160" w:hanging="360"/>
+      </w:pPr>
+    </w:lvl>
+    <w:lvl w:ilvl="3" w:tentative="1">
+      <w:start w:val="1"/>
+      <w:numFmt w:val="decimal"/>
+      <w:lvlText w:val="%4."/>
+      <w:lvlJc w:val="left"/>
+      <w:pPr>
+        <w:tabs>
+          <w:tab w:val="num" w:pos="2880"/>
+        </w:tabs>
+        <w:ind w:left="2880" w:hanging="360"/>
+      </w:pPr>
+    </w:lvl>
+    <w:lvl w:ilvl="4" w:tentative="1">
+      <w:start w:val="1"/>
+      <w:numFmt w:val="decimal"/>
+      <w:lvlText w:val="%5."/>
+      <w:lvlJc w:val="left"/>
+      <w:pPr>
+        <w:tabs>
+          <w:tab w:val="num" w:pos="3600"/>
+        </w:tabs>
+        <w:ind w:left="3600" w:hanging="360"/>
+      </w:pPr>
+    </w:lvl>
+    <w:lvl w:ilvl="5" w:tentative="1">
+      <w:start w:val="1"/>
+      <w:numFmt w:val="decimal"/>
+      <w:lvlText w:val="%6."/>
+      <w:lvlJc w:val="left"/>
+      <w:pPr>
+        <w:tabs>
+          <w:tab w:val="num" w:pos="4320"/>
+        </w:tabs>
+        <w:ind w:left="4320" w:hanging="360"/>
+      </w:pPr>
+    </w:lvl>
+    <w:lvl w:ilvl="6" w:tentative="1">
+      <w:start w:val="1"/>
+      <w:numFmt w:val="decimal"/>
+      <w:lvlText w:val="%7."/>
+      <w:lvlJc w:val="left"/>
+      <w:pPr>
+        <w:tabs>
+          <w:tab w:val="num" w:pos="5040"/>
+        </w:tabs>
+        <w:ind w:left="5040" w:hanging="360"/>
+      </w:pPr>
+    </w:lvl>
+    <w:lvl w:ilvl="7" w:tentative="1">
+      <w:start w:val="1"/>
+      <w:numFmt w:val="decimal"/>
+      <w:lvlText w:val="%8."/>
+      <w:lvlJc w:val="left"/>
+      <w:pPr>
+        <w:tabs>
+          <w:tab w:val="num" w:pos="5760"/>
+        </w:tabs>
+        <w:ind w:left="5760" w:hanging="360"/>
+      </w:pPr>
+    </w:lvl>
+    <w:lvl w:ilvl="8" w:tentative="1">
+      <w:start w:val="1"/>
+      <w:numFmt w:val="decimal"/>
+      <w:lvlText w:val="%9."/>
+      <w:lvlJc w:val="left"/>
+      <w:pPr>
+        <w:tabs>
+          <w:tab w:val="num" w:pos="6480"/>
+        </w:tabs>
+        <w:ind w:left="6480" w:hanging="360"/>
+      </w:pPr>
+    </w:lvl>
+  </w:abstractNum>
+  <w:abstractNum w:abstractNumId="16" w15:restartNumberingAfterBreak="0">
+    <w:nsid w:val="410A4D4F"/>
+    <w:multiLevelType w:val="hybridMultilevel"/>
+    <w:tmpl w:val="0630DAF8"/>
+    <w:lvl w:ilvl="0" w:tplc="FFFFFFFF">
+      <w:start w:val="1"/>
+      <w:numFmt w:val="decimal"/>
+      <w:lvlText w:val="%1."/>
+      <w:lvlJc w:val="left"/>
+      <w:pPr>
+        <w:ind w:left="720" w:hanging="360"/>
+      </w:pPr>
+      <w:rPr>
+        <w:rFonts w:hint="default"/>
+      </w:rPr>
+    </w:lvl>
+    <w:lvl w:ilvl="1" w:tplc="FFFFFFFF" w:tentative="1">
+      <w:start w:val="1"/>
+      <w:numFmt w:val="lowerLetter"/>
+      <w:lvlText w:val="%2."/>
+      <w:lvlJc w:val="left"/>
+      <w:pPr>
+        <w:ind w:left="1440" w:hanging="360"/>
+      </w:pPr>
+    </w:lvl>
+    <w:lvl w:ilvl="2" w:tplc="FFFFFFFF" w:tentative="1">
+      <w:start w:val="1"/>
+      <w:numFmt w:val="lowerRoman"/>
+      <w:lvlText w:val="%3."/>
+      <w:lvlJc w:val="right"/>
+      <w:pPr>
+        <w:ind w:left="2160" w:hanging="180"/>
+      </w:pPr>
+    </w:lvl>
+    <w:lvl w:ilvl="3" w:tplc="FFFFFFFF" w:tentative="1">
+      <w:start w:val="1"/>
+      <w:numFmt w:val="decimal"/>
+      <w:lvlText w:val="%4."/>
+      <w:lvlJc w:val="left"/>
+      <w:pPr>
+        <w:ind w:left="2880" w:hanging="360"/>
+      </w:pPr>
+    </w:lvl>
+    <w:lvl w:ilvl="4" w:tplc="FFFFFFFF" w:tentative="1">
+      <w:start w:val="1"/>
+      <w:numFmt w:val="lowerLetter"/>
+      <w:lvlText w:val="%5."/>
+      <w:lvlJc w:val="left"/>
+      <w:pPr>
+        <w:ind w:left="3600" w:hanging="360"/>
+      </w:pPr>
+    </w:lvl>
+    <w:lvl w:ilvl="5" w:tplc="FFFFFFFF" w:tentative="1">
+      <w:start w:val="1"/>
+      <w:numFmt w:val="lowerRoman"/>
+      <w:lvlText w:val="%6."/>
+      <w:lvlJc w:val="right"/>
+      <w:pPr>
+        <w:ind w:left="4320" w:hanging="180"/>
+      </w:pPr>
+    </w:lvl>
+    <w:lvl w:ilvl="6" w:tplc="FFFFFFFF" w:tentative="1">
+      <w:start w:val="1"/>
+      <w:numFmt w:val="decimal"/>
+      <w:lvlText w:val="%7."/>
+      <w:lvlJc w:val="left"/>
+      <w:pPr>
+        <w:ind w:left="5040" w:hanging="360"/>
+      </w:pPr>
+    </w:lvl>
+    <w:lvl w:ilvl="7" w:tplc="FFFFFFFF" w:tentative="1">
+      <w:start w:val="1"/>
+      <w:numFmt w:val="lowerLetter"/>
+      <w:lvlText w:val="%8."/>
+      <w:lvlJc w:val="left"/>
+      <w:pPr>
+        <w:ind w:left="5760" w:hanging="360"/>
+      </w:pPr>
+    </w:lvl>
+    <w:lvl w:ilvl="8" w:tplc="FFFFFFFF" w:tentative="1">
+      <w:start w:val="1"/>
+      <w:numFmt w:val="lowerRoman"/>
+      <w:lvlText w:val="%9."/>
+      <w:lvlJc w:val="right"/>
+      <w:pPr>
+        <w:ind w:left="6480" w:hanging="180"/>
+      </w:pPr>
+    </w:lvl>
+  </w:abstractNum>
+  <w:abstractNum w:abstractNumId="17" w15:restartNumberingAfterBreak="0">
+    <w:nsid w:val="456D2B2E"/>
+    <w:multiLevelType w:val="hybridMultilevel"/>
+    <w:tmpl w:val="93CA39F0"/>
+    <w:lvl w:ilvl="0" w:tplc="08090001">
+      <w:start w:val="1"/>
+      <w:numFmt w:val="bullet"/>
+      <w:lvlText w:val=""/>
+      <w:lvlJc w:val="left"/>
+      <w:pPr>
+        <w:ind w:left="768" w:hanging="360"/>
+      </w:pPr>
+      <w:rPr>
+        <w:rFonts w:ascii="Symbol" w:hAnsi="Symbol" w:hint="default"/>
+      </w:rPr>
+    </w:lvl>
+    <w:lvl w:ilvl="1" w:tplc="08090003" w:tentative="1">
+      <w:start w:val="1"/>
+      <w:numFmt w:val="bullet"/>
+      <w:lvlText w:val="o"/>
+      <w:lvlJc w:val="left"/>
+      <w:pPr>
+        <w:ind w:left="1488" w:hanging="360"/>
+      </w:pPr>
+      <w:rPr>
+        <w:rFonts w:ascii="Courier New" w:hAnsi="Courier New" w:cs="Courier New" w:hint="default"/>
+      </w:rPr>
+    </w:lvl>
+    <w:lvl w:ilvl="2" w:tplc="08090005" w:tentative="1">
+      <w:start w:val="1"/>
+      <w:numFmt w:val="bullet"/>
+      <w:lvlText w:val=""/>
+      <w:lvlJc w:val="left"/>
+      <w:pPr>
+        <w:ind w:left="2208" w:hanging="360"/>
+      </w:pPr>
+      <w:rPr>
+        <w:rFonts w:ascii="Wingdings" w:hAnsi="Wingdings" w:hint="default"/>
+      </w:rPr>
+    </w:lvl>
+    <w:lvl w:ilvl="3" w:tplc="08090001" w:tentative="1">
+      <w:start w:val="1"/>
+      <w:numFmt w:val="bullet"/>
+      <w:lvlText w:val=""/>
+      <w:lvlJc w:val="left"/>
+      <w:pPr>
+        <w:ind w:left="2928" w:hanging="360"/>
+      </w:pPr>
+      <w:rPr>
+        <w:rFonts w:ascii="Symbol" w:hAnsi="Symbol" w:hint="default"/>
+      </w:rPr>
+    </w:lvl>
+    <w:lvl w:ilvl="4" w:tplc="08090003" w:tentative="1">
+      <w:start w:val="1"/>
+      <w:numFmt w:val="bullet"/>
+      <w:lvlText w:val="o"/>
+      <w:lvlJc w:val="left"/>
+      <w:pPr>
+        <w:ind w:left="3648" w:hanging="360"/>
+      </w:pPr>
+      <w:rPr>
+        <w:rFonts w:ascii="Courier New" w:hAnsi="Courier New" w:cs="Courier New" w:hint="default"/>
+      </w:rPr>
+    </w:lvl>
+    <w:lvl w:ilvl="5" w:tplc="08090005" w:tentative="1">
+      <w:start w:val="1"/>
+      <w:numFmt w:val="bullet"/>
+      <w:lvlText w:val=""/>
+      <w:lvlJc w:val="left"/>
+      <w:pPr>
+        <w:ind w:left="4368" w:hanging="360"/>
+      </w:pPr>
+      <w:rPr>
+        <w:rFonts w:ascii="Wingdings" w:hAnsi="Wingdings" w:hint="default"/>
+      </w:rPr>
+    </w:lvl>
+    <w:lvl w:ilvl="6" w:tplc="08090001" w:tentative="1">
+      <w:start w:val="1"/>
+      <w:numFmt w:val="bullet"/>
+      <w:lvlText w:val=""/>
+      <w:lvlJc w:val="left"/>
+      <w:pPr>
+        <w:ind w:left="5088" w:hanging="360"/>
+      </w:pPr>
+      <w:rPr>
+        <w:rFonts w:ascii="Symbol" w:hAnsi="Symbol" w:hint="default"/>
+      </w:rPr>
+    </w:lvl>
+    <w:lvl w:ilvl="7" w:tplc="08090003" w:tentative="1">
+      <w:start w:val="1"/>
+      <w:numFmt w:val="bullet"/>
+      <w:lvlText w:val="o"/>
+      <w:lvlJc w:val="left"/>
+      <w:pPr>
+        <w:ind w:left="5808" w:hanging="360"/>
+      </w:pPr>
+      <w:rPr>
+        <w:rFonts w:ascii="Courier New" w:hAnsi="Courier New" w:cs="Courier New" w:hint="default"/>
+      </w:rPr>
+    </w:lvl>
+    <w:lvl w:ilvl="8" w:tplc="08090005" w:tentative="1">
+      <w:start w:val="1"/>
+      <w:numFmt w:val="bullet"/>
+      <w:lvlText w:val=""/>
+      <w:lvlJc w:val="left"/>
+      <w:pPr>
+        <w:ind w:left="6528" w:hanging="360"/>
+      </w:pPr>
+      <w:rPr>
+        <w:rFonts w:ascii="Wingdings" w:hAnsi="Wingdings" w:hint="default"/>
+      </w:rPr>
+    </w:lvl>
+  </w:abstractNum>
+  <w:abstractNum w:abstractNumId="18" w15:restartNumberingAfterBreak="0">
     <w:nsid w:val="48D54E26"/>
     <w:multiLevelType w:val="hybridMultilevel"/>
     <w:tmpl w:val="5EB494E2"/>
@@ -6939,7 +12396,322 @@
       </w:pPr>
     </w:lvl>
   </w:abstractNum>
-  <w:abstractNum w:abstractNumId="11" w15:restartNumberingAfterBreak="0">
+  <w:abstractNum w:abstractNumId="19" w15:restartNumberingAfterBreak="0">
+    <w:nsid w:val="49811D4E"/>
+    <w:multiLevelType w:val="hybridMultilevel"/>
+    <w:tmpl w:val="CDB42E04"/>
+    <w:lvl w:ilvl="0" w:tplc="08090001">
+      <w:start w:val="1"/>
+      <w:numFmt w:val="bullet"/>
+      <w:lvlText w:val=""/>
+      <w:lvlJc w:val="left"/>
+      <w:pPr>
+        <w:ind w:left="720" w:hanging="360"/>
+      </w:pPr>
+      <w:rPr>
+        <w:rFonts w:ascii="Symbol" w:hAnsi="Symbol" w:hint="default"/>
+      </w:rPr>
+    </w:lvl>
+    <w:lvl w:ilvl="1" w:tplc="08090003" w:tentative="1">
+      <w:start w:val="1"/>
+      <w:numFmt w:val="bullet"/>
+      <w:lvlText w:val="o"/>
+      <w:lvlJc w:val="left"/>
+      <w:pPr>
+        <w:ind w:left="1440" w:hanging="360"/>
+      </w:pPr>
+      <w:rPr>
+        <w:rFonts w:ascii="Courier New" w:hAnsi="Courier New" w:cs="Courier New" w:hint="default"/>
+      </w:rPr>
+    </w:lvl>
+    <w:lvl w:ilvl="2" w:tplc="08090005" w:tentative="1">
+      <w:start w:val="1"/>
+      <w:numFmt w:val="bullet"/>
+      <w:lvlText w:val=""/>
+      <w:lvlJc w:val="left"/>
+      <w:pPr>
+        <w:ind w:left="2160" w:hanging="360"/>
+      </w:pPr>
+      <w:rPr>
+        <w:rFonts w:ascii="Wingdings" w:hAnsi="Wingdings" w:hint="default"/>
+      </w:rPr>
+    </w:lvl>
+    <w:lvl w:ilvl="3" w:tplc="08090001" w:tentative="1">
+      <w:start w:val="1"/>
+      <w:numFmt w:val="bullet"/>
+      <w:lvlText w:val=""/>
+      <w:lvlJc w:val="left"/>
+      <w:pPr>
+        <w:ind w:left="2880" w:hanging="360"/>
+      </w:pPr>
+      <w:rPr>
+        <w:rFonts w:ascii="Symbol" w:hAnsi="Symbol" w:hint="default"/>
+      </w:rPr>
+    </w:lvl>
+    <w:lvl w:ilvl="4" w:tplc="08090003" w:tentative="1">
+      <w:start w:val="1"/>
+      <w:numFmt w:val="bullet"/>
+      <w:lvlText w:val="o"/>
+      <w:lvlJc w:val="left"/>
+      <w:pPr>
+        <w:ind w:left="3600" w:hanging="360"/>
+      </w:pPr>
+      <w:rPr>
+        <w:rFonts w:ascii="Courier New" w:hAnsi="Courier New" w:cs="Courier New" w:hint="default"/>
+      </w:rPr>
+    </w:lvl>
+    <w:lvl w:ilvl="5" w:tplc="08090005" w:tentative="1">
+      <w:start w:val="1"/>
+      <w:numFmt w:val="bullet"/>
+      <w:lvlText w:val=""/>
+      <w:lvlJc w:val="left"/>
+      <w:pPr>
+        <w:ind w:left="4320" w:hanging="360"/>
+      </w:pPr>
+      <w:rPr>
+        <w:rFonts w:ascii="Wingdings" w:hAnsi="Wingdings" w:hint="default"/>
+      </w:rPr>
+    </w:lvl>
+    <w:lvl w:ilvl="6" w:tplc="08090001" w:tentative="1">
+      <w:start w:val="1"/>
+      <w:numFmt w:val="bullet"/>
+      <w:lvlText w:val=""/>
+      <w:lvlJc w:val="left"/>
+      <w:pPr>
+        <w:ind w:left="5040" w:hanging="360"/>
+      </w:pPr>
+      <w:rPr>
+        <w:rFonts w:ascii="Symbol" w:hAnsi="Symbol" w:hint="default"/>
+      </w:rPr>
+    </w:lvl>
+    <w:lvl w:ilvl="7" w:tplc="08090003" w:tentative="1">
+      <w:start w:val="1"/>
+      <w:numFmt w:val="bullet"/>
+      <w:lvlText w:val="o"/>
+      <w:lvlJc w:val="left"/>
+      <w:pPr>
+        <w:ind w:left="5760" w:hanging="360"/>
+      </w:pPr>
+      <w:rPr>
+        <w:rFonts w:ascii="Courier New" w:hAnsi="Courier New" w:cs="Courier New" w:hint="default"/>
+      </w:rPr>
+    </w:lvl>
+    <w:lvl w:ilvl="8" w:tplc="08090005" w:tentative="1">
+      <w:start w:val="1"/>
+      <w:numFmt w:val="bullet"/>
+      <w:lvlText w:val=""/>
+      <w:lvlJc w:val="left"/>
+      <w:pPr>
+        <w:ind w:left="6480" w:hanging="360"/>
+      </w:pPr>
+      <w:rPr>
+        <w:rFonts w:ascii="Wingdings" w:hAnsi="Wingdings" w:hint="default"/>
+      </w:rPr>
+    </w:lvl>
+  </w:abstractNum>
+  <w:abstractNum w:abstractNumId="20" w15:restartNumberingAfterBreak="0">
+    <w:nsid w:val="4EC17A2C"/>
+    <w:multiLevelType w:val="hybridMultilevel"/>
+    <w:tmpl w:val="E592CBFE"/>
+    <w:lvl w:ilvl="0" w:tplc="0809000F">
+      <w:start w:val="1"/>
+      <w:numFmt w:val="decimal"/>
+      <w:lvlText w:val="%1."/>
+      <w:lvlJc w:val="left"/>
+      <w:pPr>
+        <w:ind w:left="720" w:hanging="360"/>
+      </w:pPr>
+      <w:rPr>
+        <w:rFonts w:hint="default"/>
+      </w:rPr>
+    </w:lvl>
+    <w:lvl w:ilvl="1" w:tplc="08090019" w:tentative="1">
+      <w:start w:val="1"/>
+      <w:numFmt w:val="lowerLetter"/>
+      <w:lvlText w:val="%2."/>
+      <w:lvlJc w:val="left"/>
+      <w:pPr>
+        <w:ind w:left="1440" w:hanging="360"/>
+      </w:pPr>
+    </w:lvl>
+    <w:lvl w:ilvl="2" w:tplc="0809001B" w:tentative="1">
+      <w:start w:val="1"/>
+      <w:numFmt w:val="lowerRoman"/>
+      <w:lvlText w:val="%3."/>
+      <w:lvlJc w:val="right"/>
+      <w:pPr>
+        <w:ind w:left="2160" w:hanging="180"/>
+      </w:pPr>
+    </w:lvl>
+    <w:lvl w:ilvl="3" w:tplc="0809000F" w:tentative="1">
+      <w:start w:val="1"/>
+      <w:numFmt w:val="decimal"/>
+      <w:lvlText w:val="%4."/>
+      <w:lvlJc w:val="left"/>
+      <w:pPr>
+        <w:ind w:left="2880" w:hanging="360"/>
+      </w:pPr>
+    </w:lvl>
+    <w:lvl w:ilvl="4" w:tplc="08090019" w:tentative="1">
+      <w:start w:val="1"/>
+      <w:numFmt w:val="lowerLetter"/>
+      <w:lvlText w:val="%5."/>
+      <w:lvlJc w:val="left"/>
+      <w:pPr>
+        <w:ind w:left="3600" w:hanging="360"/>
+      </w:pPr>
+    </w:lvl>
+    <w:lvl w:ilvl="5" w:tplc="0809001B" w:tentative="1">
+      <w:start w:val="1"/>
+      <w:numFmt w:val="lowerRoman"/>
+      <w:lvlText w:val="%6."/>
+      <w:lvlJc w:val="right"/>
+      <w:pPr>
+        <w:ind w:left="4320" w:hanging="180"/>
+      </w:pPr>
+    </w:lvl>
+    <w:lvl w:ilvl="6" w:tplc="0809000F" w:tentative="1">
+      <w:start w:val="1"/>
+      <w:numFmt w:val="decimal"/>
+      <w:lvlText w:val="%7."/>
+      <w:lvlJc w:val="left"/>
+      <w:pPr>
+        <w:ind w:left="5040" w:hanging="360"/>
+      </w:pPr>
+    </w:lvl>
+    <w:lvl w:ilvl="7" w:tplc="08090019" w:tentative="1">
+      <w:start w:val="1"/>
+      <w:numFmt w:val="lowerLetter"/>
+      <w:lvlText w:val="%8."/>
+      <w:lvlJc w:val="left"/>
+      <w:pPr>
+        <w:ind w:left="5760" w:hanging="360"/>
+      </w:pPr>
+    </w:lvl>
+    <w:lvl w:ilvl="8" w:tplc="0809001B" w:tentative="1">
+      <w:start w:val="1"/>
+      <w:numFmt w:val="lowerRoman"/>
+      <w:lvlText w:val="%9."/>
+      <w:lvlJc w:val="right"/>
+      <w:pPr>
+        <w:ind w:left="6480" w:hanging="180"/>
+      </w:pPr>
+    </w:lvl>
+  </w:abstractNum>
+  <w:abstractNum w:abstractNumId="21" w15:restartNumberingAfterBreak="0">
+    <w:nsid w:val="4F954484"/>
+    <w:multiLevelType w:val="hybridMultilevel"/>
+    <w:tmpl w:val="92B6D0E8"/>
+    <w:lvl w:ilvl="0" w:tplc="08090001">
+      <w:start w:val="1"/>
+      <w:numFmt w:val="bullet"/>
+      <w:lvlText w:val=""/>
+      <w:lvlJc w:val="left"/>
+      <w:pPr>
+        <w:ind w:left="720" w:hanging="360"/>
+      </w:pPr>
+      <w:rPr>
+        <w:rFonts w:ascii="Symbol" w:hAnsi="Symbol" w:hint="default"/>
+      </w:rPr>
+    </w:lvl>
+    <w:lvl w:ilvl="1" w:tplc="08090003" w:tentative="1">
+      <w:start w:val="1"/>
+      <w:numFmt w:val="bullet"/>
+      <w:lvlText w:val="o"/>
+      <w:lvlJc w:val="left"/>
+      <w:pPr>
+        <w:ind w:left="1440" w:hanging="360"/>
+      </w:pPr>
+      <w:rPr>
+        <w:rFonts w:ascii="Courier New" w:hAnsi="Courier New" w:cs="Courier New" w:hint="default"/>
+      </w:rPr>
+    </w:lvl>
+    <w:lvl w:ilvl="2" w:tplc="08090005" w:tentative="1">
+      <w:start w:val="1"/>
+      <w:numFmt w:val="bullet"/>
+      <w:lvlText w:val=""/>
+      <w:lvlJc w:val="left"/>
+      <w:pPr>
+        <w:ind w:left="2160" w:hanging="360"/>
+      </w:pPr>
+      <w:rPr>
+        <w:rFonts w:ascii="Wingdings" w:hAnsi="Wingdings" w:hint="default"/>
+      </w:rPr>
+    </w:lvl>
+    <w:lvl w:ilvl="3" w:tplc="08090001" w:tentative="1">
+      <w:start w:val="1"/>
+      <w:numFmt w:val="bullet"/>
+      <w:lvlText w:val=""/>
+      <w:lvlJc w:val="left"/>
+      <w:pPr>
+        <w:ind w:left="2880" w:hanging="360"/>
+      </w:pPr>
+      <w:rPr>
+        <w:rFonts w:ascii="Symbol" w:hAnsi="Symbol" w:hint="default"/>
+      </w:rPr>
+    </w:lvl>
+    <w:lvl w:ilvl="4" w:tplc="08090003" w:tentative="1">
+      <w:start w:val="1"/>
+      <w:numFmt w:val="bullet"/>
+      <w:lvlText w:val="o"/>
+      <w:lvlJc w:val="left"/>
+      <w:pPr>
+        <w:ind w:left="3600" w:hanging="360"/>
+      </w:pPr>
+      <w:rPr>
+        <w:rFonts w:ascii="Courier New" w:hAnsi="Courier New" w:cs="Courier New" w:hint="default"/>
+      </w:rPr>
+    </w:lvl>
+    <w:lvl w:ilvl="5" w:tplc="08090005" w:tentative="1">
+      <w:start w:val="1"/>
+      <w:numFmt w:val="bullet"/>
+      <w:lvlText w:val=""/>
+      <w:lvlJc w:val="left"/>
+      <w:pPr>
+        <w:ind w:left="4320" w:hanging="360"/>
+      </w:pPr>
+      <w:rPr>
+        <w:rFonts w:ascii="Wingdings" w:hAnsi="Wingdings" w:hint="default"/>
+      </w:rPr>
+    </w:lvl>
+    <w:lvl w:ilvl="6" w:tplc="08090001" w:tentative="1">
+      <w:start w:val="1"/>
+      <w:numFmt w:val="bullet"/>
+      <w:lvlText w:val=""/>
+      <w:lvlJc w:val="left"/>
+      <w:pPr>
+        <w:ind w:left="5040" w:hanging="360"/>
+      </w:pPr>
+      <w:rPr>
+        <w:rFonts w:ascii="Symbol" w:hAnsi="Symbol" w:hint="default"/>
+      </w:rPr>
+    </w:lvl>
+    <w:lvl w:ilvl="7" w:tplc="08090003" w:tentative="1">
+      <w:start w:val="1"/>
+      <w:numFmt w:val="bullet"/>
+      <w:lvlText w:val="o"/>
+      <w:lvlJc w:val="left"/>
+      <w:pPr>
+        <w:ind w:left="5760" w:hanging="360"/>
+      </w:pPr>
+      <w:rPr>
+        <w:rFonts w:ascii="Courier New" w:hAnsi="Courier New" w:cs="Courier New" w:hint="default"/>
+      </w:rPr>
+    </w:lvl>
+    <w:lvl w:ilvl="8" w:tplc="08090005" w:tentative="1">
+      <w:start w:val="1"/>
+      <w:numFmt w:val="bullet"/>
+      <w:lvlText w:val=""/>
+      <w:lvlJc w:val="left"/>
+      <w:pPr>
+        <w:ind w:left="6480" w:hanging="360"/>
+      </w:pPr>
+      <w:rPr>
+        <w:rFonts w:ascii="Wingdings" w:hAnsi="Wingdings" w:hint="default"/>
+      </w:rPr>
+    </w:lvl>
+  </w:abstractNum>
+  <w:abstractNum w:abstractNumId="22" w15:restartNumberingAfterBreak="0">
     <w:nsid w:val="545A3FD0"/>
     <w:multiLevelType w:val="hybridMultilevel"/>
     <w:tmpl w:val="5A8646C0"/>
@@ -7028,7 +12800,7 @@
       </w:pPr>
     </w:lvl>
   </w:abstractNum>
-  <w:abstractNum w:abstractNumId="12" w15:restartNumberingAfterBreak="0">
+  <w:abstractNum w:abstractNumId="23" w15:restartNumberingAfterBreak="0">
     <w:nsid w:val="55E04696"/>
     <w:multiLevelType w:val="hybridMultilevel"/>
     <w:tmpl w:val="19507726"/>
@@ -7117,7 +12889,96 @@
       </w:pPr>
     </w:lvl>
   </w:abstractNum>
-  <w:abstractNum w:abstractNumId="13" w15:restartNumberingAfterBreak="0">
+  <w:abstractNum w:abstractNumId="24" w15:restartNumberingAfterBreak="0">
+    <w:nsid w:val="565C55EE"/>
+    <w:multiLevelType w:val="hybridMultilevel"/>
+    <w:tmpl w:val="0630DAF8"/>
+    <w:lvl w:ilvl="0" w:tplc="FFFFFFFF">
+      <w:start w:val="1"/>
+      <w:numFmt w:val="decimal"/>
+      <w:lvlText w:val="%1."/>
+      <w:lvlJc w:val="left"/>
+      <w:pPr>
+        <w:ind w:left="720" w:hanging="360"/>
+      </w:pPr>
+      <w:rPr>
+        <w:rFonts w:hint="default"/>
+      </w:rPr>
+    </w:lvl>
+    <w:lvl w:ilvl="1" w:tplc="FFFFFFFF" w:tentative="1">
+      <w:start w:val="1"/>
+      <w:numFmt w:val="lowerLetter"/>
+      <w:lvlText w:val="%2."/>
+      <w:lvlJc w:val="left"/>
+      <w:pPr>
+        <w:ind w:left="1440" w:hanging="360"/>
+      </w:pPr>
+    </w:lvl>
+    <w:lvl w:ilvl="2" w:tplc="FFFFFFFF" w:tentative="1">
+      <w:start w:val="1"/>
+      <w:numFmt w:val="lowerRoman"/>
+      <w:lvlText w:val="%3."/>
+      <w:lvlJc w:val="right"/>
+      <w:pPr>
+        <w:ind w:left="2160" w:hanging="180"/>
+      </w:pPr>
+    </w:lvl>
+    <w:lvl w:ilvl="3" w:tplc="FFFFFFFF" w:tentative="1">
+      <w:start w:val="1"/>
+      <w:numFmt w:val="decimal"/>
+      <w:lvlText w:val="%4."/>
+      <w:lvlJc w:val="left"/>
+      <w:pPr>
+        <w:ind w:left="2880" w:hanging="360"/>
+      </w:pPr>
+    </w:lvl>
+    <w:lvl w:ilvl="4" w:tplc="FFFFFFFF" w:tentative="1">
+      <w:start w:val="1"/>
+      <w:numFmt w:val="lowerLetter"/>
+      <w:lvlText w:val="%5."/>
+      <w:lvlJc w:val="left"/>
+      <w:pPr>
+        <w:ind w:left="3600" w:hanging="360"/>
+      </w:pPr>
+    </w:lvl>
+    <w:lvl w:ilvl="5" w:tplc="FFFFFFFF" w:tentative="1">
+      <w:start w:val="1"/>
+      <w:numFmt w:val="lowerRoman"/>
+      <w:lvlText w:val="%6."/>
+      <w:lvlJc w:val="right"/>
+      <w:pPr>
+        <w:ind w:left="4320" w:hanging="180"/>
+      </w:pPr>
+    </w:lvl>
+    <w:lvl w:ilvl="6" w:tplc="FFFFFFFF" w:tentative="1">
+      <w:start w:val="1"/>
+      <w:numFmt w:val="decimal"/>
+      <w:lvlText w:val="%7."/>
+      <w:lvlJc w:val="left"/>
+      <w:pPr>
+        <w:ind w:left="5040" w:hanging="360"/>
+      </w:pPr>
+    </w:lvl>
+    <w:lvl w:ilvl="7" w:tplc="FFFFFFFF" w:tentative="1">
+      <w:start w:val="1"/>
+      <w:numFmt w:val="lowerLetter"/>
+      <w:lvlText w:val="%8."/>
+      <w:lvlJc w:val="left"/>
+      <w:pPr>
+        <w:ind w:left="5760" w:hanging="360"/>
+      </w:pPr>
+    </w:lvl>
+    <w:lvl w:ilvl="8" w:tplc="FFFFFFFF" w:tentative="1">
+      <w:start w:val="1"/>
+      <w:numFmt w:val="lowerRoman"/>
+      <w:lvlText w:val="%9."/>
+      <w:lvlJc w:val="right"/>
+      <w:pPr>
+        <w:ind w:left="6480" w:hanging="180"/>
+      </w:pPr>
+    </w:lvl>
+  </w:abstractNum>
+  <w:abstractNum w:abstractNumId="25" w15:restartNumberingAfterBreak="0">
     <w:nsid w:val="5C5454F1"/>
     <w:multiLevelType w:val="hybridMultilevel"/>
     <w:tmpl w:val="FD34658A"/>
@@ -7206,7 +13067,7 @@
       </w:pPr>
     </w:lvl>
   </w:abstractNum>
-  <w:abstractNum w:abstractNumId="14" w15:restartNumberingAfterBreak="0">
+  <w:abstractNum w:abstractNumId="26" w15:restartNumberingAfterBreak="0">
     <w:nsid w:val="5EE073F2"/>
     <w:multiLevelType w:val="hybridMultilevel"/>
     <w:tmpl w:val="A062618C"/>
@@ -7319,7 +13180,7 @@
       </w:rPr>
     </w:lvl>
   </w:abstractNum>
-  <w:abstractNum w:abstractNumId="15" w15:restartNumberingAfterBreak="0">
+  <w:abstractNum w:abstractNumId="27" w15:restartNumberingAfterBreak="0">
     <w:nsid w:val="5F383C1C"/>
     <w:multiLevelType w:val="hybridMultilevel"/>
     <w:tmpl w:val="74A8B0C0"/>
@@ -7432,7 +13293,120 @@
       </w:rPr>
     </w:lvl>
   </w:abstractNum>
-  <w:abstractNum w:abstractNumId="16" w15:restartNumberingAfterBreak="0">
+  <w:abstractNum w:abstractNumId="28" w15:restartNumberingAfterBreak="0">
+    <w:nsid w:val="642E0407"/>
+    <w:multiLevelType w:val="hybridMultilevel"/>
+    <w:tmpl w:val="3E90A0DE"/>
+    <w:lvl w:ilvl="0" w:tplc="08090001">
+      <w:start w:val="1"/>
+      <w:numFmt w:val="bullet"/>
+      <w:lvlText w:val=""/>
+      <w:lvlJc w:val="left"/>
+      <w:pPr>
+        <w:ind w:left="720" w:hanging="360"/>
+      </w:pPr>
+      <w:rPr>
+        <w:rFonts w:ascii="Symbol" w:hAnsi="Symbol" w:hint="default"/>
+      </w:rPr>
+    </w:lvl>
+    <w:lvl w:ilvl="1" w:tplc="08090003" w:tentative="1">
+      <w:start w:val="1"/>
+      <w:numFmt w:val="bullet"/>
+      <w:lvlText w:val="o"/>
+      <w:lvlJc w:val="left"/>
+      <w:pPr>
+        <w:ind w:left="1440" w:hanging="360"/>
+      </w:pPr>
+      <w:rPr>
+        <w:rFonts w:ascii="Courier New" w:hAnsi="Courier New" w:cs="Courier New" w:hint="default"/>
+      </w:rPr>
+    </w:lvl>
+    <w:lvl w:ilvl="2" w:tplc="08090005" w:tentative="1">
+      <w:start w:val="1"/>
+      <w:numFmt w:val="bullet"/>
+      <w:lvlText w:val=""/>
+      <w:lvlJc w:val="left"/>
+      <w:pPr>
+        <w:ind w:left="2160" w:hanging="360"/>
+      </w:pPr>
+      <w:rPr>
+        <w:rFonts w:ascii="Wingdings" w:hAnsi="Wingdings" w:hint="default"/>
+      </w:rPr>
+    </w:lvl>
+    <w:lvl w:ilvl="3" w:tplc="08090001" w:tentative="1">
+      <w:start w:val="1"/>
+      <w:numFmt w:val="bullet"/>
+      <w:lvlText w:val=""/>
+      <w:lvlJc w:val="left"/>
+      <w:pPr>
+        <w:ind w:left="2880" w:hanging="360"/>
+      </w:pPr>
+      <w:rPr>
+        <w:rFonts w:ascii="Symbol" w:hAnsi="Symbol" w:hint="default"/>
+      </w:rPr>
+    </w:lvl>
+    <w:lvl w:ilvl="4" w:tplc="08090003" w:tentative="1">
+      <w:start w:val="1"/>
+      <w:numFmt w:val="bullet"/>
+      <w:lvlText w:val="o"/>
+      <w:lvlJc w:val="left"/>
+      <w:pPr>
+        <w:ind w:left="3600" w:hanging="360"/>
+      </w:pPr>
+      <w:rPr>
+        <w:rFonts w:ascii="Courier New" w:hAnsi="Courier New" w:cs="Courier New" w:hint="default"/>
+      </w:rPr>
+    </w:lvl>
+    <w:lvl w:ilvl="5" w:tplc="08090005" w:tentative="1">
+      <w:start w:val="1"/>
+      <w:numFmt w:val="bullet"/>
+      <w:lvlText w:val=""/>
+      <w:lvlJc w:val="left"/>
+      <w:pPr>
+        <w:ind w:left="4320" w:hanging="360"/>
+      </w:pPr>
+      <w:rPr>
+        <w:rFonts w:ascii="Wingdings" w:hAnsi="Wingdings" w:hint="default"/>
+      </w:rPr>
+    </w:lvl>
+    <w:lvl w:ilvl="6" w:tplc="08090001" w:tentative="1">
+      <w:start w:val="1"/>
+      <w:numFmt w:val="bullet"/>
+      <w:lvlText w:val=""/>
+      <w:lvlJc w:val="left"/>
+      <w:pPr>
+        <w:ind w:left="5040" w:hanging="360"/>
+      </w:pPr>
+      <w:rPr>
+        <w:rFonts w:ascii="Symbol" w:hAnsi="Symbol" w:hint="default"/>
+      </w:rPr>
+    </w:lvl>
+    <w:lvl w:ilvl="7" w:tplc="08090003" w:tentative="1">
+      <w:start w:val="1"/>
+      <w:numFmt w:val="bullet"/>
+      <w:lvlText w:val="o"/>
+      <w:lvlJc w:val="left"/>
+      <w:pPr>
+        <w:ind w:left="5760" w:hanging="360"/>
+      </w:pPr>
+      <w:rPr>
+        <w:rFonts w:ascii="Courier New" w:hAnsi="Courier New" w:cs="Courier New" w:hint="default"/>
+      </w:rPr>
+    </w:lvl>
+    <w:lvl w:ilvl="8" w:tplc="08090005" w:tentative="1">
+      <w:start w:val="1"/>
+      <w:numFmt w:val="bullet"/>
+      <w:lvlText w:val=""/>
+      <w:lvlJc w:val="left"/>
+      <w:pPr>
+        <w:ind w:left="6480" w:hanging="360"/>
+      </w:pPr>
+      <w:rPr>
+        <w:rFonts w:ascii="Wingdings" w:hAnsi="Wingdings" w:hint="default"/>
+      </w:rPr>
+    </w:lvl>
+  </w:abstractNum>
+  <w:abstractNum w:abstractNumId="29" w15:restartNumberingAfterBreak="0">
     <w:nsid w:val="66F10B22"/>
     <w:multiLevelType w:val="hybridMultilevel"/>
     <w:tmpl w:val="62B05FAC"/>
@@ -7521,7 +13495,7 @@
       </w:pPr>
     </w:lvl>
   </w:abstractNum>
-  <w:abstractNum w:abstractNumId="17" w15:restartNumberingAfterBreak="0">
+  <w:abstractNum w:abstractNumId="30" w15:restartNumberingAfterBreak="0">
     <w:nsid w:val="677070A7"/>
     <w:multiLevelType w:val="hybridMultilevel"/>
     <w:tmpl w:val="E82A2B50"/>
@@ -7610,7 +13584,120 @@
       </w:pPr>
     </w:lvl>
   </w:abstractNum>
-  <w:abstractNum w:abstractNumId="18" w15:restartNumberingAfterBreak="0">
+  <w:abstractNum w:abstractNumId="31" w15:restartNumberingAfterBreak="0">
+    <w:nsid w:val="6BB3062E"/>
+    <w:multiLevelType w:val="multilevel"/>
+    <w:tmpl w:val="7BA60214"/>
+    <w:lvl w:ilvl="0">
+      <w:start w:val="3"/>
+      <w:numFmt w:val="decimal"/>
+      <w:lvlText w:val="%1."/>
+      <w:lvlJc w:val="left"/>
+      <w:pPr>
+        <w:tabs>
+          <w:tab w:val="num" w:pos="720"/>
+        </w:tabs>
+        <w:ind w:left="720" w:hanging="360"/>
+      </w:pPr>
+    </w:lvl>
+    <w:lvl w:ilvl="1" w:tentative="1">
+      <w:start w:val="1"/>
+      <w:numFmt w:val="decimal"/>
+      <w:lvlText w:val="%2."/>
+      <w:lvlJc w:val="left"/>
+      <w:pPr>
+        <w:tabs>
+          <w:tab w:val="num" w:pos="1440"/>
+        </w:tabs>
+        <w:ind w:left="1440" w:hanging="360"/>
+      </w:pPr>
+    </w:lvl>
+    <w:lvl w:ilvl="2" w:tentative="1">
+      <w:start w:val="1"/>
+      <w:numFmt w:val="decimal"/>
+      <w:lvlText w:val="%3."/>
+      <w:lvlJc w:val="left"/>
+      <w:pPr>
+        <w:tabs>
+          <w:tab w:val="num" w:pos="2160"/>
+        </w:tabs>
+        <w:ind w:left="2160" w:hanging="360"/>
+      </w:pPr>
+    </w:lvl>
+    <w:lvl w:ilvl="3" w:tentative="1">
+      <w:start w:val="1"/>
+      <w:numFmt w:val="decimal"/>
+      <w:lvlText w:val="%4."/>
+      <w:lvlJc w:val="left"/>
+      <w:pPr>
+        <w:tabs>
+          <w:tab w:val="num" w:pos="2880"/>
+        </w:tabs>
+        <w:ind w:left="2880" w:hanging="360"/>
+      </w:pPr>
+    </w:lvl>
+    <w:lvl w:ilvl="4" w:tentative="1">
+      <w:start w:val="1"/>
+      <w:numFmt w:val="decimal"/>
+      <w:lvlText w:val="%5."/>
+      <w:lvlJc w:val="left"/>
+      <w:pPr>
+        <w:tabs>
+          <w:tab w:val="num" w:pos="3600"/>
+        </w:tabs>
+        <w:ind w:left="3600" w:hanging="360"/>
+      </w:pPr>
+    </w:lvl>
+    <w:lvl w:ilvl="5" w:tentative="1">
+      <w:start w:val="1"/>
+      <w:numFmt w:val="decimal"/>
+      <w:lvlText w:val="%6."/>
+      <w:lvlJc w:val="left"/>
+      <w:pPr>
+        <w:tabs>
+          <w:tab w:val="num" w:pos="4320"/>
+        </w:tabs>
+        <w:ind w:left="4320" w:hanging="360"/>
+      </w:pPr>
+    </w:lvl>
+    <w:lvl w:ilvl="6" w:tentative="1">
+      <w:start w:val="1"/>
+      <w:numFmt w:val="decimal"/>
+      <w:lvlText w:val="%7."/>
+      <w:lvlJc w:val="left"/>
+      <w:pPr>
+        <w:tabs>
+          <w:tab w:val="num" w:pos="5040"/>
+        </w:tabs>
+        <w:ind w:left="5040" w:hanging="360"/>
+      </w:pPr>
+    </w:lvl>
+    <w:lvl w:ilvl="7" w:tentative="1">
+      <w:start w:val="1"/>
+      <w:numFmt w:val="decimal"/>
+      <w:lvlText w:val="%8."/>
+      <w:lvlJc w:val="left"/>
+      <w:pPr>
+        <w:tabs>
+          <w:tab w:val="num" w:pos="5760"/>
+        </w:tabs>
+        <w:ind w:left="5760" w:hanging="360"/>
+      </w:pPr>
+    </w:lvl>
+    <w:lvl w:ilvl="8" w:tentative="1">
+      <w:start w:val="1"/>
+      <w:numFmt w:val="decimal"/>
+      <w:lvlText w:val="%9."/>
+      <w:lvlJc w:val="left"/>
+      <w:pPr>
+        <w:tabs>
+          <w:tab w:val="num" w:pos="6480"/>
+        </w:tabs>
+        <w:ind w:left="6480" w:hanging="360"/>
+      </w:pPr>
+    </w:lvl>
+  </w:abstractNum>
+  <w:abstractNum w:abstractNumId="32" w15:restartNumberingAfterBreak="0">
     <w:nsid w:val="72306D94"/>
     <w:multiLevelType w:val="hybridMultilevel"/>
     <w:tmpl w:val="B4860CB8"/>
@@ -7699,7 +13786,7 @@
       </w:pPr>
     </w:lvl>
   </w:abstractNum>
-  <w:abstractNum w:abstractNumId="19" w15:restartNumberingAfterBreak="0">
+  <w:abstractNum w:abstractNumId="33" w15:restartNumberingAfterBreak="0">
     <w:nsid w:val="75842B02"/>
     <w:multiLevelType w:val="hybridMultilevel"/>
     <w:tmpl w:val="B0588D9A"/>
@@ -7788,7 +13875,120 @@
       </w:pPr>
     </w:lvl>
   </w:abstractNum>
-  <w:abstractNum w:abstractNumId="20" w15:restartNumberingAfterBreak="0">
+  <w:abstractNum w:abstractNumId="34" w15:restartNumberingAfterBreak="0">
+    <w:nsid w:val="758A0A1D"/>
+    <w:multiLevelType w:val="multilevel"/>
+    <w:tmpl w:val="7AF0E354"/>
+    <w:lvl w:ilvl="0">
+      <w:start w:val="1"/>
+      <w:numFmt w:val="decimal"/>
+      <w:lvlText w:val="%1."/>
+      <w:lvlJc w:val="left"/>
+      <w:pPr>
+        <w:tabs>
+          <w:tab w:val="num" w:pos="720"/>
+        </w:tabs>
+        <w:ind w:left="720" w:hanging="360"/>
+      </w:pPr>
+    </w:lvl>
+    <w:lvl w:ilvl="1" w:tentative="1">
+      <w:start w:val="1"/>
+      <w:numFmt w:val="decimal"/>
+      <w:lvlText w:val="%2."/>
+      <w:lvlJc w:val="left"/>
+      <w:pPr>
+        <w:tabs>
+          <w:tab w:val="num" w:pos="1440"/>
+        </w:tabs>
+        <w:ind w:left="1440" w:hanging="360"/>
+      </w:pPr>
+    </w:lvl>
+    <w:lvl w:ilvl="2" w:tentative="1">
+      <w:start w:val="1"/>
+      <w:numFmt w:val="decimal"/>
+      <w:lvlText w:val="%3."/>
+      <w:lvlJc w:val="left"/>
+      <w:pPr>
+        <w:tabs>
+          <w:tab w:val="num" w:pos="2160"/>
+        </w:tabs>
+        <w:ind w:left="2160" w:hanging="360"/>
+      </w:pPr>
+    </w:lvl>
+    <w:lvl w:ilvl="3" w:tentative="1">
+      <w:start w:val="1"/>
+      <w:numFmt w:val="decimal"/>
+      <w:lvlText w:val="%4."/>
+      <w:lvlJc w:val="left"/>
+      <w:pPr>
+        <w:tabs>
+          <w:tab w:val="num" w:pos="2880"/>
+        </w:tabs>
+        <w:ind w:left="2880" w:hanging="360"/>
+      </w:pPr>
+    </w:lvl>
+    <w:lvl w:ilvl="4" w:tentative="1">
+      <w:start w:val="1"/>
+      <w:numFmt w:val="decimal"/>
+      <w:lvlText w:val="%5."/>
+      <w:lvlJc w:val="left"/>
+      <w:pPr>
+        <w:tabs>
+          <w:tab w:val="num" w:pos="3600"/>
+        </w:tabs>
+        <w:ind w:left="3600" w:hanging="360"/>
+      </w:pPr>
+    </w:lvl>
+    <w:lvl w:ilvl="5" w:tentative="1">
+      <w:start w:val="1"/>
+      <w:numFmt w:val="decimal"/>
+      <w:lvlText w:val="%6."/>
+      <w:lvlJc w:val="left"/>
+      <w:pPr>
+        <w:tabs>
+          <w:tab w:val="num" w:pos="4320"/>
+        </w:tabs>
+        <w:ind w:left="4320" w:hanging="360"/>
+      </w:pPr>
+    </w:lvl>
+    <w:lvl w:ilvl="6" w:tentative="1">
+      <w:start w:val="1"/>
+      <w:numFmt w:val="decimal"/>
+      <w:lvlText w:val="%7."/>
+      <w:lvlJc w:val="left"/>
+      <w:pPr>
+        <w:tabs>
+          <w:tab w:val="num" w:pos="5040"/>
+        </w:tabs>
+        <w:ind w:left="5040" w:hanging="360"/>
+      </w:pPr>
+    </w:lvl>
+    <w:lvl w:ilvl="7" w:tentative="1">
+      <w:start w:val="1"/>
+      <w:numFmt w:val="decimal"/>
+      <w:lvlText w:val="%8."/>
+      <w:lvlJc w:val="left"/>
+      <w:pPr>
+        <w:tabs>
+          <w:tab w:val="num" w:pos="5760"/>
+        </w:tabs>
+        <w:ind w:left="5760" w:hanging="360"/>
+      </w:pPr>
+    </w:lvl>
+    <w:lvl w:ilvl="8" w:tentative="1">
+      <w:start w:val="1"/>
+      <w:numFmt w:val="decimal"/>
+      <w:lvlText w:val="%9."/>
+      <w:lvlJc w:val="left"/>
+      <w:pPr>
+        <w:tabs>
+          <w:tab w:val="num" w:pos="6480"/>
+        </w:tabs>
+        <w:ind w:left="6480" w:hanging="360"/>
+      </w:pPr>
+    </w:lvl>
+  </w:abstractNum>
+  <w:abstractNum w:abstractNumId="35" w15:restartNumberingAfterBreak="0">
     <w:nsid w:val="76283D34"/>
     <w:multiLevelType w:val="hybridMultilevel"/>
     <w:tmpl w:val="E9D4F4B0"/>
@@ -7877,7 +14077,7 @@
       </w:pPr>
     </w:lvl>
   </w:abstractNum>
-  <w:abstractNum w:abstractNumId="21" w15:restartNumberingAfterBreak="0">
+  <w:abstractNum w:abstractNumId="36" w15:restartNumberingAfterBreak="0">
     <w:nsid w:val="7F094521"/>
     <w:multiLevelType w:val="hybridMultilevel"/>
     <w:tmpl w:val="4260AD08"/>
@@ -7964,70 +14164,115 @@
     </w:lvl>
   </w:abstractNum>
   <w:num w:numId="1" w16cid:durableId="1935506605">
-    <w:abstractNumId w:val="14"/>
+    <w:abstractNumId w:val="26"/>
   </w:num>
   <w:num w:numId="2" w16cid:durableId="1047922181">
-    <w:abstractNumId w:val="5"/>
+    <w:abstractNumId w:val="7"/>
   </w:num>
   <w:num w:numId="3" w16cid:durableId="712340726">
-    <w:abstractNumId w:val="19"/>
+    <w:abstractNumId w:val="33"/>
   </w:num>
   <w:num w:numId="4" w16cid:durableId="1114667151">
-    <w:abstractNumId w:val="15"/>
+    <w:abstractNumId w:val="27"/>
   </w:num>
   <w:num w:numId="5" w16cid:durableId="1092896170">
-    <w:abstractNumId w:val="18"/>
+    <w:abstractNumId w:val="32"/>
   </w:num>
   <w:num w:numId="6" w16cid:durableId="1330984399">
-    <w:abstractNumId w:val="20"/>
+    <w:abstractNumId w:val="35"/>
   </w:num>
   <w:num w:numId="7" w16cid:durableId="343479955">
-    <w:abstractNumId w:val="4"/>
+    <w:abstractNumId w:val="5"/>
   </w:num>
   <w:num w:numId="8" w16cid:durableId="87850670">
     <w:abstractNumId w:val="0"/>
   </w:num>
   <w:num w:numId="9" w16cid:durableId="1371027620">
-    <w:abstractNumId w:val="10"/>
+    <w:abstractNumId w:val="18"/>
   </w:num>
   <w:num w:numId="10" w16cid:durableId="1656685415">
-    <w:abstractNumId w:val="3"/>
+    <w:abstractNumId w:val="4"/>
   </w:num>
   <w:num w:numId="11" w16cid:durableId="129522606">
-    <w:abstractNumId w:val="8"/>
+    <w:abstractNumId w:val="12"/>
   </w:num>
   <w:num w:numId="12" w16cid:durableId="784890758">
     <w:abstractNumId w:val="2"/>
   </w:num>
   <w:num w:numId="13" w16cid:durableId="1166163415">
-    <w:abstractNumId w:val="16"/>
+    <w:abstractNumId w:val="29"/>
   </w:num>
   <w:num w:numId="14" w16cid:durableId="630205572">
-    <w:abstractNumId w:val="12"/>
+    <w:abstractNumId w:val="23"/>
   </w:num>
   <w:num w:numId="15" w16cid:durableId="1256399374">
-    <w:abstractNumId w:val="21"/>
+    <w:abstractNumId w:val="36"/>
   </w:num>
   <w:num w:numId="16" w16cid:durableId="1895192999">
-    <w:abstractNumId w:val="11"/>
+    <w:abstractNumId w:val="22"/>
   </w:num>
   <w:num w:numId="17" w16cid:durableId="230391109">
-    <w:abstractNumId w:val="7"/>
+    <w:abstractNumId w:val="11"/>
   </w:num>
   <w:num w:numId="18" w16cid:durableId="1444305751">
     <w:abstractNumId w:val="1"/>
   </w:num>
   <w:num w:numId="19" w16cid:durableId="1879313334">
+    <w:abstractNumId w:val="30"/>
+  </w:num>
+  <w:num w:numId="20" w16cid:durableId="1421607701">
+    <w:abstractNumId w:val="25"/>
+  </w:num>
+  <w:num w:numId="21" w16cid:durableId="1113942147">
+    <w:abstractNumId w:val="13"/>
+  </w:num>
+  <w:num w:numId="22" w16cid:durableId="2047830066">
+    <w:abstractNumId w:val="8"/>
+  </w:num>
+  <w:num w:numId="23" w16cid:durableId="1892299495">
+    <w:abstractNumId w:val="20"/>
+  </w:num>
+  <w:num w:numId="24" w16cid:durableId="1743672667">
+    <w:abstractNumId w:val="14"/>
+  </w:num>
+  <w:num w:numId="25" w16cid:durableId="1339577514">
+    <w:abstractNumId w:val="34"/>
+  </w:num>
+  <w:num w:numId="26" w16cid:durableId="579481331">
+    <w:abstractNumId w:val="15"/>
+  </w:num>
+  <w:num w:numId="27" w16cid:durableId="475220673">
+    <w:abstractNumId w:val="31"/>
+  </w:num>
+  <w:num w:numId="28" w16cid:durableId="27876301">
+    <w:abstractNumId w:val="6"/>
+  </w:num>
+  <w:num w:numId="29" w16cid:durableId="1125737120">
+    <w:abstractNumId w:val="24"/>
+  </w:num>
+  <w:num w:numId="30" w16cid:durableId="149710427">
+    <w:abstractNumId w:val="16"/>
+  </w:num>
+  <w:num w:numId="31" w16cid:durableId="466168844">
+    <w:abstractNumId w:val="3"/>
+  </w:num>
+  <w:num w:numId="32" w16cid:durableId="1954246701">
     <w:abstractNumId w:val="17"/>
   </w:num>
-  <w:num w:numId="20" w16cid:durableId="1421607701">
-    <w:abstractNumId w:val="13"/>
+  <w:num w:numId="33" w16cid:durableId="1750730604">
+    <w:abstractNumId w:val="28"/>
   </w:num>
-  <w:num w:numId="21" w16cid:durableId="1113942147">
+  <w:num w:numId="34" w16cid:durableId="862088550">
+    <w:abstractNumId w:val="10"/>
+  </w:num>
+  <w:num w:numId="35" w16cid:durableId="1410419575">
+    <w:abstractNumId w:val="21"/>
+  </w:num>
+  <w:num w:numId="36" w16cid:durableId="968127343">
+    <w:abstractNumId w:val="19"/>
+  </w:num>
+  <w:num w:numId="37" w16cid:durableId="1500927652">
     <w:abstractNumId w:val="9"/>
-  </w:num>
-  <w:num w:numId="22" w16cid:durableId="2047830066">
-    <w:abstractNumId w:val="6"/>
   </w:num>
   <w:numIdMacAtCleanup w:val="20"/>
 </w:numbering>
@@ -8483,7 +14728,6 @@
     <w:next w:val="Normal"/>
     <w:link w:val="Heading3Char"/>
     <w:uiPriority w:val="9"/>
-    <w:semiHidden/>
     <w:unhideWhenUsed/>
     <w:qFormat/>
     <w:rsid w:val="00F11E51"/>
@@ -8690,7 +14934,6 @@
     <w:basedOn w:val="DefaultParagraphFont"/>
     <w:link w:val="Heading3"/>
     <w:uiPriority w:val="9"/>
-    <w:semiHidden/>
     <w:rsid w:val="00F11E51"/>
     <w:rPr>
       <w:rFonts w:eastAsiaTheme="majorEastAsia" w:cstheme="majorBidi"/>
@@ -8952,7 +15195,6 @@
     <w:name w:val="Normal (Web)"/>
     <w:basedOn w:val="Normal"/>
     <w:uiPriority w:val="99"/>
-    <w:semiHidden/>
     <w:unhideWhenUsed/>
     <w:rsid w:val="00F11E51"/>
     <w:pPr>
@@ -9010,7 +15252,6 @@
     <w:name w:val="Hyperlink"/>
     <w:basedOn w:val="DefaultParagraphFont"/>
     <w:uiPriority w:val="99"/>
-    <w:semiHidden/>
     <w:unhideWhenUsed/>
     <w:rsid w:val="00857423"/>
     <w:rPr>
@@ -9085,6 +15326,30 @@
     <w:name w:val="checkpoint-dot-separator"/>
     <w:basedOn w:val="DefaultParagraphFont"/>
     <w:rsid w:val="00534B54"/>
+  </w:style>
+  <w:style w:type="character" w:styleId="FollowedHyperlink">
+    <w:name w:val="FollowedHyperlink"/>
+    <w:basedOn w:val="DefaultParagraphFont"/>
+    <w:uiPriority w:val="99"/>
+    <w:semiHidden/>
+    <w:unhideWhenUsed/>
+    <w:rsid w:val="004546C7"/>
+    <w:rPr>
+      <w:color w:val="96607D" w:themeColor="followedHyperlink"/>
+      <w:u w:val="single"/>
+    </w:rPr>
+  </w:style>
+  <w:style w:type="character" w:styleId="UnresolvedMention">
+    <w:name w:val="Unresolved Mention"/>
+    <w:basedOn w:val="DefaultParagraphFont"/>
+    <w:uiPriority w:val="99"/>
+    <w:semiHidden/>
+    <w:unhideWhenUsed/>
+    <w:rsid w:val="00713EF6"/>
+    <w:rPr>
+      <w:color w:val="605E5C"/>
+      <w:shd w:val="clear" w:color="auto" w:fill="E1DFDD"/>
+    </w:rPr>
   </w:style>
 </w:styles>
 </file>
